--- a/manuscript/supplementary.docx
+++ b/manuscript/supplementary.docx
@@ -168,7 +168,7 @@
               <w:pStyle w:val="Compact"/>
             </w:pPr>
             <w:r>
-              <w:t xml:space="preserve">Gao 2022</w:t>
+              <w:t xml:space="preserve">Zhu 2022</w:t>
             </w:r>
           </w:p>
         </w:tc>
@@ -414,7 +414,7 @@
               <w:pStyle w:val="Compact"/>
             </w:pPr>
             <w:r>
-              <w:t xml:space="preserve">Gao 2022</w:t>
+              <w:t xml:space="preserve">Zhu 2022</w:t>
             </w:r>
           </w:p>
         </w:tc>
@@ -708,7 +708,7 @@
               <w:pStyle w:val="Compact"/>
             </w:pPr>
             <w:r>
-              <w:t xml:space="preserve">Gao 2022</w:t>
+              <w:t xml:space="preserve">Zhu 2022</w:t>
             </w:r>
           </w:p>
         </w:tc>
@@ -954,7 +954,7 @@
               <w:pStyle w:val="Compact"/>
             </w:pPr>
             <w:r>
-              <w:t xml:space="preserve">Gao 2022</w:t>
+              <w:t xml:space="preserve">Zhu 2022</w:t>
             </w:r>
           </w:p>
         </w:tc>
@@ -1147,7 +1147,7 @@
         <w:pStyle w:val="BodyText"/>
       </w:pPr>
       <w:r>
-        <w:t xml:space="preserve">Notable observations: The highest pairwise logistic regression AUC is Ling 2020 → Gao 2022 (AUC=0.88), reflecting transfer between two large Chinese fecal cohorts. Kazakhstan → Ling 2020 also transfers reasonably (logistic regression AUC=0.74). Most pairwise AUCs cluster between 0.54 and 0.70, consistent with the overall pattern of limited cross-cohort transferability documented in Section 3.3.</w:t>
+        <w:t xml:space="preserve">Notable observations: The highest pairwise logistic regression AUC is Ling 2020 → Zhu 2022 (AUC=0.88), reflecting transfer between two large Chinese fecal cohorts. Kazakhstan → Ling 2020 also transfers reasonably (logistic regression AUC=0.74). Most pairwise AUCs cluster between 0.54 and 0.70, consistent with the overall pattern of limited cross-cohort transferability documented in Section 3.3.</w:t>
       </w:r>
     </w:p>
     <w:p>
@@ -1759,7 +1759,7 @@
               <w:pStyle w:val="Compact"/>
             </w:pPr>
             <w:r>
-              <w:t xml:space="preserve">Gao 2022</w:t>
+              <w:t xml:space="preserve">Zhu 2022</w:t>
             </w:r>
           </w:p>
         </w:tc>
@@ -2484,7 +2484,7 @@
         <w:pStyle w:val="BodyText"/>
       </w:pPr>
       <w:r>
-        <w:t xml:space="preserve">Notes: (1) Reads input = reads passing initial quality cutoff prior to DADA2 filtering. (2) Retention rates for Ling 2020 (47.9%) and Kim 2022 (45.3%) are lower than typical for MiSeq 2×300 V3–V4 data; inspection of quality profiles showed elevated error rates in these cohorts’ reverse reads at positions &gt;150–180 bp, which may reflect sequencing run-specific quality variation. (3) Kazakhstan single-end processing used truncLen=250 after quality profile inspection; see Supplementary Note S2. (4) ASV count per cohort and per-sample read depth statistics not shown here; final post-harmonization genus matrix contains 396 genera across 509 fecal samples (90 blood microbiome samples from Gao 2022 excluded prior to analysis).</w:t>
+        <w:t xml:space="preserve">Notes: (1) Reads input = reads passing initial quality cutoff prior to DADA2 filtering. (2) Retention rates for Ling 2020 (47.9%) and Kim 2022 (45.3%) are lower than typical for MiSeq 2×300 V3–V4 data; inspection of quality profiles showed elevated error rates in these cohorts’ reverse reads at positions &gt;150–180 bp, which may reflect sequencing run-specific quality variation. (3) Kazakhstan single-end processing used truncLen=250 after quality profile inspection; see Supplementary Note S2. (4) ASV count per cohort and per-sample read depth statistics not shown here; final post-harmonization genus matrix contains 396 genera across 509 fecal samples (90 blood microbiome samples from Zhu 2022 excluded prior to analysis).</w:t>
       </w:r>
     </w:p>
     <w:p>
@@ -4132,7 +4132,7 @@
               <w:pStyle w:val="Compact"/>
             </w:pPr>
             <w:r>
-              <w:t xml:space="preserve">Gao 2022</w:t>
+              <w:t xml:space="preserve">Zhu 2022</w:t>
             </w:r>
           </w:p>
         </w:tc>
@@ -4365,7 +4365,7 @@
         <w:pStyle w:val="BodyText"/>
       </w:pPr>
       <w:r>
-        <w:t xml:space="preserve">Gao 2022 analysis restricted to fecal samples only (n=60 binary: 30 AD + 30 CN). Blood microbiome samples excluded prior to all analyses. Zhuang 2018 (p=0.066) and Kazakhstan (p=0.069) did not reach α=0.05 significance for within-cohort diagnosis effect.</w:t>
+        <w:t xml:space="preserve">Zhu 2022 analysis restricted to fecal samples only (n=60 binary: 30 AD + 30 CN). Blood microbiome samples excluded prior to all analyses. Zhuang 2018 (p=0.066) and Kazakhstan (p=0.069) did not reach α=0.05 significance for within-cohort diagnosis effect.</w:t>
       </w:r>
     </w:p>
     <w:p>
@@ -4665,13 +4665,13 @@
         <w:t xml:space="preserve">Supplementary Figures</w:t>
       </w:r>
     </w:p>
-    <w:bookmarkStart w:id="13" w:name="Xa61df768ff9e69392b59ad7fd261c7690ad0a3a"/>
+    <w:bookmarkStart w:id="13" w:name="Xa8f402e2b6d4b37ecfbe0e3fe1af4eed207c1c5"/>
     <w:p>
       <w:pPr>
         <w:pStyle w:val="Heading3"/>
       </w:pPr>
       <w:r>
-        <w:t xml:space="preserve">Figure S1. Gao 2022: Fecal-Only Within-Cohort AUC</w:t>
+        <w:t xml:space="preserve">Figure S1. Zhu 2022: Fecal-Only Within-Cohort AUC</w:t>
       </w:r>
     </w:p>
     <w:p>
@@ -4689,7 +4689,7 @@
         <w:t xml:space="preserve"> </w:t>
       </w:r>
       <w:r>
-        <w:t xml:space="preserve">Within-cohort AUC-ROC for Gao 2022 fecal samples only (n=60 binary: 30 AD + 30 CN), estimated using standard StratifiedKFold 10-fold nested cross-validation. Blood microbiome (B_*) samples were excluded from all analyses; each participant appears exactly once in the fecal-only dataset, making standard StratifiedKFold appropriate. Logistic regression achieves AUC=0.998 [0.99–1.00] and LightGBM achieves AUC=0.979 [0.95–1.00]. The near-perfect within-cohort AUC should be interpreted cautiously given the small sample size (30 per class); see Section 3.2 and Section 4.3 for discussion. Error bars = 95% bootstrap CI (1,000 resamples).</w:t>
+        <w:t xml:space="preserve">Within-cohort AUC-ROC for Zhu 2022 fecal samples only (n=60 binary: 30 AD + 30 CN), estimated using standard StratifiedKFold 10-fold nested cross-validation. Blood microbiome (B_*) samples were excluded from all analyses; each participant appears exactly once in the fecal-only dataset, making standard StratifiedKFold appropriate. Logistic regression achieves AUC=0.998 [0.99–1.00] and LightGBM achieves AUC=0.979 [0.95–1.00]. The near-perfect within-cohort AUC should be interpreted cautiously given the small sample size (30 per class); see Section 3.2 and Section 4.3 for discussion. Error bars = 95% bootstrap CI (1,000 resamples).</w:t>
       </w:r>
     </w:p>
     <w:p>
@@ -4742,7 +4742,7 @@
         <w:t xml:space="preserve"> </w:t>
       </w:r>
       <w:r>
-        <w:t xml:space="preserve">SHAP feature importance dot plot for LightGBM classifiers, parallel to Figure 6A (logistic regression). Dot size proportional to mean |SHAP| value (feature importance); red = AD-associated (higher mean SHAP in AD samples); blue = CN-associated. Yellow background marks directional flip taxa appearing in top-20 of ≥2 cohorts with opposite sign (★ prefix). Top taxon per cohort: Oscillibacter (Zhuang 2018, CN-associated, |SHAP|=1.025), Akkermansia (Ling 2020, AD-associated, |SHAP|=0.828), Streptococcus (Gao 2022, AD-associated, |SHAP|=1.287), Castellaniella (Kazakhstan, CN-associated, |SHAP|=0.830). Mean pairwise Jaccard similarity at top-20: 0.026 — lower than logistic regression (0.101), consistent with tree models finding more cohort-specific features. LightGBM directional flips (top-20): Incertae Sedis, Lactobacillus, Oscillibacter.</w:t>
+        <w:t xml:space="preserve">SHAP feature importance dot plot for LightGBM classifiers, parallel to Figure 6A (logistic regression). Dot size proportional to mean |SHAP| value (feature importance); red = AD-associated (higher mean SHAP in AD samples); blue = CN-associated. Yellow background marks directional flip taxa appearing in top-20 of ≥2 cohorts with opposite sign (★ prefix). Top taxon per cohort: Oscillibacter (Zhuang 2018, CN-associated, |SHAP|=1.025), Akkermansia (Ling 2020, AD-associated, |SHAP|=0.828), Streptococcus (Zhu 2022, AD-associated, |SHAP|=1.287), Castellaniella (Kazakhstan, CN-associated, |SHAP|=0.830). Mean pairwise Jaccard similarity at top-20: 0.026 — lower than logistic regression (0.101), consistent with tree models finding more cohort-specific features. LightGBM directional flips (top-20): Incertae Sedis, Lactobacillus, Oscillibacter.</w:t>
       </w:r>
     </w:p>
     <w:p>
@@ -4824,7 +4824,7 @@
         <w:t xml:space="preserve"> </w:t>
       </w:r>
       <w:r>
-        <w:t xml:space="preserve">- Held-out Gao 2022: Faecalibacterium (LogReg), Akkermansia (LGBM)</w:t>
+        <w:t xml:space="preserve">- Held-out Zhu 2022: Faecalibacterium (LogReg), Akkermansia (LGBM)</w:t>
       </w:r>
       <w:r>
         <w:t xml:space="preserve"> </w:t>
@@ -5249,7 +5249,7 @@
         <w:t xml:space="preserve"> </w:t>
       </w:r>
       <w:r>
-        <w:t xml:space="preserve">kbase2022 was included only in PERMANOVA variance decomposition (Phase 4), where cohort identity — not per-sample diagnosis — is the grouping variable of interest. All supervised classifier training, evaluation, batch correction, and SHAP analyses were restricted to the four labeled cohorts (Zhuang 2018, Ling 2020, Gao 2022, Kazakhstan).</w:t>
+        <w:t xml:space="preserve">kbase2022 was included only in PERMANOVA variance decomposition (Phase 4), where cohort identity — not per-sample diagnosis — is the grouping variable of interest. All supervised classifier training, evaluation, batch correction, and SHAP analyses were restricted to the four labeled cohorts (Zhuang 2018, Ling 2020, Zhu 2022, Kazakhstan).</w:t>
       </w:r>
     </w:p>
     <w:p>

--- a/manuscript/supplementary.docx
+++ b/manuscript/supplementary.docx
@@ -93,16 +93,7 @@
           <w:tblHeader w:val="on"/>
         </w:trPr>
         <w:tc>
-          <w:tcPr>
-            <w:tcBorders>
-              <w:top w:val="single" w:sz="4" w:space="0" w:color="000000"/>
-              <w:left w:val="single" w:sz="4" w:space="0" w:color="000000"/>
-              <w:bottom w:val="single" w:sz="4" w:space="0" w:color="000000"/>
-              <w:right w:val="single" w:sz="4" w:space="0" w:color="000000"/>
-              <w:insideH w:val="single" w:sz="4" w:space="0" w:color="000000"/>
-              <w:insideV w:val="single" w:sz="4" w:space="0" w:color="000000"/>
-            </w:tcBorders>
-          </w:tcPr>
+          <w:tcPr/>
           <w:p>
             <w:pPr>
               <w:pStyle w:val="Compact"/>
@@ -113,16 +104,7 @@
           </w:p>
         </w:tc>
         <w:tc>
-          <w:tcPr>
-            <w:tcBorders>
-              <w:top w:val="single" w:sz="4" w:space="0" w:color="000000"/>
-              <w:left w:val="single" w:sz="4" w:space="0" w:color="000000"/>
-              <w:bottom w:val="single" w:sz="4" w:space="0" w:color="000000"/>
-              <w:right w:val="single" w:sz="4" w:space="0" w:color="000000"/>
-              <w:insideH w:val="single" w:sz="4" w:space="0" w:color="000000"/>
-              <w:insideV w:val="single" w:sz="4" w:space="0" w:color="000000"/>
-            </w:tcBorders>
-          </w:tcPr>
+          <w:tcPr/>
           <w:p>
             <w:pPr>
               <w:pStyle w:val="Compact"/>
@@ -133,16 +115,7 @@
           </w:p>
         </w:tc>
         <w:tc>
-          <w:tcPr>
-            <w:tcBorders>
-              <w:top w:val="single" w:sz="4" w:space="0" w:color="000000"/>
-              <w:left w:val="single" w:sz="4" w:space="0" w:color="000000"/>
-              <w:bottom w:val="single" w:sz="4" w:space="0" w:color="000000"/>
-              <w:right w:val="single" w:sz="4" w:space="0" w:color="000000"/>
-              <w:insideH w:val="single" w:sz="4" w:space="0" w:color="000000"/>
-              <w:insideV w:val="single" w:sz="4" w:space="0" w:color="000000"/>
-            </w:tcBorders>
-          </w:tcPr>
+          <w:tcPr/>
           <w:p>
             <w:pPr>
               <w:pStyle w:val="Compact"/>
@@ -153,16 +126,7 @@
           </w:p>
         </w:tc>
         <w:tc>
-          <w:tcPr>
-            <w:tcBorders>
-              <w:top w:val="single" w:sz="4" w:space="0" w:color="000000"/>
-              <w:left w:val="single" w:sz="4" w:space="0" w:color="000000"/>
-              <w:bottom w:val="single" w:sz="4" w:space="0" w:color="000000"/>
-              <w:right w:val="single" w:sz="4" w:space="0" w:color="000000"/>
-              <w:insideH w:val="single" w:sz="4" w:space="0" w:color="000000"/>
-              <w:insideV w:val="single" w:sz="4" w:space="0" w:color="000000"/>
-            </w:tcBorders>
-          </w:tcPr>
+          <w:tcPr/>
           <w:p>
             <w:pPr>
               <w:pStyle w:val="Compact"/>
@@ -173,16 +137,7 @@
           </w:p>
         </w:tc>
         <w:tc>
-          <w:tcPr>
-            <w:tcBorders>
-              <w:top w:val="single" w:sz="4" w:space="0" w:color="000000"/>
-              <w:left w:val="single" w:sz="4" w:space="0" w:color="000000"/>
-              <w:bottom w:val="single" w:sz="4" w:space="0" w:color="000000"/>
-              <w:right w:val="single" w:sz="4" w:space="0" w:color="000000"/>
-              <w:insideH w:val="single" w:sz="4" w:space="0" w:color="000000"/>
-              <w:insideV w:val="single" w:sz="4" w:space="0" w:color="000000"/>
-            </w:tcBorders>
-          </w:tcPr>
+          <w:tcPr/>
           <w:p>
             <w:pPr>
               <w:pStyle w:val="Compact"/>
@@ -195,16 +150,7 @@
       </w:tr>
       <w:tr>
         <w:tc>
-          <w:tcPr>
-            <w:tcBorders>
-              <w:top w:val="single" w:sz="4" w:space="0" w:color="000000"/>
-              <w:left w:val="single" w:sz="4" w:space="0" w:color="000000"/>
-              <w:bottom w:val="single" w:sz="4" w:space="0" w:color="000000"/>
-              <w:right w:val="single" w:sz="4" w:space="0" w:color="000000"/>
-              <w:insideH w:val="single" w:sz="4" w:space="0" w:color="000000"/>
-              <w:insideV w:val="single" w:sz="4" w:space="0" w:color="000000"/>
-            </w:tcBorders>
-          </w:tcPr>
+          <w:tcPr/>
           <w:p>
             <w:pPr>
               <w:pStyle w:val="Compact"/>
@@ -215,16 +161,7 @@
           </w:p>
         </w:tc>
         <w:tc>
-          <w:tcPr>
-            <w:tcBorders>
-              <w:top w:val="single" w:sz="4" w:space="0" w:color="000000"/>
-              <w:left w:val="single" w:sz="4" w:space="0" w:color="000000"/>
-              <w:bottom w:val="single" w:sz="4" w:space="0" w:color="000000"/>
-              <w:right w:val="single" w:sz="4" w:space="0" w:color="000000"/>
-              <w:insideH w:val="single" w:sz="4" w:space="0" w:color="000000"/>
-              <w:insideV w:val="single" w:sz="4" w:space="0" w:color="000000"/>
-            </w:tcBorders>
-          </w:tcPr>
+          <w:tcPr/>
           <w:p>
             <w:pPr>
               <w:pStyle w:val="Compact"/>
@@ -235,16 +172,7 @@
           </w:p>
         </w:tc>
         <w:tc>
-          <w:tcPr>
-            <w:tcBorders>
-              <w:top w:val="single" w:sz="4" w:space="0" w:color="000000"/>
-              <w:left w:val="single" w:sz="4" w:space="0" w:color="000000"/>
-              <w:bottom w:val="single" w:sz="4" w:space="0" w:color="000000"/>
-              <w:right w:val="single" w:sz="4" w:space="0" w:color="000000"/>
-              <w:insideH w:val="single" w:sz="4" w:space="0" w:color="000000"/>
-              <w:insideV w:val="single" w:sz="4" w:space="0" w:color="000000"/>
-            </w:tcBorders>
-          </w:tcPr>
+          <w:tcPr/>
           <w:p>
             <w:pPr>
               <w:pStyle w:val="Compact"/>
@@ -255,16 +183,7 @@
           </w:p>
         </w:tc>
         <w:tc>
-          <w:tcPr>
-            <w:tcBorders>
-              <w:top w:val="single" w:sz="4" w:space="0" w:color="000000"/>
-              <w:left w:val="single" w:sz="4" w:space="0" w:color="000000"/>
-              <w:bottom w:val="single" w:sz="4" w:space="0" w:color="000000"/>
-              <w:right w:val="single" w:sz="4" w:space="0" w:color="000000"/>
-              <w:insideH w:val="single" w:sz="4" w:space="0" w:color="000000"/>
-              <w:insideV w:val="single" w:sz="4" w:space="0" w:color="000000"/>
-            </w:tcBorders>
-          </w:tcPr>
+          <w:tcPr/>
           <w:p>
             <w:pPr>
               <w:pStyle w:val="Compact"/>
@@ -275,16 +194,7 @@
           </w:p>
         </w:tc>
         <w:tc>
-          <w:tcPr>
-            <w:tcBorders>
-              <w:top w:val="single" w:sz="4" w:space="0" w:color="000000"/>
-              <w:left w:val="single" w:sz="4" w:space="0" w:color="000000"/>
-              <w:bottom w:val="single" w:sz="4" w:space="0" w:color="000000"/>
-              <w:right w:val="single" w:sz="4" w:space="0" w:color="000000"/>
-              <w:insideH w:val="single" w:sz="4" w:space="0" w:color="000000"/>
-              <w:insideV w:val="single" w:sz="4" w:space="0" w:color="000000"/>
-            </w:tcBorders>
-          </w:tcPr>
+          <w:tcPr/>
           <w:p>
             <w:pPr>
               <w:pStyle w:val="Compact"/>
@@ -297,16 +207,7 @@
       </w:tr>
       <w:tr>
         <w:tc>
-          <w:tcPr>
-            <w:tcBorders>
-              <w:top w:val="single" w:sz="4" w:space="0" w:color="000000"/>
-              <w:left w:val="single" w:sz="4" w:space="0" w:color="000000"/>
-              <w:bottom w:val="single" w:sz="4" w:space="0" w:color="000000"/>
-              <w:right w:val="single" w:sz="4" w:space="0" w:color="000000"/>
-              <w:insideH w:val="single" w:sz="4" w:space="0" w:color="000000"/>
-              <w:insideV w:val="single" w:sz="4" w:space="0" w:color="000000"/>
-            </w:tcBorders>
-          </w:tcPr>
+          <w:tcPr/>
           <w:p>
             <w:pPr>
               <w:pStyle w:val="Compact"/>
@@ -317,16 +218,7 @@
           </w:p>
         </w:tc>
         <w:tc>
-          <w:tcPr>
-            <w:tcBorders>
-              <w:top w:val="single" w:sz="4" w:space="0" w:color="000000"/>
-              <w:left w:val="single" w:sz="4" w:space="0" w:color="000000"/>
-              <w:bottom w:val="single" w:sz="4" w:space="0" w:color="000000"/>
-              <w:right w:val="single" w:sz="4" w:space="0" w:color="000000"/>
-              <w:insideH w:val="single" w:sz="4" w:space="0" w:color="000000"/>
-              <w:insideV w:val="single" w:sz="4" w:space="0" w:color="000000"/>
-            </w:tcBorders>
-          </w:tcPr>
+          <w:tcPr/>
           <w:p>
             <w:pPr>
               <w:pStyle w:val="Compact"/>
@@ -337,16 +229,7 @@
           </w:p>
         </w:tc>
         <w:tc>
-          <w:tcPr>
-            <w:tcBorders>
-              <w:top w:val="single" w:sz="4" w:space="0" w:color="000000"/>
-              <w:left w:val="single" w:sz="4" w:space="0" w:color="000000"/>
-              <w:bottom w:val="single" w:sz="4" w:space="0" w:color="000000"/>
-              <w:right w:val="single" w:sz="4" w:space="0" w:color="000000"/>
-              <w:insideH w:val="single" w:sz="4" w:space="0" w:color="000000"/>
-              <w:insideV w:val="single" w:sz="4" w:space="0" w:color="000000"/>
-            </w:tcBorders>
-          </w:tcPr>
+          <w:tcPr/>
           <w:p>
             <w:pPr>
               <w:pStyle w:val="Compact"/>
@@ -357,16 +240,7 @@
           </w:p>
         </w:tc>
         <w:tc>
-          <w:tcPr>
-            <w:tcBorders>
-              <w:top w:val="single" w:sz="4" w:space="0" w:color="000000"/>
-              <w:left w:val="single" w:sz="4" w:space="0" w:color="000000"/>
-              <w:bottom w:val="single" w:sz="4" w:space="0" w:color="000000"/>
-              <w:right w:val="single" w:sz="4" w:space="0" w:color="000000"/>
-              <w:insideH w:val="single" w:sz="4" w:space="0" w:color="000000"/>
-              <w:insideV w:val="single" w:sz="4" w:space="0" w:color="000000"/>
-            </w:tcBorders>
-          </w:tcPr>
+          <w:tcPr/>
           <w:p>
             <w:pPr>
               <w:pStyle w:val="Compact"/>
@@ -377,16 +251,7 @@
           </w:p>
         </w:tc>
         <w:tc>
-          <w:tcPr>
-            <w:tcBorders>
-              <w:top w:val="single" w:sz="4" w:space="0" w:color="000000"/>
-              <w:left w:val="single" w:sz="4" w:space="0" w:color="000000"/>
-              <w:bottom w:val="single" w:sz="4" w:space="0" w:color="000000"/>
-              <w:right w:val="single" w:sz="4" w:space="0" w:color="000000"/>
-              <w:insideH w:val="single" w:sz="4" w:space="0" w:color="000000"/>
-              <w:insideV w:val="single" w:sz="4" w:space="0" w:color="000000"/>
-            </w:tcBorders>
-          </w:tcPr>
+          <w:tcPr/>
           <w:p>
             <w:pPr>
               <w:pStyle w:val="Compact"/>
@@ -399,16 +264,7 @@
       </w:tr>
       <w:tr>
         <w:tc>
-          <w:tcPr>
-            <w:tcBorders>
-              <w:top w:val="single" w:sz="4" w:space="0" w:color="000000"/>
-              <w:left w:val="single" w:sz="4" w:space="0" w:color="000000"/>
-              <w:bottom w:val="single" w:sz="4" w:space="0" w:color="000000"/>
-              <w:right w:val="single" w:sz="4" w:space="0" w:color="000000"/>
-              <w:insideH w:val="single" w:sz="4" w:space="0" w:color="000000"/>
-              <w:insideV w:val="single" w:sz="4" w:space="0" w:color="000000"/>
-            </w:tcBorders>
-          </w:tcPr>
+          <w:tcPr/>
           <w:p>
             <w:pPr>
               <w:pStyle w:val="Compact"/>
@@ -419,16 +275,7 @@
           </w:p>
         </w:tc>
         <w:tc>
-          <w:tcPr>
-            <w:tcBorders>
-              <w:top w:val="single" w:sz="4" w:space="0" w:color="000000"/>
-              <w:left w:val="single" w:sz="4" w:space="0" w:color="000000"/>
-              <w:bottom w:val="single" w:sz="4" w:space="0" w:color="000000"/>
-              <w:right w:val="single" w:sz="4" w:space="0" w:color="000000"/>
-              <w:insideH w:val="single" w:sz="4" w:space="0" w:color="000000"/>
-              <w:insideV w:val="single" w:sz="4" w:space="0" w:color="000000"/>
-            </w:tcBorders>
-          </w:tcPr>
+          <w:tcPr/>
           <w:p>
             <w:pPr>
               <w:pStyle w:val="Compact"/>
@@ -439,16 +286,7 @@
           </w:p>
         </w:tc>
         <w:tc>
-          <w:tcPr>
-            <w:tcBorders>
-              <w:top w:val="single" w:sz="4" w:space="0" w:color="000000"/>
-              <w:left w:val="single" w:sz="4" w:space="0" w:color="000000"/>
-              <w:bottom w:val="single" w:sz="4" w:space="0" w:color="000000"/>
-              <w:right w:val="single" w:sz="4" w:space="0" w:color="000000"/>
-              <w:insideH w:val="single" w:sz="4" w:space="0" w:color="000000"/>
-              <w:insideV w:val="single" w:sz="4" w:space="0" w:color="000000"/>
-            </w:tcBorders>
-          </w:tcPr>
+          <w:tcPr/>
           <w:p>
             <w:pPr>
               <w:pStyle w:val="Compact"/>
@@ -459,16 +297,7 @@
           </w:p>
         </w:tc>
         <w:tc>
-          <w:tcPr>
-            <w:tcBorders>
-              <w:top w:val="single" w:sz="4" w:space="0" w:color="000000"/>
-              <w:left w:val="single" w:sz="4" w:space="0" w:color="000000"/>
-              <w:bottom w:val="single" w:sz="4" w:space="0" w:color="000000"/>
-              <w:right w:val="single" w:sz="4" w:space="0" w:color="000000"/>
-              <w:insideH w:val="single" w:sz="4" w:space="0" w:color="000000"/>
-              <w:insideV w:val="single" w:sz="4" w:space="0" w:color="000000"/>
-            </w:tcBorders>
-          </w:tcPr>
+          <w:tcPr/>
           <w:p>
             <w:pPr>
               <w:pStyle w:val="Compact"/>
@@ -479,16 +308,7 @@
           </w:p>
         </w:tc>
         <w:tc>
-          <w:tcPr>
-            <w:tcBorders>
-              <w:top w:val="single" w:sz="4" w:space="0" w:color="000000"/>
-              <w:left w:val="single" w:sz="4" w:space="0" w:color="000000"/>
-              <w:bottom w:val="single" w:sz="4" w:space="0" w:color="000000"/>
-              <w:right w:val="single" w:sz="4" w:space="0" w:color="000000"/>
-              <w:insideH w:val="single" w:sz="4" w:space="0" w:color="000000"/>
-              <w:insideV w:val="single" w:sz="4" w:space="0" w:color="000000"/>
-            </w:tcBorders>
-          </w:tcPr>
+          <w:tcPr/>
           <w:p>
             <w:pPr>
               <w:pStyle w:val="Compact"/>
@@ -501,16 +321,7 @@
       </w:tr>
       <w:tr>
         <w:tc>
-          <w:tcPr>
-            <w:tcBorders>
-              <w:top w:val="single" w:sz="4" w:space="0" w:color="000000"/>
-              <w:left w:val="single" w:sz="4" w:space="0" w:color="000000"/>
-              <w:bottom w:val="single" w:sz="4" w:space="0" w:color="000000"/>
-              <w:right w:val="single" w:sz="4" w:space="0" w:color="000000"/>
-              <w:insideH w:val="single" w:sz="4" w:space="0" w:color="000000"/>
-              <w:insideV w:val="single" w:sz="4" w:space="0" w:color="000000"/>
-            </w:tcBorders>
-          </w:tcPr>
+          <w:tcPr/>
           <w:p>
             <w:pPr>
               <w:pStyle w:val="Compact"/>
@@ -521,16 +332,7 @@
           </w:p>
         </w:tc>
         <w:tc>
-          <w:tcPr>
-            <w:tcBorders>
-              <w:top w:val="single" w:sz="4" w:space="0" w:color="000000"/>
-              <w:left w:val="single" w:sz="4" w:space="0" w:color="000000"/>
-              <w:bottom w:val="single" w:sz="4" w:space="0" w:color="000000"/>
-              <w:right w:val="single" w:sz="4" w:space="0" w:color="000000"/>
-              <w:insideH w:val="single" w:sz="4" w:space="0" w:color="000000"/>
-              <w:insideV w:val="single" w:sz="4" w:space="0" w:color="000000"/>
-            </w:tcBorders>
-          </w:tcPr>
+          <w:tcPr/>
           <w:p>
             <w:pPr>
               <w:pStyle w:val="Compact"/>
@@ -541,16 +343,7 @@
           </w:p>
         </w:tc>
         <w:tc>
-          <w:tcPr>
-            <w:tcBorders>
-              <w:top w:val="single" w:sz="4" w:space="0" w:color="000000"/>
-              <w:left w:val="single" w:sz="4" w:space="0" w:color="000000"/>
-              <w:bottom w:val="single" w:sz="4" w:space="0" w:color="000000"/>
-              <w:right w:val="single" w:sz="4" w:space="0" w:color="000000"/>
-              <w:insideH w:val="single" w:sz="4" w:space="0" w:color="000000"/>
-              <w:insideV w:val="single" w:sz="4" w:space="0" w:color="000000"/>
-            </w:tcBorders>
-          </w:tcPr>
+          <w:tcPr/>
           <w:p>
             <w:pPr>
               <w:pStyle w:val="Compact"/>
@@ -561,16 +354,7 @@
           </w:p>
         </w:tc>
         <w:tc>
-          <w:tcPr>
-            <w:tcBorders>
-              <w:top w:val="single" w:sz="4" w:space="0" w:color="000000"/>
-              <w:left w:val="single" w:sz="4" w:space="0" w:color="000000"/>
-              <w:bottom w:val="single" w:sz="4" w:space="0" w:color="000000"/>
-              <w:right w:val="single" w:sz="4" w:space="0" w:color="000000"/>
-              <w:insideH w:val="single" w:sz="4" w:space="0" w:color="000000"/>
-              <w:insideV w:val="single" w:sz="4" w:space="0" w:color="000000"/>
-            </w:tcBorders>
-          </w:tcPr>
+          <w:tcPr/>
           <w:p>
             <w:pPr>
               <w:pStyle w:val="Compact"/>
@@ -581,16 +365,7 @@
           </w:p>
         </w:tc>
         <w:tc>
-          <w:tcPr>
-            <w:tcBorders>
-              <w:top w:val="single" w:sz="4" w:space="0" w:color="000000"/>
-              <w:left w:val="single" w:sz="4" w:space="0" w:color="000000"/>
-              <w:bottom w:val="single" w:sz="4" w:space="0" w:color="000000"/>
-              <w:right w:val="single" w:sz="4" w:space="0" w:color="000000"/>
-              <w:insideH w:val="single" w:sz="4" w:space="0" w:color="000000"/>
-              <w:insideV w:val="single" w:sz="4" w:space="0" w:color="000000"/>
-            </w:tcBorders>
-          </w:tcPr>
+          <w:tcPr/>
           <w:p>
             <w:pPr>
               <w:pStyle w:val="Compact"/>
@@ -633,16 +408,7 @@
           <w:tblHeader w:val="on"/>
         </w:trPr>
         <w:tc>
-          <w:tcPr>
-            <w:tcBorders>
-              <w:top w:val="single" w:sz="4" w:space="0" w:color="000000"/>
-              <w:left w:val="single" w:sz="4" w:space="0" w:color="000000"/>
-              <w:bottom w:val="single" w:sz="4" w:space="0" w:color="000000"/>
-              <w:right w:val="single" w:sz="4" w:space="0" w:color="000000"/>
-              <w:insideH w:val="single" w:sz="4" w:space="0" w:color="000000"/>
-              <w:insideV w:val="single" w:sz="4" w:space="0" w:color="000000"/>
-            </w:tcBorders>
-          </w:tcPr>
+          <w:tcPr/>
           <w:p>
             <w:pPr>
               <w:pStyle w:val="Compact"/>
@@ -653,16 +419,7 @@
           </w:p>
         </w:tc>
         <w:tc>
-          <w:tcPr>
-            <w:tcBorders>
-              <w:top w:val="single" w:sz="4" w:space="0" w:color="000000"/>
-              <w:left w:val="single" w:sz="4" w:space="0" w:color="000000"/>
-              <w:bottom w:val="single" w:sz="4" w:space="0" w:color="000000"/>
-              <w:right w:val="single" w:sz="4" w:space="0" w:color="000000"/>
-              <w:insideH w:val="single" w:sz="4" w:space="0" w:color="000000"/>
-              <w:insideV w:val="single" w:sz="4" w:space="0" w:color="000000"/>
-            </w:tcBorders>
-          </w:tcPr>
+          <w:tcPr/>
           <w:p>
             <w:pPr>
               <w:pStyle w:val="Compact"/>
@@ -673,16 +430,7 @@
           </w:p>
         </w:tc>
         <w:tc>
-          <w:tcPr>
-            <w:tcBorders>
-              <w:top w:val="single" w:sz="4" w:space="0" w:color="000000"/>
-              <w:left w:val="single" w:sz="4" w:space="0" w:color="000000"/>
-              <w:bottom w:val="single" w:sz="4" w:space="0" w:color="000000"/>
-              <w:right w:val="single" w:sz="4" w:space="0" w:color="000000"/>
-              <w:insideH w:val="single" w:sz="4" w:space="0" w:color="000000"/>
-              <w:insideV w:val="single" w:sz="4" w:space="0" w:color="000000"/>
-            </w:tcBorders>
-          </w:tcPr>
+          <w:tcPr/>
           <w:p>
             <w:pPr>
               <w:pStyle w:val="Compact"/>
@@ -693,16 +441,7 @@
           </w:p>
         </w:tc>
         <w:tc>
-          <w:tcPr>
-            <w:tcBorders>
-              <w:top w:val="single" w:sz="4" w:space="0" w:color="000000"/>
-              <w:left w:val="single" w:sz="4" w:space="0" w:color="000000"/>
-              <w:bottom w:val="single" w:sz="4" w:space="0" w:color="000000"/>
-              <w:right w:val="single" w:sz="4" w:space="0" w:color="000000"/>
-              <w:insideH w:val="single" w:sz="4" w:space="0" w:color="000000"/>
-              <w:insideV w:val="single" w:sz="4" w:space="0" w:color="000000"/>
-            </w:tcBorders>
-          </w:tcPr>
+          <w:tcPr/>
           <w:p>
             <w:pPr>
               <w:pStyle w:val="Compact"/>
@@ -713,16 +452,7 @@
           </w:p>
         </w:tc>
         <w:tc>
-          <w:tcPr>
-            <w:tcBorders>
-              <w:top w:val="single" w:sz="4" w:space="0" w:color="000000"/>
-              <w:left w:val="single" w:sz="4" w:space="0" w:color="000000"/>
-              <w:bottom w:val="single" w:sz="4" w:space="0" w:color="000000"/>
-              <w:right w:val="single" w:sz="4" w:space="0" w:color="000000"/>
-              <w:insideH w:val="single" w:sz="4" w:space="0" w:color="000000"/>
-              <w:insideV w:val="single" w:sz="4" w:space="0" w:color="000000"/>
-            </w:tcBorders>
-          </w:tcPr>
+          <w:tcPr/>
           <w:p>
             <w:pPr>
               <w:pStyle w:val="Compact"/>
@@ -735,16 +465,7 @@
       </w:tr>
       <w:tr>
         <w:tc>
-          <w:tcPr>
-            <w:tcBorders>
-              <w:top w:val="single" w:sz="4" w:space="0" w:color="000000"/>
-              <w:left w:val="single" w:sz="4" w:space="0" w:color="000000"/>
-              <w:bottom w:val="single" w:sz="4" w:space="0" w:color="000000"/>
-              <w:right w:val="single" w:sz="4" w:space="0" w:color="000000"/>
-              <w:insideH w:val="single" w:sz="4" w:space="0" w:color="000000"/>
-              <w:insideV w:val="single" w:sz="4" w:space="0" w:color="000000"/>
-            </w:tcBorders>
-          </w:tcPr>
+          <w:tcPr/>
           <w:p>
             <w:pPr>
               <w:pStyle w:val="Compact"/>
@@ -755,16 +476,7 @@
           </w:p>
         </w:tc>
         <w:tc>
-          <w:tcPr>
-            <w:tcBorders>
-              <w:top w:val="single" w:sz="4" w:space="0" w:color="000000"/>
-              <w:left w:val="single" w:sz="4" w:space="0" w:color="000000"/>
-              <w:bottom w:val="single" w:sz="4" w:space="0" w:color="000000"/>
-              <w:right w:val="single" w:sz="4" w:space="0" w:color="000000"/>
-              <w:insideH w:val="single" w:sz="4" w:space="0" w:color="000000"/>
-              <w:insideV w:val="single" w:sz="4" w:space="0" w:color="000000"/>
-            </w:tcBorders>
-          </w:tcPr>
+          <w:tcPr/>
           <w:p>
             <w:pPr>
               <w:pStyle w:val="Compact"/>
@@ -775,16 +487,7 @@
           </w:p>
         </w:tc>
         <w:tc>
-          <w:tcPr>
-            <w:tcBorders>
-              <w:top w:val="single" w:sz="4" w:space="0" w:color="000000"/>
-              <w:left w:val="single" w:sz="4" w:space="0" w:color="000000"/>
-              <w:bottom w:val="single" w:sz="4" w:space="0" w:color="000000"/>
-              <w:right w:val="single" w:sz="4" w:space="0" w:color="000000"/>
-              <w:insideH w:val="single" w:sz="4" w:space="0" w:color="000000"/>
-              <w:insideV w:val="single" w:sz="4" w:space="0" w:color="000000"/>
-            </w:tcBorders>
-          </w:tcPr>
+          <w:tcPr/>
           <w:p>
             <w:pPr>
               <w:pStyle w:val="Compact"/>
@@ -795,16 +498,7 @@
           </w:p>
         </w:tc>
         <w:tc>
-          <w:tcPr>
-            <w:tcBorders>
-              <w:top w:val="single" w:sz="4" w:space="0" w:color="000000"/>
-              <w:left w:val="single" w:sz="4" w:space="0" w:color="000000"/>
-              <w:bottom w:val="single" w:sz="4" w:space="0" w:color="000000"/>
-              <w:right w:val="single" w:sz="4" w:space="0" w:color="000000"/>
-              <w:insideH w:val="single" w:sz="4" w:space="0" w:color="000000"/>
-              <w:insideV w:val="single" w:sz="4" w:space="0" w:color="000000"/>
-            </w:tcBorders>
-          </w:tcPr>
+          <w:tcPr/>
           <w:p>
             <w:pPr>
               <w:pStyle w:val="Compact"/>
@@ -815,16 +509,7 @@
           </w:p>
         </w:tc>
         <w:tc>
-          <w:tcPr>
-            <w:tcBorders>
-              <w:top w:val="single" w:sz="4" w:space="0" w:color="000000"/>
-              <w:left w:val="single" w:sz="4" w:space="0" w:color="000000"/>
-              <w:bottom w:val="single" w:sz="4" w:space="0" w:color="000000"/>
-              <w:right w:val="single" w:sz="4" w:space="0" w:color="000000"/>
-              <w:insideH w:val="single" w:sz="4" w:space="0" w:color="000000"/>
-              <w:insideV w:val="single" w:sz="4" w:space="0" w:color="000000"/>
-            </w:tcBorders>
-          </w:tcPr>
+          <w:tcPr/>
           <w:p>
             <w:pPr>
               <w:pStyle w:val="Compact"/>
@@ -837,16 +522,7 @@
       </w:tr>
       <w:tr>
         <w:tc>
-          <w:tcPr>
-            <w:tcBorders>
-              <w:top w:val="single" w:sz="4" w:space="0" w:color="000000"/>
-              <w:left w:val="single" w:sz="4" w:space="0" w:color="000000"/>
-              <w:bottom w:val="single" w:sz="4" w:space="0" w:color="000000"/>
-              <w:right w:val="single" w:sz="4" w:space="0" w:color="000000"/>
-              <w:insideH w:val="single" w:sz="4" w:space="0" w:color="000000"/>
-              <w:insideV w:val="single" w:sz="4" w:space="0" w:color="000000"/>
-            </w:tcBorders>
-          </w:tcPr>
+          <w:tcPr/>
           <w:p>
             <w:pPr>
               <w:pStyle w:val="Compact"/>
@@ -857,16 +533,7 @@
           </w:p>
         </w:tc>
         <w:tc>
-          <w:tcPr>
-            <w:tcBorders>
-              <w:top w:val="single" w:sz="4" w:space="0" w:color="000000"/>
-              <w:left w:val="single" w:sz="4" w:space="0" w:color="000000"/>
-              <w:bottom w:val="single" w:sz="4" w:space="0" w:color="000000"/>
-              <w:right w:val="single" w:sz="4" w:space="0" w:color="000000"/>
-              <w:insideH w:val="single" w:sz="4" w:space="0" w:color="000000"/>
-              <w:insideV w:val="single" w:sz="4" w:space="0" w:color="000000"/>
-            </w:tcBorders>
-          </w:tcPr>
+          <w:tcPr/>
           <w:p>
             <w:pPr>
               <w:pStyle w:val="Compact"/>
@@ -877,16 +544,7 @@
           </w:p>
         </w:tc>
         <w:tc>
-          <w:tcPr>
-            <w:tcBorders>
-              <w:top w:val="single" w:sz="4" w:space="0" w:color="000000"/>
-              <w:left w:val="single" w:sz="4" w:space="0" w:color="000000"/>
-              <w:bottom w:val="single" w:sz="4" w:space="0" w:color="000000"/>
-              <w:right w:val="single" w:sz="4" w:space="0" w:color="000000"/>
-              <w:insideH w:val="single" w:sz="4" w:space="0" w:color="000000"/>
-              <w:insideV w:val="single" w:sz="4" w:space="0" w:color="000000"/>
-            </w:tcBorders>
-          </w:tcPr>
+          <w:tcPr/>
           <w:p>
             <w:pPr>
               <w:pStyle w:val="Compact"/>
@@ -897,16 +555,7 @@
           </w:p>
         </w:tc>
         <w:tc>
-          <w:tcPr>
-            <w:tcBorders>
-              <w:top w:val="single" w:sz="4" w:space="0" w:color="000000"/>
-              <w:left w:val="single" w:sz="4" w:space="0" w:color="000000"/>
-              <w:bottom w:val="single" w:sz="4" w:space="0" w:color="000000"/>
-              <w:right w:val="single" w:sz="4" w:space="0" w:color="000000"/>
-              <w:insideH w:val="single" w:sz="4" w:space="0" w:color="000000"/>
-              <w:insideV w:val="single" w:sz="4" w:space="0" w:color="000000"/>
-            </w:tcBorders>
-          </w:tcPr>
+          <w:tcPr/>
           <w:p>
             <w:pPr>
               <w:pStyle w:val="Compact"/>
@@ -917,16 +566,7 @@
           </w:p>
         </w:tc>
         <w:tc>
-          <w:tcPr>
-            <w:tcBorders>
-              <w:top w:val="single" w:sz="4" w:space="0" w:color="000000"/>
-              <w:left w:val="single" w:sz="4" w:space="0" w:color="000000"/>
-              <w:bottom w:val="single" w:sz="4" w:space="0" w:color="000000"/>
-              <w:right w:val="single" w:sz="4" w:space="0" w:color="000000"/>
-              <w:insideH w:val="single" w:sz="4" w:space="0" w:color="000000"/>
-              <w:insideV w:val="single" w:sz="4" w:space="0" w:color="000000"/>
-            </w:tcBorders>
-          </w:tcPr>
+          <w:tcPr/>
           <w:p>
             <w:pPr>
               <w:pStyle w:val="Compact"/>
@@ -939,16 +579,7 @@
       </w:tr>
       <w:tr>
         <w:tc>
-          <w:tcPr>
-            <w:tcBorders>
-              <w:top w:val="single" w:sz="4" w:space="0" w:color="000000"/>
-              <w:left w:val="single" w:sz="4" w:space="0" w:color="000000"/>
-              <w:bottom w:val="single" w:sz="4" w:space="0" w:color="000000"/>
-              <w:right w:val="single" w:sz="4" w:space="0" w:color="000000"/>
-              <w:insideH w:val="single" w:sz="4" w:space="0" w:color="000000"/>
-              <w:insideV w:val="single" w:sz="4" w:space="0" w:color="000000"/>
-            </w:tcBorders>
-          </w:tcPr>
+          <w:tcPr/>
           <w:p>
             <w:pPr>
               <w:pStyle w:val="Compact"/>
@@ -959,16 +590,7 @@
           </w:p>
         </w:tc>
         <w:tc>
-          <w:tcPr>
-            <w:tcBorders>
-              <w:top w:val="single" w:sz="4" w:space="0" w:color="000000"/>
-              <w:left w:val="single" w:sz="4" w:space="0" w:color="000000"/>
-              <w:bottom w:val="single" w:sz="4" w:space="0" w:color="000000"/>
-              <w:right w:val="single" w:sz="4" w:space="0" w:color="000000"/>
-              <w:insideH w:val="single" w:sz="4" w:space="0" w:color="000000"/>
-              <w:insideV w:val="single" w:sz="4" w:space="0" w:color="000000"/>
-            </w:tcBorders>
-          </w:tcPr>
+          <w:tcPr/>
           <w:p>
             <w:pPr>
               <w:pStyle w:val="Compact"/>
@@ -979,16 +601,7 @@
           </w:p>
         </w:tc>
         <w:tc>
-          <w:tcPr>
-            <w:tcBorders>
-              <w:top w:val="single" w:sz="4" w:space="0" w:color="000000"/>
-              <w:left w:val="single" w:sz="4" w:space="0" w:color="000000"/>
-              <w:bottom w:val="single" w:sz="4" w:space="0" w:color="000000"/>
-              <w:right w:val="single" w:sz="4" w:space="0" w:color="000000"/>
-              <w:insideH w:val="single" w:sz="4" w:space="0" w:color="000000"/>
-              <w:insideV w:val="single" w:sz="4" w:space="0" w:color="000000"/>
-            </w:tcBorders>
-          </w:tcPr>
+          <w:tcPr/>
           <w:p>
             <w:pPr>
               <w:pStyle w:val="Compact"/>
@@ -999,16 +612,7 @@
           </w:p>
         </w:tc>
         <w:tc>
-          <w:tcPr>
-            <w:tcBorders>
-              <w:top w:val="single" w:sz="4" w:space="0" w:color="000000"/>
-              <w:left w:val="single" w:sz="4" w:space="0" w:color="000000"/>
-              <w:bottom w:val="single" w:sz="4" w:space="0" w:color="000000"/>
-              <w:right w:val="single" w:sz="4" w:space="0" w:color="000000"/>
-              <w:insideH w:val="single" w:sz="4" w:space="0" w:color="000000"/>
-              <w:insideV w:val="single" w:sz="4" w:space="0" w:color="000000"/>
-            </w:tcBorders>
-          </w:tcPr>
+          <w:tcPr/>
           <w:p>
             <w:pPr>
               <w:pStyle w:val="Compact"/>
@@ -1019,16 +623,7 @@
           </w:p>
         </w:tc>
         <w:tc>
-          <w:tcPr>
-            <w:tcBorders>
-              <w:top w:val="single" w:sz="4" w:space="0" w:color="000000"/>
-              <w:left w:val="single" w:sz="4" w:space="0" w:color="000000"/>
-              <w:bottom w:val="single" w:sz="4" w:space="0" w:color="000000"/>
-              <w:right w:val="single" w:sz="4" w:space="0" w:color="000000"/>
-              <w:insideH w:val="single" w:sz="4" w:space="0" w:color="000000"/>
-              <w:insideV w:val="single" w:sz="4" w:space="0" w:color="000000"/>
-            </w:tcBorders>
-          </w:tcPr>
+          <w:tcPr/>
           <w:p>
             <w:pPr>
               <w:pStyle w:val="Compact"/>
@@ -1041,16 +636,7 @@
       </w:tr>
       <w:tr>
         <w:tc>
-          <w:tcPr>
-            <w:tcBorders>
-              <w:top w:val="single" w:sz="4" w:space="0" w:color="000000"/>
-              <w:left w:val="single" w:sz="4" w:space="0" w:color="000000"/>
-              <w:bottom w:val="single" w:sz="4" w:space="0" w:color="000000"/>
-              <w:right w:val="single" w:sz="4" w:space="0" w:color="000000"/>
-              <w:insideH w:val="single" w:sz="4" w:space="0" w:color="000000"/>
-              <w:insideV w:val="single" w:sz="4" w:space="0" w:color="000000"/>
-            </w:tcBorders>
-          </w:tcPr>
+          <w:tcPr/>
           <w:p>
             <w:pPr>
               <w:pStyle w:val="Compact"/>
@@ -1061,16 +647,7 @@
           </w:p>
         </w:tc>
         <w:tc>
-          <w:tcPr>
-            <w:tcBorders>
-              <w:top w:val="single" w:sz="4" w:space="0" w:color="000000"/>
-              <w:left w:val="single" w:sz="4" w:space="0" w:color="000000"/>
-              <w:bottom w:val="single" w:sz="4" w:space="0" w:color="000000"/>
-              <w:right w:val="single" w:sz="4" w:space="0" w:color="000000"/>
-              <w:insideH w:val="single" w:sz="4" w:space="0" w:color="000000"/>
-              <w:insideV w:val="single" w:sz="4" w:space="0" w:color="000000"/>
-            </w:tcBorders>
-          </w:tcPr>
+          <w:tcPr/>
           <w:p>
             <w:pPr>
               <w:pStyle w:val="Compact"/>
@@ -1081,16 +658,7 @@
           </w:p>
         </w:tc>
         <w:tc>
-          <w:tcPr>
-            <w:tcBorders>
-              <w:top w:val="single" w:sz="4" w:space="0" w:color="000000"/>
-              <w:left w:val="single" w:sz="4" w:space="0" w:color="000000"/>
-              <w:bottom w:val="single" w:sz="4" w:space="0" w:color="000000"/>
-              <w:right w:val="single" w:sz="4" w:space="0" w:color="000000"/>
-              <w:insideH w:val="single" w:sz="4" w:space="0" w:color="000000"/>
-              <w:insideV w:val="single" w:sz="4" w:space="0" w:color="000000"/>
-            </w:tcBorders>
-          </w:tcPr>
+          <w:tcPr/>
           <w:p>
             <w:pPr>
               <w:pStyle w:val="Compact"/>
@@ -1101,16 +669,7 @@
           </w:p>
         </w:tc>
         <w:tc>
-          <w:tcPr>
-            <w:tcBorders>
-              <w:top w:val="single" w:sz="4" w:space="0" w:color="000000"/>
-              <w:left w:val="single" w:sz="4" w:space="0" w:color="000000"/>
-              <w:bottom w:val="single" w:sz="4" w:space="0" w:color="000000"/>
-              <w:right w:val="single" w:sz="4" w:space="0" w:color="000000"/>
-              <w:insideH w:val="single" w:sz="4" w:space="0" w:color="000000"/>
-              <w:insideV w:val="single" w:sz="4" w:space="0" w:color="000000"/>
-            </w:tcBorders>
-          </w:tcPr>
+          <w:tcPr/>
           <w:p>
             <w:pPr>
               <w:pStyle w:val="Compact"/>
@@ -1121,16 +680,7 @@
           </w:p>
         </w:tc>
         <w:tc>
-          <w:tcPr>
-            <w:tcBorders>
-              <w:top w:val="single" w:sz="4" w:space="0" w:color="000000"/>
-              <w:left w:val="single" w:sz="4" w:space="0" w:color="000000"/>
-              <w:bottom w:val="single" w:sz="4" w:space="0" w:color="000000"/>
-              <w:right w:val="single" w:sz="4" w:space="0" w:color="000000"/>
-              <w:insideH w:val="single" w:sz="4" w:space="0" w:color="000000"/>
-              <w:insideV w:val="single" w:sz="4" w:space="0" w:color="000000"/>
-            </w:tcBorders>
-          </w:tcPr>
+          <w:tcPr/>
           <w:p>
             <w:pPr>
               <w:pStyle w:val="Compact"/>
@@ -1198,16 +748,7 @@
           <w:tblHeader w:val="on"/>
         </w:trPr>
         <w:tc>
-          <w:tcPr>
-            <w:tcBorders>
-              <w:top w:val="single" w:sz="4" w:space="0" w:color="000000"/>
-              <w:left w:val="single" w:sz="4" w:space="0" w:color="000000"/>
-              <w:bottom w:val="single" w:sz="4" w:space="0" w:color="000000"/>
-              <w:right w:val="single" w:sz="4" w:space="0" w:color="000000"/>
-              <w:insideH w:val="single" w:sz="4" w:space="0" w:color="000000"/>
-              <w:insideV w:val="single" w:sz="4" w:space="0" w:color="000000"/>
-            </w:tcBorders>
-          </w:tcPr>
+          <w:tcPr/>
           <w:p>
             <w:pPr>
               <w:pStyle w:val="Compact"/>
@@ -1218,16 +759,7 @@
           </w:p>
         </w:tc>
         <w:tc>
-          <w:tcPr>
-            <w:tcBorders>
-              <w:top w:val="single" w:sz="4" w:space="0" w:color="000000"/>
-              <w:left w:val="single" w:sz="4" w:space="0" w:color="000000"/>
-              <w:bottom w:val="single" w:sz="4" w:space="0" w:color="000000"/>
-              <w:right w:val="single" w:sz="4" w:space="0" w:color="000000"/>
-              <w:insideH w:val="single" w:sz="4" w:space="0" w:color="000000"/>
-              <w:insideV w:val="single" w:sz="4" w:space="0" w:color="000000"/>
-            </w:tcBorders>
-          </w:tcPr>
+          <w:tcPr/>
           <w:p>
             <w:pPr>
               <w:pStyle w:val="Compact"/>
@@ -1238,16 +770,7 @@
           </w:p>
         </w:tc>
         <w:tc>
-          <w:tcPr>
-            <w:tcBorders>
-              <w:top w:val="single" w:sz="4" w:space="0" w:color="000000"/>
-              <w:left w:val="single" w:sz="4" w:space="0" w:color="000000"/>
-              <w:bottom w:val="single" w:sz="4" w:space="0" w:color="000000"/>
-              <w:right w:val="single" w:sz="4" w:space="0" w:color="000000"/>
-              <w:insideH w:val="single" w:sz="4" w:space="0" w:color="000000"/>
-              <w:insideV w:val="single" w:sz="4" w:space="0" w:color="000000"/>
-            </w:tcBorders>
-          </w:tcPr>
+          <w:tcPr/>
           <w:p>
             <w:pPr>
               <w:pStyle w:val="Compact"/>
@@ -1258,16 +781,7 @@
           </w:p>
         </w:tc>
         <w:tc>
-          <w:tcPr>
-            <w:tcBorders>
-              <w:top w:val="single" w:sz="4" w:space="0" w:color="000000"/>
-              <w:left w:val="single" w:sz="4" w:space="0" w:color="000000"/>
-              <w:bottom w:val="single" w:sz="4" w:space="0" w:color="000000"/>
-              <w:right w:val="single" w:sz="4" w:space="0" w:color="000000"/>
-              <w:insideH w:val="single" w:sz="4" w:space="0" w:color="000000"/>
-              <w:insideV w:val="single" w:sz="4" w:space="0" w:color="000000"/>
-            </w:tcBorders>
-          </w:tcPr>
+          <w:tcPr/>
           <w:p>
             <w:pPr>
               <w:pStyle w:val="Compact"/>
@@ -1278,16 +792,7 @@
           </w:p>
         </w:tc>
         <w:tc>
-          <w:tcPr>
-            <w:tcBorders>
-              <w:top w:val="single" w:sz="4" w:space="0" w:color="000000"/>
-              <w:left w:val="single" w:sz="4" w:space="0" w:color="000000"/>
-              <w:bottom w:val="single" w:sz="4" w:space="0" w:color="000000"/>
-              <w:right w:val="single" w:sz="4" w:space="0" w:color="000000"/>
-              <w:insideH w:val="single" w:sz="4" w:space="0" w:color="000000"/>
-              <w:insideV w:val="single" w:sz="4" w:space="0" w:color="000000"/>
-            </w:tcBorders>
-          </w:tcPr>
+          <w:tcPr/>
           <w:p>
             <w:pPr>
               <w:pStyle w:val="Compact"/>
@@ -1298,16 +803,7 @@
           </w:p>
         </w:tc>
         <w:tc>
-          <w:tcPr>
-            <w:tcBorders>
-              <w:top w:val="single" w:sz="4" w:space="0" w:color="000000"/>
-              <w:left w:val="single" w:sz="4" w:space="0" w:color="000000"/>
-              <w:bottom w:val="single" w:sz="4" w:space="0" w:color="000000"/>
-              <w:right w:val="single" w:sz="4" w:space="0" w:color="000000"/>
-              <w:insideH w:val="single" w:sz="4" w:space="0" w:color="000000"/>
-              <w:insideV w:val="single" w:sz="4" w:space="0" w:color="000000"/>
-            </w:tcBorders>
-          </w:tcPr>
+          <w:tcPr/>
           <w:p>
             <w:pPr>
               <w:pStyle w:val="Compact"/>
@@ -1318,16 +814,7 @@
           </w:p>
         </w:tc>
         <w:tc>
-          <w:tcPr>
-            <w:tcBorders>
-              <w:top w:val="single" w:sz="4" w:space="0" w:color="000000"/>
-              <w:left w:val="single" w:sz="4" w:space="0" w:color="000000"/>
-              <w:bottom w:val="single" w:sz="4" w:space="0" w:color="000000"/>
-              <w:right w:val="single" w:sz="4" w:space="0" w:color="000000"/>
-              <w:insideH w:val="single" w:sz="4" w:space="0" w:color="000000"/>
-              <w:insideV w:val="single" w:sz="4" w:space="0" w:color="000000"/>
-            </w:tcBorders>
-          </w:tcPr>
+          <w:tcPr/>
           <w:p>
             <w:pPr>
               <w:pStyle w:val="Compact"/>
@@ -1338,16 +825,7 @@
           </w:p>
         </w:tc>
         <w:tc>
-          <w:tcPr>
-            <w:tcBorders>
-              <w:top w:val="single" w:sz="4" w:space="0" w:color="000000"/>
-              <w:left w:val="single" w:sz="4" w:space="0" w:color="000000"/>
-              <w:bottom w:val="single" w:sz="4" w:space="0" w:color="000000"/>
-              <w:right w:val="single" w:sz="4" w:space="0" w:color="000000"/>
-              <w:insideH w:val="single" w:sz="4" w:space="0" w:color="000000"/>
-              <w:insideV w:val="single" w:sz="4" w:space="0" w:color="000000"/>
-            </w:tcBorders>
-          </w:tcPr>
+          <w:tcPr/>
           <w:p>
             <w:pPr>
               <w:pStyle w:val="Compact"/>
@@ -1358,16 +836,7 @@
           </w:p>
         </w:tc>
         <w:tc>
-          <w:tcPr>
-            <w:tcBorders>
-              <w:top w:val="single" w:sz="4" w:space="0" w:color="000000"/>
-              <w:left w:val="single" w:sz="4" w:space="0" w:color="000000"/>
-              <w:bottom w:val="single" w:sz="4" w:space="0" w:color="000000"/>
-              <w:right w:val="single" w:sz="4" w:space="0" w:color="000000"/>
-              <w:insideH w:val="single" w:sz="4" w:space="0" w:color="000000"/>
-              <w:insideV w:val="single" w:sz="4" w:space="0" w:color="000000"/>
-            </w:tcBorders>
-          </w:tcPr>
+          <w:tcPr/>
           <w:p>
             <w:pPr>
               <w:pStyle w:val="Compact"/>
@@ -1380,16 +849,7 @@
       </w:tr>
       <w:tr>
         <w:tc>
-          <w:tcPr>
-            <w:tcBorders>
-              <w:top w:val="single" w:sz="4" w:space="0" w:color="000000"/>
-              <w:left w:val="single" w:sz="4" w:space="0" w:color="000000"/>
-              <w:bottom w:val="single" w:sz="4" w:space="0" w:color="000000"/>
-              <w:right w:val="single" w:sz="4" w:space="0" w:color="000000"/>
-              <w:insideH w:val="single" w:sz="4" w:space="0" w:color="000000"/>
-              <w:insideV w:val="single" w:sz="4" w:space="0" w:color="000000"/>
-            </w:tcBorders>
-          </w:tcPr>
+          <w:tcPr/>
           <w:p>
             <w:pPr>
               <w:pStyle w:val="Compact"/>
@@ -1400,16 +860,7 @@
           </w:p>
         </w:tc>
         <w:tc>
-          <w:tcPr>
-            <w:tcBorders>
-              <w:top w:val="single" w:sz="4" w:space="0" w:color="000000"/>
-              <w:left w:val="single" w:sz="4" w:space="0" w:color="000000"/>
-              <w:bottom w:val="single" w:sz="4" w:space="0" w:color="000000"/>
-              <w:right w:val="single" w:sz="4" w:space="0" w:color="000000"/>
-              <w:insideH w:val="single" w:sz="4" w:space="0" w:color="000000"/>
-              <w:insideV w:val="single" w:sz="4" w:space="0" w:color="000000"/>
-            </w:tcBorders>
-          </w:tcPr>
+          <w:tcPr/>
           <w:p>
             <w:pPr>
               <w:pStyle w:val="Compact"/>
@@ -1420,16 +871,7 @@
           </w:p>
         </w:tc>
         <w:tc>
-          <w:tcPr>
-            <w:tcBorders>
-              <w:top w:val="single" w:sz="4" w:space="0" w:color="000000"/>
-              <w:left w:val="single" w:sz="4" w:space="0" w:color="000000"/>
-              <w:bottom w:val="single" w:sz="4" w:space="0" w:color="000000"/>
-              <w:right w:val="single" w:sz="4" w:space="0" w:color="000000"/>
-              <w:insideH w:val="single" w:sz="4" w:space="0" w:color="000000"/>
-              <w:insideV w:val="single" w:sz="4" w:space="0" w:color="000000"/>
-            </w:tcBorders>
-          </w:tcPr>
+          <w:tcPr/>
           <w:p>
             <w:pPr>
               <w:pStyle w:val="Compact"/>
@@ -1440,16 +882,7 @@
           </w:p>
         </w:tc>
         <w:tc>
-          <w:tcPr>
-            <w:tcBorders>
-              <w:top w:val="single" w:sz="4" w:space="0" w:color="000000"/>
-              <w:left w:val="single" w:sz="4" w:space="0" w:color="000000"/>
-              <w:bottom w:val="single" w:sz="4" w:space="0" w:color="000000"/>
-              <w:right w:val="single" w:sz="4" w:space="0" w:color="000000"/>
-              <w:insideH w:val="single" w:sz="4" w:space="0" w:color="000000"/>
-              <w:insideV w:val="single" w:sz="4" w:space="0" w:color="000000"/>
-            </w:tcBorders>
-          </w:tcPr>
+          <w:tcPr/>
           <w:p>
             <w:pPr>
               <w:pStyle w:val="Compact"/>
@@ -1460,16 +893,7 @@
           </w:p>
         </w:tc>
         <w:tc>
-          <w:tcPr>
-            <w:tcBorders>
-              <w:top w:val="single" w:sz="4" w:space="0" w:color="000000"/>
-              <w:left w:val="single" w:sz="4" w:space="0" w:color="000000"/>
-              <w:bottom w:val="single" w:sz="4" w:space="0" w:color="000000"/>
-              <w:right w:val="single" w:sz="4" w:space="0" w:color="000000"/>
-              <w:insideH w:val="single" w:sz="4" w:space="0" w:color="000000"/>
-              <w:insideV w:val="single" w:sz="4" w:space="0" w:color="000000"/>
-            </w:tcBorders>
-          </w:tcPr>
+          <w:tcPr/>
           <w:p>
             <w:pPr>
               <w:pStyle w:val="Compact"/>
@@ -1480,16 +904,7 @@
           </w:p>
         </w:tc>
         <w:tc>
-          <w:tcPr>
-            <w:tcBorders>
-              <w:top w:val="single" w:sz="4" w:space="0" w:color="000000"/>
-              <w:left w:val="single" w:sz="4" w:space="0" w:color="000000"/>
-              <w:bottom w:val="single" w:sz="4" w:space="0" w:color="000000"/>
-              <w:right w:val="single" w:sz="4" w:space="0" w:color="000000"/>
-              <w:insideH w:val="single" w:sz="4" w:space="0" w:color="000000"/>
-              <w:insideV w:val="single" w:sz="4" w:space="0" w:color="000000"/>
-            </w:tcBorders>
-          </w:tcPr>
+          <w:tcPr/>
           <w:p>
             <w:pPr>
               <w:pStyle w:val="Compact"/>
@@ -1500,16 +915,7 @@
           </w:p>
         </w:tc>
         <w:tc>
-          <w:tcPr>
-            <w:tcBorders>
-              <w:top w:val="single" w:sz="4" w:space="0" w:color="000000"/>
-              <w:left w:val="single" w:sz="4" w:space="0" w:color="000000"/>
-              <w:bottom w:val="single" w:sz="4" w:space="0" w:color="000000"/>
-              <w:right w:val="single" w:sz="4" w:space="0" w:color="000000"/>
-              <w:insideH w:val="single" w:sz="4" w:space="0" w:color="000000"/>
-              <w:insideV w:val="single" w:sz="4" w:space="0" w:color="000000"/>
-            </w:tcBorders>
-          </w:tcPr>
+          <w:tcPr/>
           <w:p>
             <w:pPr>
               <w:pStyle w:val="Compact"/>
@@ -1520,16 +926,7 @@
           </w:p>
         </w:tc>
         <w:tc>
-          <w:tcPr>
-            <w:tcBorders>
-              <w:top w:val="single" w:sz="4" w:space="0" w:color="000000"/>
-              <w:left w:val="single" w:sz="4" w:space="0" w:color="000000"/>
-              <w:bottom w:val="single" w:sz="4" w:space="0" w:color="000000"/>
-              <w:right w:val="single" w:sz="4" w:space="0" w:color="000000"/>
-              <w:insideH w:val="single" w:sz="4" w:space="0" w:color="000000"/>
-              <w:insideV w:val="single" w:sz="4" w:space="0" w:color="000000"/>
-            </w:tcBorders>
-          </w:tcPr>
+          <w:tcPr/>
           <w:p>
             <w:pPr>
               <w:pStyle w:val="Compact"/>
@@ -1540,16 +937,7 @@
           </w:p>
         </w:tc>
         <w:tc>
-          <w:tcPr>
-            <w:tcBorders>
-              <w:top w:val="single" w:sz="4" w:space="0" w:color="000000"/>
-              <w:left w:val="single" w:sz="4" w:space="0" w:color="000000"/>
-              <w:bottom w:val="single" w:sz="4" w:space="0" w:color="000000"/>
-              <w:right w:val="single" w:sz="4" w:space="0" w:color="000000"/>
-              <w:insideH w:val="single" w:sz="4" w:space="0" w:color="000000"/>
-              <w:insideV w:val="single" w:sz="4" w:space="0" w:color="000000"/>
-            </w:tcBorders>
-          </w:tcPr>
+          <w:tcPr/>
           <w:p>
             <w:pPr>
               <w:pStyle w:val="Compact"/>
@@ -1562,16 +950,7 @@
       </w:tr>
       <w:tr>
         <w:tc>
-          <w:tcPr>
-            <w:tcBorders>
-              <w:top w:val="single" w:sz="4" w:space="0" w:color="000000"/>
-              <w:left w:val="single" w:sz="4" w:space="0" w:color="000000"/>
-              <w:bottom w:val="single" w:sz="4" w:space="0" w:color="000000"/>
-              <w:right w:val="single" w:sz="4" w:space="0" w:color="000000"/>
-              <w:insideH w:val="single" w:sz="4" w:space="0" w:color="000000"/>
-              <w:insideV w:val="single" w:sz="4" w:space="0" w:color="000000"/>
-            </w:tcBorders>
-          </w:tcPr>
+          <w:tcPr/>
           <w:p>
             <w:pPr>
               <w:pStyle w:val="Compact"/>
@@ -1582,16 +961,7 @@
           </w:p>
         </w:tc>
         <w:tc>
-          <w:tcPr>
-            <w:tcBorders>
-              <w:top w:val="single" w:sz="4" w:space="0" w:color="000000"/>
-              <w:left w:val="single" w:sz="4" w:space="0" w:color="000000"/>
-              <w:bottom w:val="single" w:sz="4" w:space="0" w:color="000000"/>
-              <w:right w:val="single" w:sz="4" w:space="0" w:color="000000"/>
-              <w:insideH w:val="single" w:sz="4" w:space="0" w:color="000000"/>
-              <w:insideV w:val="single" w:sz="4" w:space="0" w:color="000000"/>
-            </w:tcBorders>
-          </w:tcPr>
+          <w:tcPr/>
           <w:p>
             <w:pPr>
               <w:pStyle w:val="Compact"/>
@@ -1602,16 +972,7 @@
           </w:p>
         </w:tc>
         <w:tc>
-          <w:tcPr>
-            <w:tcBorders>
-              <w:top w:val="single" w:sz="4" w:space="0" w:color="000000"/>
-              <w:left w:val="single" w:sz="4" w:space="0" w:color="000000"/>
-              <w:bottom w:val="single" w:sz="4" w:space="0" w:color="000000"/>
-              <w:right w:val="single" w:sz="4" w:space="0" w:color="000000"/>
-              <w:insideH w:val="single" w:sz="4" w:space="0" w:color="000000"/>
-              <w:insideV w:val="single" w:sz="4" w:space="0" w:color="000000"/>
-            </w:tcBorders>
-          </w:tcPr>
+          <w:tcPr/>
           <w:p>
             <w:pPr>
               <w:pStyle w:val="Compact"/>
@@ -1622,16 +983,7 @@
           </w:p>
         </w:tc>
         <w:tc>
-          <w:tcPr>
-            <w:tcBorders>
-              <w:top w:val="single" w:sz="4" w:space="0" w:color="000000"/>
-              <w:left w:val="single" w:sz="4" w:space="0" w:color="000000"/>
-              <w:bottom w:val="single" w:sz="4" w:space="0" w:color="000000"/>
-              <w:right w:val="single" w:sz="4" w:space="0" w:color="000000"/>
-              <w:insideH w:val="single" w:sz="4" w:space="0" w:color="000000"/>
-              <w:insideV w:val="single" w:sz="4" w:space="0" w:color="000000"/>
-            </w:tcBorders>
-          </w:tcPr>
+          <w:tcPr/>
           <w:p>
             <w:pPr>
               <w:pStyle w:val="Compact"/>
@@ -1642,16 +994,7 @@
           </w:p>
         </w:tc>
         <w:tc>
-          <w:tcPr>
-            <w:tcBorders>
-              <w:top w:val="single" w:sz="4" w:space="0" w:color="000000"/>
-              <w:left w:val="single" w:sz="4" w:space="0" w:color="000000"/>
-              <w:bottom w:val="single" w:sz="4" w:space="0" w:color="000000"/>
-              <w:right w:val="single" w:sz="4" w:space="0" w:color="000000"/>
-              <w:insideH w:val="single" w:sz="4" w:space="0" w:color="000000"/>
-              <w:insideV w:val="single" w:sz="4" w:space="0" w:color="000000"/>
-            </w:tcBorders>
-          </w:tcPr>
+          <w:tcPr/>
           <w:p>
             <w:pPr>
               <w:pStyle w:val="Compact"/>
@@ -1662,16 +1005,7 @@
           </w:p>
         </w:tc>
         <w:tc>
-          <w:tcPr>
-            <w:tcBorders>
-              <w:top w:val="single" w:sz="4" w:space="0" w:color="000000"/>
-              <w:left w:val="single" w:sz="4" w:space="0" w:color="000000"/>
-              <w:bottom w:val="single" w:sz="4" w:space="0" w:color="000000"/>
-              <w:right w:val="single" w:sz="4" w:space="0" w:color="000000"/>
-              <w:insideH w:val="single" w:sz="4" w:space="0" w:color="000000"/>
-              <w:insideV w:val="single" w:sz="4" w:space="0" w:color="000000"/>
-            </w:tcBorders>
-          </w:tcPr>
+          <w:tcPr/>
           <w:p>
             <w:pPr>
               <w:pStyle w:val="Compact"/>
@@ -1682,16 +1016,7 @@
           </w:p>
         </w:tc>
         <w:tc>
-          <w:tcPr>
-            <w:tcBorders>
-              <w:top w:val="single" w:sz="4" w:space="0" w:color="000000"/>
-              <w:left w:val="single" w:sz="4" w:space="0" w:color="000000"/>
-              <w:bottom w:val="single" w:sz="4" w:space="0" w:color="000000"/>
-              <w:right w:val="single" w:sz="4" w:space="0" w:color="000000"/>
-              <w:insideH w:val="single" w:sz="4" w:space="0" w:color="000000"/>
-              <w:insideV w:val="single" w:sz="4" w:space="0" w:color="000000"/>
-            </w:tcBorders>
-          </w:tcPr>
+          <w:tcPr/>
           <w:p>
             <w:pPr>
               <w:pStyle w:val="Compact"/>
@@ -1702,16 +1027,7 @@
           </w:p>
         </w:tc>
         <w:tc>
-          <w:tcPr>
-            <w:tcBorders>
-              <w:top w:val="single" w:sz="4" w:space="0" w:color="000000"/>
-              <w:left w:val="single" w:sz="4" w:space="0" w:color="000000"/>
-              <w:bottom w:val="single" w:sz="4" w:space="0" w:color="000000"/>
-              <w:right w:val="single" w:sz="4" w:space="0" w:color="000000"/>
-              <w:insideH w:val="single" w:sz="4" w:space="0" w:color="000000"/>
-              <w:insideV w:val="single" w:sz="4" w:space="0" w:color="000000"/>
-            </w:tcBorders>
-          </w:tcPr>
+          <w:tcPr/>
           <w:p>
             <w:pPr>
               <w:pStyle w:val="Compact"/>
@@ -1722,16 +1038,7 @@
           </w:p>
         </w:tc>
         <w:tc>
-          <w:tcPr>
-            <w:tcBorders>
-              <w:top w:val="single" w:sz="4" w:space="0" w:color="000000"/>
-              <w:left w:val="single" w:sz="4" w:space="0" w:color="000000"/>
-              <w:bottom w:val="single" w:sz="4" w:space="0" w:color="000000"/>
-              <w:right w:val="single" w:sz="4" w:space="0" w:color="000000"/>
-              <w:insideH w:val="single" w:sz="4" w:space="0" w:color="000000"/>
-              <w:insideV w:val="single" w:sz="4" w:space="0" w:color="000000"/>
-            </w:tcBorders>
-          </w:tcPr>
+          <w:tcPr/>
           <w:p>
             <w:pPr>
               <w:pStyle w:val="Compact"/>
@@ -1744,16 +1051,7 @@
       </w:tr>
       <w:tr>
         <w:tc>
-          <w:tcPr>
-            <w:tcBorders>
-              <w:top w:val="single" w:sz="4" w:space="0" w:color="000000"/>
-              <w:left w:val="single" w:sz="4" w:space="0" w:color="000000"/>
-              <w:bottom w:val="single" w:sz="4" w:space="0" w:color="000000"/>
-              <w:right w:val="single" w:sz="4" w:space="0" w:color="000000"/>
-              <w:insideH w:val="single" w:sz="4" w:space="0" w:color="000000"/>
-              <w:insideV w:val="single" w:sz="4" w:space="0" w:color="000000"/>
-            </w:tcBorders>
-          </w:tcPr>
+          <w:tcPr/>
           <w:p>
             <w:pPr>
               <w:pStyle w:val="Compact"/>
@@ -1764,16 +1062,7 @@
           </w:p>
         </w:tc>
         <w:tc>
-          <w:tcPr>
-            <w:tcBorders>
-              <w:top w:val="single" w:sz="4" w:space="0" w:color="000000"/>
-              <w:left w:val="single" w:sz="4" w:space="0" w:color="000000"/>
-              <w:bottom w:val="single" w:sz="4" w:space="0" w:color="000000"/>
-              <w:right w:val="single" w:sz="4" w:space="0" w:color="000000"/>
-              <w:insideH w:val="single" w:sz="4" w:space="0" w:color="000000"/>
-              <w:insideV w:val="single" w:sz="4" w:space="0" w:color="000000"/>
-            </w:tcBorders>
-          </w:tcPr>
+          <w:tcPr/>
           <w:p>
             <w:pPr>
               <w:pStyle w:val="Compact"/>
@@ -1784,16 +1073,7 @@
           </w:p>
         </w:tc>
         <w:tc>
-          <w:tcPr>
-            <w:tcBorders>
-              <w:top w:val="single" w:sz="4" w:space="0" w:color="000000"/>
-              <w:left w:val="single" w:sz="4" w:space="0" w:color="000000"/>
-              <w:bottom w:val="single" w:sz="4" w:space="0" w:color="000000"/>
-              <w:right w:val="single" w:sz="4" w:space="0" w:color="000000"/>
-              <w:insideH w:val="single" w:sz="4" w:space="0" w:color="000000"/>
-              <w:insideV w:val="single" w:sz="4" w:space="0" w:color="000000"/>
-            </w:tcBorders>
-          </w:tcPr>
+          <w:tcPr/>
           <w:p>
             <w:pPr>
               <w:pStyle w:val="Compact"/>
@@ -1804,16 +1084,7 @@
           </w:p>
         </w:tc>
         <w:tc>
-          <w:tcPr>
-            <w:tcBorders>
-              <w:top w:val="single" w:sz="4" w:space="0" w:color="000000"/>
-              <w:left w:val="single" w:sz="4" w:space="0" w:color="000000"/>
-              <w:bottom w:val="single" w:sz="4" w:space="0" w:color="000000"/>
-              <w:right w:val="single" w:sz="4" w:space="0" w:color="000000"/>
-              <w:insideH w:val="single" w:sz="4" w:space="0" w:color="000000"/>
-              <w:insideV w:val="single" w:sz="4" w:space="0" w:color="000000"/>
-            </w:tcBorders>
-          </w:tcPr>
+          <w:tcPr/>
           <w:p>
             <w:pPr>
               <w:pStyle w:val="Compact"/>
@@ -1824,16 +1095,7 @@
           </w:p>
         </w:tc>
         <w:tc>
-          <w:tcPr>
-            <w:tcBorders>
-              <w:top w:val="single" w:sz="4" w:space="0" w:color="000000"/>
-              <w:left w:val="single" w:sz="4" w:space="0" w:color="000000"/>
-              <w:bottom w:val="single" w:sz="4" w:space="0" w:color="000000"/>
-              <w:right w:val="single" w:sz="4" w:space="0" w:color="000000"/>
-              <w:insideH w:val="single" w:sz="4" w:space="0" w:color="000000"/>
-              <w:insideV w:val="single" w:sz="4" w:space="0" w:color="000000"/>
-            </w:tcBorders>
-          </w:tcPr>
+          <w:tcPr/>
           <w:p>
             <w:pPr>
               <w:pStyle w:val="Compact"/>
@@ -1844,16 +1106,7 @@
           </w:p>
         </w:tc>
         <w:tc>
-          <w:tcPr>
-            <w:tcBorders>
-              <w:top w:val="single" w:sz="4" w:space="0" w:color="000000"/>
-              <w:left w:val="single" w:sz="4" w:space="0" w:color="000000"/>
-              <w:bottom w:val="single" w:sz="4" w:space="0" w:color="000000"/>
-              <w:right w:val="single" w:sz="4" w:space="0" w:color="000000"/>
-              <w:insideH w:val="single" w:sz="4" w:space="0" w:color="000000"/>
-              <w:insideV w:val="single" w:sz="4" w:space="0" w:color="000000"/>
-            </w:tcBorders>
-          </w:tcPr>
+          <w:tcPr/>
           <w:p>
             <w:pPr>
               <w:pStyle w:val="Compact"/>
@@ -1864,16 +1117,7 @@
           </w:p>
         </w:tc>
         <w:tc>
-          <w:tcPr>
-            <w:tcBorders>
-              <w:top w:val="single" w:sz="4" w:space="0" w:color="000000"/>
-              <w:left w:val="single" w:sz="4" w:space="0" w:color="000000"/>
-              <w:bottom w:val="single" w:sz="4" w:space="0" w:color="000000"/>
-              <w:right w:val="single" w:sz="4" w:space="0" w:color="000000"/>
-              <w:insideH w:val="single" w:sz="4" w:space="0" w:color="000000"/>
-              <w:insideV w:val="single" w:sz="4" w:space="0" w:color="000000"/>
-            </w:tcBorders>
-          </w:tcPr>
+          <w:tcPr/>
           <w:p>
             <w:pPr>
               <w:pStyle w:val="Compact"/>
@@ -1884,16 +1128,7 @@
           </w:p>
         </w:tc>
         <w:tc>
-          <w:tcPr>
-            <w:tcBorders>
-              <w:top w:val="single" w:sz="4" w:space="0" w:color="000000"/>
-              <w:left w:val="single" w:sz="4" w:space="0" w:color="000000"/>
-              <w:bottom w:val="single" w:sz="4" w:space="0" w:color="000000"/>
-              <w:right w:val="single" w:sz="4" w:space="0" w:color="000000"/>
-              <w:insideH w:val="single" w:sz="4" w:space="0" w:color="000000"/>
-              <w:insideV w:val="single" w:sz="4" w:space="0" w:color="000000"/>
-            </w:tcBorders>
-          </w:tcPr>
+          <w:tcPr/>
           <w:p>
             <w:pPr>
               <w:pStyle w:val="Compact"/>
@@ -1904,16 +1139,7 @@
           </w:p>
         </w:tc>
         <w:tc>
-          <w:tcPr>
-            <w:tcBorders>
-              <w:top w:val="single" w:sz="4" w:space="0" w:color="000000"/>
-              <w:left w:val="single" w:sz="4" w:space="0" w:color="000000"/>
-              <w:bottom w:val="single" w:sz="4" w:space="0" w:color="000000"/>
-              <w:right w:val="single" w:sz="4" w:space="0" w:color="000000"/>
-              <w:insideH w:val="single" w:sz="4" w:space="0" w:color="000000"/>
-              <w:insideV w:val="single" w:sz="4" w:space="0" w:color="000000"/>
-            </w:tcBorders>
-          </w:tcPr>
+          <w:tcPr/>
           <w:p>
             <w:pPr>
               <w:pStyle w:val="Compact"/>
@@ -1926,16 +1152,7 @@
       </w:tr>
       <w:tr>
         <w:tc>
-          <w:tcPr>
-            <w:tcBorders>
-              <w:top w:val="single" w:sz="4" w:space="0" w:color="000000"/>
-              <w:left w:val="single" w:sz="4" w:space="0" w:color="000000"/>
-              <w:bottom w:val="single" w:sz="4" w:space="0" w:color="000000"/>
-              <w:right w:val="single" w:sz="4" w:space="0" w:color="000000"/>
-              <w:insideH w:val="single" w:sz="4" w:space="0" w:color="000000"/>
-              <w:insideV w:val="single" w:sz="4" w:space="0" w:color="000000"/>
-            </w:tcBorders>
-          </w:tcPr>
+          <w:tcPr/>
           <w:p>
             <w:pPr>
               <w:pStyle w:val="Compact"/>
@@ -1946,16 +1163,7 @@
           </w:p>
         </w:tc>
         <w:tc>
-          <w:tcPr>
-            <w:tcBorders>
-              <w:top w:val="single" w:sz="4" w:space="0" w:color="000000"/>
-              <w:left w:val="single" w:sz="4" w:space="0" w:color="000000"/>
-              <w:bottom w:val="single" w:sz="4" w:space="0" w:color="000000"/>
-              <w:right w:val="single" w:sz="4" w:space="0" w:color="000000"/>
-              <w:insideH w:val="single" w:sz="4" w:space="0" w:color="000000"/>
-              <w:insideV w:val="single" w:sz="4" w:space="0" w:color="000000"/>
-            </w:tcBorders>
-          </w:tcPr>
+          <w:tcPr/>
           <w:p>
             <w:pPr>
               <w:pStyle w:val="Compact"/>
@@ -1966,16 +1174,7 @@
           </w:p>
         </w:tc>
         <w:tc>
-          <w:tcPr>
-            <w:tcBorders>
-              <w:top w:val="single" w:sz="4" w:space="0" w:color="000000"/>
-              <w:left w:val="single" w:sz="4" w:space="0" w:color="000000"/>
-              <w:bottom w:val="single" w:sz="4" w:space="0" w:color="000000"/>
-              <w:right w:val="single" w:sz="4" w:space="0" w:color="000000"/>
-              <w:insideH w:val="single" w:sz="4" w:space="0" w:color="000000"/>
-              <w:insideV w:val="single" w:sz="4" w:space="0" w:color="000000"/>
-            </w:tcBorders>
-          </w:tcPr>
+          <w:tcPr/>
           <w:p>
             <w:pPr>
               <w:pStyle w:val="Compact"/>
@@ -1986,16 +1185,7 @@
           </w:p>
         </w:tc>
         <w:tc>
-          <w:tcPr>
-            <w:tcBorders>
-              <w:top w:val="single" w:sz="4" w:space="0" w:color="000000"/>
-              <w:left w:val="single" w:sz="4" w:space="0" w:color="000000"/>
-              <w:bottom w:val="single" w:sz="4" w:space="0" w:color="000000"/>
-              <w:right w:val="single" w:sz="4" w:space="0" w:color="000000"/>
-              <w:insideH w:val="single" w:sz="4" w:space="0" w:color="000000"/>
-              <w:insideV w:val="single" w:sz="4" w:space="0" w:color="000000"/>
-            </w:tcBorders>
-          </w:tcPr>
+          <w:tcPr/>
           <w:p>
             <w:pPr>
               <w:pStyle w:val="Compact"/>
@@ -2006,16 +1196,7 @@
           </w:p>
         </w:tc>
         <w:tc>
-          <w:tcPr>
-            <w:tcBorders>
-              <w:top w:val="single" w:sz="4" w:space="0" w:color="000000"/>
-              <w:left w:val="single" w:sz="4" w:space="0" w:color="000000"/>
-              <w:bottom w:val="single" w:sz="4" w:space="0" w:color="000000"/>
-              <w:right w:val="single" w:sz="4" w:space="0" w:color="000000"/>
-              <w:insideH w:val="single" w:sz="4" w:space="0" w:color="000000"/>
-              <w:insideV w:val="single" w:sz="4" w:space="0" w:color="000000"/>
-            </w:tcBorders>
-          </w:tcPr>
+          <w:tcPr/>
           <w:p>
             <w:pPr>
               <w:pStyle w:val="Compact"/>
@@ -2026,16 +1207,7 @@
           </w:p>
         </w:tc>
         <w:tc>
-          <w:tcPr>
-            <w:tcBorders>
-              <w:top w:val="single" w:sz="4" w:space="0" w:color="000000"/>
-              <w:left w:val="single" w:sz="4" w:space="0" w:color="000000"/>
-              <w:bottom w:val="single" w:sz="4" w:space="0" w:color="000000"/>
-              <w:right w:val="single" w:sz="4" w:space="0" w:color="000000"/>
-              <w:insideH w:val="single" w:sz="4" w:space="0" w:color="000000"/>
-              <w:insideV w:val="single" w:sz="4" w:space="0" w:color="000000"/>
-            </w:tcBorders>
-          </w:tcPr>
+          <w:tcPr/>
           <w:p>
             <w:pPr>
               <w:pStyle w:val="Compact"/>
@@ -2046,16 +1218,7 @@
           </w:p>
         </w:tc>
         <w:tc>
-          <w:tcPr>
-            <w:tcBorders>
-              <w:top w:val="single" w:sz="4" w:space="0" w:color="000000"/>
-              <w:left w:val="single" w:sz="4" w:space="0" w:color="000000"/>
-              <w:bottom w:val="single" w:sz="4" w:space="0" w:color="000000"/>
-              <w:right w:val="single" w:sz="4" w:space="0" w:color="000000"/>
-              <w:insideH w:val="single" w:sz="4" w:space="0" w:color="000000"/>
-              <w:insideV w:val="single" w:sz="4" w:space="0" w:color="000000"/>
-            </w:tcBorders>
-          </w:tcPr>
+          <w:tcPr/>
           <w:p>
             <w:pPr>
               <w:pStyle w:val="Compact"/>
@@ -2066,16 +1229,7 @@
           </w:p>
         </w:tc>
         <w:tc>
-          <w:tcPr>
-            <w:tcBorders>
-              <w:top w:val="single" w:sz="4" w:space="0" w:color="000000"/>
-              <w:left w:val="single" w:sz="4" w:space="0" w:color="000000"/>
-              <w:bottom w:val="single" w:sz="4" w:space="0" w:color="000000"/>
-              <w:right w:val="single" w:sz="4" w:space="0" w:color="000000"/>
-              <w:insideH w:val="single" w:sz="4" w:space="0" w:color="000000"/>
-              <w:insideV w:val="single" w:sz="4" w:space="0" w:color="000000"/>
-            </w:tcBorders>
-          </w:tcPr>
+          <w:tcPr/>
           <w:p>
             <w:pPr>
               <w:pStyle w:val="Compact"/>
@@ -2086,16 +1240,7 @@
           </w:p>
         </w:tc>
         <w:tc>
-          <w:tcPr>
-            <w:tcBorders>
-              <w:top w:val="single" w:sz="4" w:space="0" w:color="000000"/>
-              <w:left w:val="single" w:sz="4" w:space="0" w:color="000000"/>
-              <w:bottom w:val="single" w:sz="4" w:space="0" w:color="000000"/>
-              <w:right w:val="single" w:sz="4" w:space="0" w:color="000000"/>
-              <w:insideH w:val="single" w:sz="4" w:space="0" w:color="000000"/>
-              <w:insideV w:val="single" w:sz="4" w:space="0" w:color="000000"/>
-            </w:tcBorders>
-          </w:tcPr>
+          <w:tcPr/>
           <w:p>
             <w:pPr>
               <w:pStyle w:val="Compact"/>
@@ -2108,16 +1253,7 @@
       </w:tr>
       <w:tr>
         <w:tc>
-          <w:tcPr>
-            <w:tcBorders>
-              <w:top w:val="single" w:sz="4" w:space="0" w:color="000000"/>
-              <w:left w:val="single" w:sz="4" w:space="0" w:color="000000"/>
-              <w:bottom w:val="single" w:sz="4" w:space="0" w:color="000000"/>
-              <w:right w:val="single" w:sz="4" w:space="0" w:color="000000"/>
-              <w:insideH w:val="single" w:sz="4" w:space="0" w:color="000000"/>
-              <w:insideV w:val="single" w:sz="4" w:space="0" w:color="000000"/>
-            </w:tcBorders>
-          </w:tcPr>
+          <w:tcPr/>
           <w:p>
             <w:pPr>
               <w:pStyle w:val="Compact"/>
@@ -2128,16 +1264,7 @@
           </w:p>
         </w:tc>
         <w:tc>
-          <w:tcPr>
-            <w:tcBorders>
-              <w:top w:val="single" w:sz="4" w:space="0" w:color="000000"/>
-              <w:left w:val="single" w:sz="4" w:space="0" w:color="000000"/>
-              <w:bottom w:val="single" w:sz="4" w:space="0" w:color="000000"/>
-              <w:right w:val="single" w:sz="4" w:space="0" w:color="000000"/>
-              <w:insideH w:val="single" w:sz="4" w:space="0" w:color="000000"/>
-              <w:insideV w:val="single" w:sz="4" w:space="0" w:color="000000"/>
-            </w:tcBorders>
-          </w:tcPr>
+          <w:tcPr/>
           <w:p>
             <w:pPr>
               <w:pStyle w:val="Compact"/>
@@ -2148,16 +1275,7 @@
           </w:p>
         </w:tc>
         <w:tc>
-          <w:tcPr>
-            <w:tcBorders>
-              <w:top w:val="single" w:sz="4" w:space="0" w:color="000000"/>
-              <w:left w:val="single" w:sz="4" w:space="0" w:color="000000"/>
-              <w:bottom w:val="single" w:sz="4" w:space="0" w:color="000000"/>
-              <w:right w:val="single" w:sz="4" w:space="0" w:color="000000"/>
-              <w:insideH w:val="single" w:sz="4" w:space="0" w:color="000000"/>
-              <w:insideV w:val="single" w:sz="4" w:space="0" w:color="000000"/>
-            </w:tcBorders>
-          </w:tcPr>
+          <w:tcPr/>
           <w:p>
             <w:pPr>
               <w:pStyle w:val="Compact"/>
@@ -2168,16 +1286,7 @@
           </w:p>
         </w:tc>
         <w:tc>
-          <w:tcPr>
-            <w:tcBorders>
-              <w:top w:val="single" w:sz="4" w:space="0" w:color="000000"/>
-              <w:left w:val="single" w:sz="4" w:space="0" w:color="000000"/>
-              <w:bottom w:val="single" w:sz="4" w:space="0" w:color="000000"/>
-              <w:right w:val="single" w:sz="4" w:space="0" w:color="000000"/>
-              <w:insideH w:val="single" w:sz="4" w:space="0" w:color="000000"/>
-              <w:insideV w:val="single" w:sz="4" w:space="0" w:color="000000"/>
-            </w:tcBorders>
-          </w:tcPr>
+          <w:tcPr/>
           <w:p>
             <w:pPr>
               <w:pStyle w:val="Compact"/>
@@ -2188,16 +1297,7 @@
           </w:p>
         </w:tc>
         <w:tc>
-          <w:tcPr>
-            <w:tcBorders>
-              <w:top w:val="single" w:sz="4" w:space="0" w:color="000000"/>
-              <w:left w:val="single" w:sz="4" w:space="0" w:color="000000"/>
-              <w:bottom w:val="single" w:sz="4" w:space="0" w:color="000000"/>
-              <w:right w:val="single" w:sz="4" w:space="0" w:color="000000"/>
-              <w:insideH w:val="single" w:sz="4" w:space="0" w:color="000000"/>
-              <w:insideV w:val="single" w:sz="4" w:space="0" w:color="000000"/>
-            </w:tcBorders>
-          </w:tcPr>
+          <w:tcPr/>
           <w:p>
             <w:pPr>
               <w:pStyle w:val="Compact"/>
@@ -2208,16 +1308,7 @@
           </w:p>
         </w:tc>
         <w:tc>
-          <w:tcPr>
-            <w:tcBorders>
-              <w:top w:val="single" w:sz="4" w:space="0" w:color="000000"/>
-              <w:left w:val="single" w:sz="4" w:space="0" w:color="000000"/>
-              <w:bottom w:val="single" w:sz="4" w:space="0" w:color="000000"/>
-              <w:right w:val="single" w:sz="4" w:space="0" w:color="000000"/>
-              <w:insideH w:val="single" w:sz="4" w:space="0" w:color="000000"/>
-              <w:insideV w:val="single" w:sz="4" w:space="0" w:color="000000"/>
-            </w:tcBorders>
-          </w:tcPr>
+          <w:tcPr/>
           <w:p>
             <w:pPr>
               <w:pStyle w:val="Compact"/>
@@ -2228,16 +1319,7 @@
           </w:p>
         </w:tc>
         <w:tc>
-          <w:tcPr>
-            <w:tcBorders>
-              <w:top w:val="single" w:sz="4" w:space="0" w:color="000000"/>
-              <w:left w:val="single" w:sz="4" w:space="0" w:color="000000"/>
-              <w:bottom w:val="single" w:sz="4" w:space="0" w:color="000000"/>
-              <w:right w:val="single" w:sz="4" w:space="0" w:color="000000"/>
-              <w:insideH w:val="single" w:sz="4" w:space="0" w:color="000000"/>
-              <w:insideV w:val="single" w:sz="4" w:space="0" w:color="000000"/>
-            </w:tcBorders>
-          </w:tcPr>
+          <w:tcPr/>
           <w:p>
             <w:pPr>
               <w:pStyle w:val="Compact"/>
@@ -2248,16 +1330,7 @@
           </w:p>
         </w:tc>
         <w:tc>
-          <w:tcPr>
-            <w:tcBorders>
-              <w:top w:val="single" w:sz="4" w:space="0" w:color="000000"/>
-              <w:left w:val="single" w:sz="4" w:space="0" w:color="000000"/>
-              <w:bottom w:val="single" w:sz="4" w:space="0" w:color="000000"/>
-              <w:right w:val="single" w:sz="4" w:space="0" w:color="000000"/>
-              <w:insideH w:val="single" w:sz="4" w:space="0" w:color="000000"/>
-              <w:insideV w:val="single" w:sz="4" w:space="0" w:color="000000"/>
-            </w:tcBorders>
-          </w:tcPr>
+          <w:tcPr/>
           <w:p>
             <w:pPr>
               <w:pStyle w:val="Compact"/>
@@ -2268,16 +1341,7 @@
           </w:p>
         </w:tc>
         <w:tc>
-          <w:tcPr>
-            <w:tcBorders>
-              <w:top w:val="single" w:sz="4" w:space="0" w:color="000000"/>
-              <w:left w:val="single" w:sz="4" w:space="0" w:color="000000"/>
-              <w:bottom w:val="single" w:sz="4" w:space="0" w:color="000000"/>
-              <w:right w:val="single" w:sz="4" w:space="0" w:color="000000"/>
-              <w:insideH w:val="single" w:sz="4" w:space="0" w:color="000000"/>
-              <w:insideV w:val="single" w:sz="4" w:space="0" w:color="000000"/>
-            </w:tcBorders>
-          </w:tcPr>
+          <w:tcPr/>
           <w:p>
             <w:pPr>
               <w:pStyle w:val="Compact"/>
@@ -2290,16 +1354,7 @@
       </w:tr>
       <w:tr>
         <w:tc>
-          <w:tcPr>
-            <w:tcBorders>
-              <w:top w:val="single" w:sz="4" w:space="0" w:color="000000"/>
-              <w:left w:val="single" w:sz="4" w:space="0" w:color="000000"/>
-              <w:bottom w:val="single" w:sz="4" w:space="0" w:color="000000"/>
-              <w:right w:val="single" w:sz="4" w:space="0" w:color="000000"/>
-              <w:insideH w:val="single" w:sz="4" w:space="0" w:color="000000"/>
-              <w:insideV w:val="single" w:sz="4" w:space="0" w:color="000000"/>
-            </w:tcBorders>
-          </w:tcPr>
+          <w:tcPr/>
           <w:p>
             <w:pPr>
               <w:pStyle w:val="Compact"/>
@@ -2314,50 +1369,23 @@
           </w:p>
         </w:tc>
         <w:tc>
-          <w:tcPr>
-            <w:tcBorders>
-              <w:top w:val="single" w:sz="4" w:space="0" w:color="000000"/>
-              <w:left w:val="single" w:sz="4" w:space="0" w:color="000000"/>
-              <w:bottom w:val="single" w:sz="4" w:space="0" w:color="000000"/>
-              <w:right w:val="single" w:sz="4" w:space="0" w:color="000000"/>
-              <w:insideH w:val="single" w:sz="4" w:space="0" w:color="000000"/>
-              <w:insideV w:val="single" w:sz="4" w:space="0" w:color="000000"/>
-            </w:tcBorders>
-          </w:tcPr>
-          <w:p>
-            <w:pPr>
-              <w:pStyle w:val="Compact"/>
-            </w:pPr>
-          </w:p>
-        </w:tc>
-        <w:tc>
-          <w:tcPr>
-            <w:tcBorders>
-              <w:top w:val="single" w:sz="4" w:space="0" w:color="000000"/>
-              <w:left w:val="single" w:sz="4" w:space="0" w:color="000000"/>
-              <w:bottom w:val="single" w:sz="4" w:space="0" w:color="000000"/>
-              <w:right w:val="single" w:sz="4" w:space="0" w:color="000000"/>
-              <w:insideH w:val="single" w:sz="4" w:space="0" w:color="000000"/>
-              <w:insideV w:val="single" w:sz="4" w:space="0" w:color="000000"/>
-            </w:tcBorders>
-          </w:tcPr>
-          <w:p>
-            <w:pPr>
-              <w:pStyle w:val="Compact"/>
-            </w:pPr>
-          </w:p>
-        </w:tc>
-        <w:tc>
-          <w:tcPr>
-            <w:tcBorders>
-              <w:top w:val="single" w:sz="4" w:space="0" w:color="000000"/>
-              <w:left w:val="single" w:sz="4" w:space="0" w:color="000000"/>
-              <w:bottom w:val="single" w:sz="4" w:space="0" w:color="000000"/>
-              <w:right w:val="single" w:sz="4" w:space="0" w:color="000000"/>
-              <w:insideH w:val="single" w:sz="4" w:space="0" w:color="000000"/>
-              <w:insideV w:val="single" w:sz="4" w:space="0" w:color="000000"/>
-            </w:tcBorders>
-          </w:tcPr>
+          <w:tcPr/>
+          <w:p>
+            <w:pPr>
+              <w:pStyle w:val="Compact"/>
+            </w:pPr>
+          </w:p>
+        </w:tc>
+        <w:tc>
+          <w:tcPr/>
+          <w:p>
+            <w:pPr>
+              <w:pStyle w:val="Compact"/>
+            </w:pPr>
+          </w:p>
+        </w:tc>
+        <w:tc>
+          <w:tcPr/>
           <w:p>
             <w:pPr>
               <w:pStyle w:val="Compact"/>
@@ -2372,16 +1400,7 @@
           </w:p>
         </w:tc>
         <w:tc>
-          <w:tcPr>
-            <w:tcBorders>
-              <w:top w:val="single" w:sz="4" w:space="0" w:color="000000"/>
-              <w:left w:val="single" w:sz="4" w:space="0" w:color="000000"/>
-              <w:bottom w:val="single" w:sz="4" w:space="0" w:color="000000"/>
-              <w:right w:val="single" w:sz="4" w:space="0" w:color="000000"/>
-              <w:insideH w:val="single" w:sz="4" w:space="0" w:color="000000"/>
-              <w:insideV w:val="single" w:sz="4" w:space="0" w:color="000000"/>
-            </w:tcBorders>
-          </w:tcPr>
+          <w:tcPr/>
           <w:p>
             <w:pPr>
               <w:pStyle w:val="Compact"/>
@@ -2396,16 +1415,7 @@
           </w:p>
         </w:tc>
         <w:tc>
-          <w:tcPr>
-            <w:tcBorders>
-              <w:top w:val="single" w:sz="4" w:space="0" w:color="000000"/>
-              <w:left w:val="single" w:sz="4" w:space="0" w:color="000000"/>
-              <w:bottom w:val="single" w:sz="4" w:space="0" w:color="000000"/>
-              <w:right w:val="single" w:sz="4" w:space="0" w:color="000000"/>
-              <w:insideH w:val="single" w:sz="4" w:space="0" w:color="000000"/>
-              <w:insideV w:val="single" w:sz="4" w:space="0" w:color="000000"/>
-            </w:tcBorders>
-          </w:tcPr>
+          <w:tcPr/>
           <w:p>
             <w:pPr>
               <w:pStyle w:val="Compact"/>
@@ -2420,16 +1430,7 @@
           </w:p>
         </w:tc>
         <w:tc>
-          <w:tcPr>
-            <w:tcBorders>
-              <w:top w:val="single" w:sz="4" w:space="0" w:color="000000"/>
-              <w:left w:val="single" w:sz="4" w:space="0" w:color="000000"/>
-              <w:bottom w:val="single" w:sz="4" w:space="0" w:color="000000"/>
-              <w:right w:val="single" w:sz="4" w:space="0" w:color="000000"/>
-              <w:insideH w:val="single" w:sz="4" w:space="0" w:color="000000"/>
-              <w:insideV w:val="single" w:sz="4" w:space="0" w:color="000000"/>
-            </w:tcBorders>
-          </w:tcPr>
+          <w:tcPr/>
           <w:p>
             <w:pPr>
               <w:pStyle w:val="Compact"/>
@@ -2444,33 +1445,15 @@
           </w:p>
         </w:tc>
         <w:tc>
-          <w:tcPr>
-            <w:tcBorders>
-              <w:top w:val="single" w:sz="4" w:space="0" w:color="000000"/>
-              <w:left w:val="single" w:sz="4" w:space="0" w:color="000000"/>
-              <w:bottom w:val="single" w:sz="4" w:space="0" w:color="000000"/>
-              <w:right w:val="single" w:sz="4" w:space="0" w:color="000000"/>
-              <w:insideH w:val="single" w:sz="4" w:space="0" w:color="000000"/>
-              <w:insideV w:val="single" w:sz="4" w:space="0" w:color="000000"/>
-            </w:tcBorders>
-          </w:tcPr>
-          <w:p>
-            <w:pPr>
-              <w:pStyle w:val="Compact"/>
-            </w:pPr>
-          </w:p>
-        </w:tc>
-        <w:tc>
-          <w:tcPr>
-            <w:tcBorders>
-              <w:top w:val="single" w:sz="4" w:space="0" w:color="000000"/>
-              <w:left w:val="single" w:sz="4" w:space="0" w:color="000000"/>
-              <w:bottom w:val="single" w:sz="4" w:space="0" w:color="000000"/>
-              <w:right w:val="single" w:sz="4" w:space="0" w:color="000000"/>
-              <w:insideH w:val="single" w:sz="4" w:space="0" w:color="000000"/>
-              <w:insideV w:val="single" w:sz="4" w:space="0" w:color="000000"/>
-            </w:tcBorders>
-          </w:tcPr>
+          <w:tcPr/>
+          <w:p>
+            <w:pPr>
+              <w:pStyle w:val="Compact"/>
+            </w:pPr>
+          </w:p>
+        </w:tc>
+        <w:tc>
+          <w:tcPr/>
           <w:p>
             <w:pPr>
               <w:pStyle w:val="Compact"/>
@@ -2521,7 +1504,7 @@
         <w:t xml:space="preserve">by="margin"</w:t>
       </w:r>
       <w:r>
-        <w:t xml:space="preserve">). Aitchison distance = Euclidean distance on CLR-transformed values. Bray-Curtis computed on relative abundances.</w:t>
+        <w:t xml:space="preserve">). Aitchison distance = Euclidean distance on CLR-transformed values. Bray-Curtis computed on relative abundances. With 9,999 permutations, the minimum attainable permutation p-value is 1/(9,999+1) = 0.0001; p-values reported below as 0.0001 indicate no permuted statistic met or exceeded the observed value (i.e., the true p-value is at or below this resolution limit, not literally less than it).</w:t>
       </w:r>
     </w:p>
     <w:p>
@@ -2555,16 +1538,7 @@
           <w:tblHeader w:val="on"/>
         </w:trPr>
         <w:tc>
-          <w:tcPr>
-            <w:tcBorders>
-              <w:top w:val="single" w:sz="4" w:space="0" w:color="000000"/>
-              <w:left w:val="single" w:sz="4" w:space="0" w:color="000000"/>
-              <w:bottom w:val="single" w:sz="4" w:space="0" w:color="000000"/>
-              <w:right w:val="single" w:sz="4" w:space="0" w:color="000000"/>
-              <w:insideH w:val="single" w:sz="4" w:space="0" w:color="000000"/>
-              <w:insideV w:val="single" w:sz="4" w:space="0" w:color="000000"/>
-            </w:tcBorders>
-          </w:tcPr>
+          <w:tcPr/>
           <w:p>
             <w:pPr>
               <w:pStyle w:val="Compact"/>
@@ -2575,16 +1549,7 @@
           </w:p>
         </w:tc>
         <w:tc>
-          <w:tcPr>
-            <w:tcBorders>
-              <w:top w:val="single" w:sz="4" w:space="0" w:color="000000"/>
-              <w:left w:val="single" w:sz="4" w:space="0" w:color="000000"/>
-              <w:bottom w:val="single" w:sz="4" w:space="0" w:color="000000"/>
-              <w:right w:val="single" w:sz="4" w:space="0" w:color="000000"/>
-              <w:insideH w:val="single" w:sz="4" w:space="0" w:color="000000"/>
-              <w:insideV w:val="single" w:sz="4" w:space="0" w:color="000000"/>
-            </w:tcBorders>
-          </w:tcPr>
+          <w:tcPr/>
           <w:p>
             <w:pPr>
               <w:pStyle w:val="Compact"/>
@@ -2595,16 +1560,7 @@
           </w:p>
         </w:tc>
         <w:tc>
-          <w:tcPr>
-            <w:tcBorders>
-              <w:top w:val="single" w:sz="4" w:space="0" w:color="000000"/>
-              <w:left w:val="single" w:sz="4" w:space="0" w:color="000000"/>
-              <w:bottom w:val="single" w:sz="4" w:space="0" w:color="000000"/>
-              <w:right w:val="single" w:sz="4" w:space="0" w:color="000000"/>
-              <w:insideH w:val="single" w:sz="4" w:space="0" w:color="000000"/>
-              <w:insideV w:val="single" w:sz="4" w:space="0" w:color="000000"/>
-            </w:tcBorders>
-          </w:tcPr>
+          <w:tcPr/>
           <w:p>
             <w:pPr>
               <w:pStyle w:val="Compact"/>
@@ -2615,16 +1571,7 @@
           </w:p>
         </w:tc>
         <w:tc>
-          <w:tcPr>
-            <w:tcBorders>
-              <w:top w:val="single" w:sz="4" w:space="0" w:color="000000"/>
-              <w:left w:val="single" w:sz="4" w:space="0" w:color="000000"/>
-              <w:bottom w:val="single" w:sz="4" w:space="0" w:color="000000"/>
-              <w:right w:val="single" w:sz="4" w:space="0" w:color="000000"/>
-              <w:insideH w:val="single" w:sz="4" w:space="0" w:color="000000"/>
-              <w:insideV w:val="single" w:sz="4" w:space="0" w:color="000000"/>
-            </w:tcBorders>
-          </w:tcPr>
+          <w:tcPr/>
           <w:p>
             <w:pPr>
               <w:pStyle w:val="Compact"/>
@@ -2635,16 +1582,7 @@
           </w:p>
         </w:tc>
         <w:tc>
-          <w:tcPr>
-            <w:tcBorders>
-              <w:top w:val="single" w:sz="4" w:space="0" w:color="000000"/>
-              <w:left w:val="single" w:sz="4" w:space="0" w:color="000000"/>
-              <w:bottom w:val="single" w:sz="4" w:space="0" w:color="000000"/>
-              <w:right w:val="single" w:sz="4" w:space="0" w:color="000000"/>
-              <w:insideH w:val="single" w:sz="4" w:space="0" w:color="000000"/>
-              <w:insideV w:val="single" w:sz="4" w:space="0" w:color="000000"/>
-            </w:tcBorders>
-          </w:tcPr>
+          <w:tcPr/>
           <w:p>
             <w:pPr>
               <w:pStyle w:val="Compact"/>
@@ -2655,16 +1593,7 @@
           </w:p>
         </w:tc>
         <w:tc>
-          <w:tcPr>
-            <w:tcBorders>
-              <w:top w:val="single" w:sz="4" w:space="0" w:color="000000"/>
-              <w:left w:val="single" w:sz="4" w:space="0" w:color="000000"/>
-              <w:bottom w:val="single" w:sz="4" w:space="0" w:color="000000"/>
-              <w:right w:val="single" w:sz="4" w:space="0" w:color="000000"/>
-              <w:insideH w:val="single" w:sz="4" w:space="0" w:color="000000"/>
-              <w:insideV w:val="single" w:sz="4" w:space="0" w:color="000000"/>
-            </w:tcBorders>
-          </w:tcPr>
+          <w:tcPr/>
           <w:p>
             <w:pPr>
               <w:pStyle w:val="Compact"/>
@@ -2677,16 +1606,7 @@
       </w:tr>
       <w:tr>
         <w:tc>
-          <w:tcPr>
-            <w:tcBorders>
-              <w:top w:val="single" w:sz="4" w:space="0" w:color="000000"/>
-              <w:left w:val="single" w:sz="4" w:space="0" w:color="000000"/>
-              <w:bottom w:val="single" w:sz="4" w:space="0" w:color="000000"/>
-              <w:right w:val="single" w:sz="4" w:space="0" w:color="000000"/>
-              <w:insideH w:val="single" w:sz="4" w:space="0" w:color="000000"/>
-              <w:insideV w:val="single" w:sz="4" w:space="0" w:color="000000"/>
-            </w:tcBorders>
-          </w:tcPr>
+          <w:tcPr/>
           <w:p>
             <w:pPr>
               <w:pStyle w:val="Compact"/>
@@ -2697,16 +1617,7 @@
           </w:p>
         </w:tc>
         <w:tc>
-          <w:tcPr>
-            <w:tcBorders>
-              <w:top w:val="single" w:sz="4" w:space="0" w:color="000000"/>
-              <w:left w:val="single" w:sz="4" w:space="0" w:color="000000"/>
-              <w:bottom w:val="single" w:sz="4" w:space="0" w:color="000000"/>
-              <w:right w:val="single" w:sz="4" w:space="0" w:color="000000"/>
-              <w:insideH w:val="single" w:sz="4" w:space="0" w:color="000000"/>
-              <w:insideV w:val="single" w:sz="4" w:space="0" w:color="000000"/>
-            </w:tcBorders>
-          </w:tcPr>
+          <w:tcPr/>
           <w:p>
             <w:pPr>
               <w:pStyle w:val="Compact"/>
@@ -2717,16 +1628,7 @@
           </w:p>
         </w:tc>
         <w:tc>
-          <w:tcPr>
-            <w:tcBorders>
-              <w:top w:val="single" w:sz="4" w:space="0" w:color="000000"/>
-              <w:left w:val="single" w:sz="4" w:space="0" w:color="000000"/>
-              <w:bottom w:val="single" w:sz="4" w:space="0" w:color="000000"/>
-              <w:right w:val="single" w:sz="4" w:space="0" w:color="000000"/>
-              <w:insideH w:val="single" w:sz="4" w:space="0" w:color="000000"/>
-              <w:insideV w:val="single" w:sz="4" w:space="0" w:color="000000"/>
-            </w:tcBorders>
-          </w:tcPr>
+          <w:tcPr/>
           <w:p>
             <w:pPr>
               <w:pStyle w:val="Compact"/>
@@ -2737,16 +1639,7 @@
           </w:p>
         </w:tc>
         <w:tc>
-          <w:tcPr>
-            <w:tcBorders>
-              <w:top w:val="single" w:sz="4" w:space="0" w:color="000000"/>
-              <w:left w:val="single" w:sz="4" w:space="0" w:color="000000"/>
-              <w:bottom w:val="single" w:sz="4" w:space="0" w:color="000000"/>
-              <w:right w:val="single" w:sz="4" w:space="0" w:color="000000"/>
-              <w:insideH w:val="single" w:sz="4" w:space="0" w:color="000000"/>
-              <w:insideV w:val="single" w:sz="4" w:space="0" w:color="000000"/>
-            </w:tcBorders>
-          </w:tcPr>
+          <w:tcPr/>
           <w:p>
             <w:pPr>
               <w:pStyle w:val="Compact"/>
@@ -2757,16 +1650,7 @@
           </w:p>
         </w:tc>
         <w:tc>
-          <w:tcPr>
-            <w:tcBorders>
-              <w:top w:val="single" w:sz="4" w:space="0" w:color="000000"/>
-              <w:left w:val="single" w:sz="4" w:space="0" w:color="000000"/>
-              <w:bottom w:val="single" w:sz="4" w:space="0" w:color="000000"/>
-              <w:right w:val="single" w:sz="4" w:space="0" w:color="000000"/>
-              <w:insideH w:val="single" w:sz="4" w:space="0" w:color="000000"/>
-              <w:insideV w:val="single" w:sz="4" w:space="0" w:color="000000"/>
-            </w:tcBorders>
-          </w:tcPr>
+          <w:tcPr/>
           <w:p>
             <w:pPr>
               <w:pStyle w:val="Compact"/>
@@ -2777,38 +1661,20 @@
           </w:p>
         </w:tc>
         <w:tc>
-          <w:tcPr>
-            <w:tcBorders>
-              <w:top w:val="single" w:sz="4" w:space="0" w:color="000000"/>
-              <w:left w:val="single" w:sz="4" w:space="0" w:color="000000"/>
-              <w:bottom w:val="single" w:sz="4" w:space="0" w:color="000000"/>
-              <w:right w:val="single" w:sz="4" w:space="0" w:color="000000"/>
-              <w:insideH w:val="single" w:sz="4" w:space="0" w:color="000000"/>
-              <w:insideV w:val="single" w:sz="4" w:space="0" w:color="000000"/>
-            </w:tcBorders>
-          </w:tcPr>
-          <w:p>
-            <w:pPr>
-              <w:pStyle w:val="Compact"/>
-            </w:pPr>
-            <w:r>
-              <w:t xml:space="preserve">&lt;0.0001</w:t>
+          <w:tcPr/>
+          <w:p>
+            <w:pPr>
+              <w:pStyle w:val="Compact"/>
+            </w:pPr>
+            <w:r>
+              <w:t xml:space="preserve">0.0001</w:t>
             </w:r>
           </w:p>
         </w:tc>
       </w:tr>
       <w:tr>
         <w:tc>
-          <w:tcPr>
-            <w:tcBorders>
-              <w:top w:val="single" w:sz="4" w:space="0" w:color="000000"/>
-              <w:left w:val="single" w:sz="4" w:space="0" w:color="000000"/>
-              <w:bottom w:val="single" w:sz="4" w:space="0" w:color="000000"/>
-              <w:right w:val="single" w:sz="4" w:space="0" w:color="000000"/>
-              <w:insideH w:val="single" w:sz="4" w:space="0" w:color="000000"/>
-              <w:insideV w:val="single" w:sz="4" w:space="0" w:color="000000"/>
-            </w:tcBorders>
-          </w:tcPr>
+          <w:tcPr/>
           <w:p>
             <w:pPr>
               <w:pStyle w:val="Compact"/>
@@ -2819,16 +1685,7 @@
           </w:p>
         </w:tc>
         <w:tc>
-          <w:tcPr>
-            <w:tcBorders>
-              <w:top w:val="single" w:sz="4" w:space="0" w:color="000000"/>
-              <w:left w:val="single" w:sz="4" w:space="0" w:color="000000"/>
-              <w:bottom w:val="single" w:sz="4" w:space="0" w:color="000000"/>
-              <w:right w:val="single" w:sz="4" w:space="0" w:color="000000"/>
-              <w:insideH w:val="single" w:sz="4" w:space="0" w:color="000000"/>
-              <w:insideV w:val="single" w:sz="4" w:space="0" w:color="000000"/>
-            </w:tcBorders>
-          </w:tcPr>
+          <w:tcPr/>
           <w:p>
             <w:pPr>
               <w:pStyle w:val="Compact"/>
@@ -2839,16 +1696,7 @@
           </w:p>
         </w:tc>
         <w:tc>
-          <w:tcPr>
-            <w:tcBorders>
-              <w:top w:val="single" w:sz="4" w:space="0" w:color="000000"/>
-              <w:left w:val="single" w:sz="4" w:space="0" w:color="000000"/>
-              <w:bottom w:val="single" w:sz="4" w:space="0" w:color="000000"/>
-              <w:right w:val="single" w:sz="4" w:space="0" w:color="000000"/>
-              <w:insideH w:val="single" w:sz="4" w:space="0" w:color="000000"/>
-              <w:insideV w:val="single" w:sz="4" w:space="0" w:color="000000"/>
-            </w:tcBorders>
-          </w:tcPr>
+          <w:tcPr/>
           <w:p>
             <w:pPr>
               <w:pStyle w:val="Compact"/>
@@ -2859,16 +1707,7 @@
           </w:p>
         </w:tc>
         <w:tc>
-          <w:tcPr>
-            <w:tcBorders>
-              <w:top w:val="single" w:sz="4" w:space="0" w:color="000000"/>
-              <w:left w:val="single" w:sz="4" w:space="0" w:color="000000"/>
-              <w:bottom w:val="single" w:sz="4" w:space="0" w:color="000000"/>
-              <w:right w:val="single" w:sz="4" w:space="0" w:color="000000"/>
-              <w:insideH w:val="single" w:sz="4" w:space="0" w:color="000000"/>
-              <w:insideV w:val="single" w:sz="4" w:space="0" w:color="000000"/>
-            </w:tcBorders>
-          </w:tcPr>
+          <w:tcPr/>
           <w:p>
             <w:pPr>
               <w:pStyle w:val="Compact"/>
@@ -2879,16 +1718,7 @@
           </w:p>
         </w:tc>
         <w:tc>
-          <w:tcPr>
-            <w:tcBorders>
-              <w:top w:val="single" w:sz="4" w:space="0" w:color="000000"/>
-              <w:left w:val="single" w:sz="4" w:space="0" w:color="000000"/>
-              <w:bottom w:val="single" w:sz="4" w:space="0" w:color="000000"/>
-              <w:right w:val="single" w:sz="4" w:space="0" w:color="000000"/>
-              <w:insideH w:val="single" w:sz="4" w:space="0" w:color="000000"/>
-              <w:insideV w:val="single" w:sz="4" w:space="0" w:color="000000"/>
-            </w:tcBorders>
-          </w:tcPr>
+          <w:tcPr/>
           <w:p>
             <w:pPr>
               <w:pStyle w:val="Compact"/>
@@ -2899,16 +1729,7 @@
           </w:p>
         </w:tc>
         <w:tc>
-          <w:tcPr>
-            <w:tcBorders>
-              <w:top w:val="single" w:sz="4" w:space="0" w:color="000000"/>
-              <w:left w:val="single" w:sz="4" w:space="0" w:color="000000"/>
-              <w:bottom w:val="single" w:sz="4" w:space="0" w:color="000000"/>
-              <w:right w:val="single" w:sz="4" w:space="0" w:color="000000"/>
-              <w:insideH w:val="single" w:sz="4" w:space="0" w:color="000000"/>
-              <w:insideV w:val="single" w:sz="4" w:space="0" w:color="000000"/>
-            </w:tcBorders>
-          </w:tcPr>
+          <w:tcPr/>
           <w:p>
             <w:pPr>
               <w:pStyle w:val="Compact"/>
@@ -2951,16 +1772,7 @@
           <w:tblHeader w:val="on"/>
         </w:trPr>
         <w:tc>
-          <w:tcPr>
-            <w:tcBorders>
-              <w:top w:val="single" w:sz="4" w:space="0" w:color="000000"/>
-              <w:left w:val="single" w:sz="4" w:space="0" w:color="000000"/>
-              <w:bottom w:val="single" w:sz="4" w:space="0" w:color="000000"/>
-              <w:right w:val="single" w:sz="4" w:space="0" w:color="000000"/>
-              <w:insideH w:val="single" w:sz="4" w:space="0" w:color="000000"/>
-              <w:insideV w:val="single" w:sz="4" w:space="0" w:color="000000"/>
-            </w:tcBorders>
-          </w:tcPr>
+          <w:tcPr/>
           <w:p>
             <w:pPr>
               <w:pStyle w:val="Compact"/>
@@ -2971,16 +1783,7 @@
           </w:p>
         </w:tc>
         <w:tc>
-          <w:tcPr>
-            <w:tcBorders>
-              <w:top w:val="single" w:sz="4" w:space="0" w:color="000000"/>
-              <w:left w:val="single" w:sz="4" w:space="0" w:color="000000"/>
-              <w:bottom w:val="single" w:sz="4" w:space="0" w:color="000000"/>
-              <w:right w:val="single" w:sz="4" w:space="0" w:color="000000"/>
-              <w:insideH w:val="single" w:sz="4" w:space="0" w:color="000000"/>
-              <w:insideV w:val="single" w:sz="4" w:space="0" w:color="000000"/>
-            </w:tcBorders>
-          </w:tcPr>
+          <w:tcPr/>
           <w:p>
             <w:pPr>
               <w:pStyle w:val="Compact"/>
@@ -2991,16 +1794,7 @@
           </w:p>
         </w:tc>
         <w:tc>
-          <w:tcPr>
-            <w:tcBorders>
-              <w:top w:val="single" w:sz="4" w:space="0" w:color="000000"/>
-              <w:left w:val="single" w:sz="4" w:space="0" w:color="000000"/>
-              <w:bottom w:val="single" w:sz="4" w:space="0" w:color="000000"/>
-              <w:right w:val="single" w:sz="4" w:space="0" w:color="000000"/>
-              <w:insideH w:val="single" w:sz="4" w:space="0" w:color="000000"/>
-              <w:insideV w:val="single" w:sz="4" w:space="0" w:color="000000"/>
-            </w:tcBorders>
-          </w:tcPr>
+          <w:tcPr/>
           <w:p>
             <w:pPr>
               <w:pStyle w:val="Compact"/>
@@ -3011,16 +1805,7 @@
           </w:p>
         </w:tc>
         <w:tc>
-          <w:tcPr>
-            <w:tcBorders>
-              <w:top w:val="single" w:sz="4" w:space="0" w:color="000000"/>
-              <w:left w:val="single" w:sz="4" w:space="0" w:color="000000"/>
-              <w:bottom w:val="single" w:sz="4" w:space="0" w:color="000000"/>
-              <w:right w:val="single" w:sz="4" w:space="0" w:color="000000"/>
-              <w:insideH w:val="single" w:sz="4" w:space="0" w:color="000000"/>
-              <w:insideV w:val="single" w:sz="4" w:space="0" w:color="000000"/>
-            </w:tcBorders>
-          </w:tcPr>
+          <w:tcPr/>
           <w:p>
             <w:pPr>
               <w:pStyle w:val="Compact"/>
@@ -3031,16 +1816,7 @@
           </w:p>
         </w:tc>
         <w:tc>
-          <w:tcPr>
-            <w:tcBorders>
-              <w:top w:val="single" w:sz="4" w:space="0" w:color="000000"/>
-              <w:left w:val="single" w:sz="4" w:space="0" w:color="000000"/>
-              <w:bottom w:val="single" w:sz="4" w:space="0" w:color="000000"/>
-              <w:right w:val="single" w:sz="4" w:space="0" w:color="000000"/>
-              <w:insideH w:val="single" w:sz="4" w:space="0" w:color="000000"/>
-              <w:insideV w:val="single" w:sz="4" w:space="0" w:color="000000"/>
-            </w:tcBorders>
-          </w:tcPr>
+          <w:tcPr/>
           <w:p>
             <w:pPr>
               <w:pStyle w:val="Compact"/>
@@ -3051,16 +1827,7 @@
           </w:p>
         </w:tc>
         <w:tc>
-          <w:tcPr>
-            <w:tcBorders>
-              <w:top w:val="single" w:sz="4" w:space="0" w:color="000000"/>
-              <w:left w:val="single" w:sz="4" w:space="0" w:color="000000"/>
-              <w:bottom w:val="single" w:sz="4" w:space="0" w:color="000000"/>
-              <w:right w:val="single" w:sz="4" w:space="0" w:color="000000"/>
-              <w:insideH w:val="single" w:sz="4" w:space="0" w:color="000000"/>
-              <w:insideV w:val="single" w:sz="4" w:space="0" w:color="000000"/>
-            </w:tcBorders>
-          </w:tcPr>
+          <w:tcPr/>
           <w:p>
             <w:pPr>
               <w:pStyle w:val="Compact"/>
@@ -3073,16 +1840,7 @@
       </w:tr>
       <w:tr>
         <w:tc>
-          <w:tcPr>
-            <w:tcBorders>
-              <w:top w:val="single" w:sz="4" w:space="0" w:color="000000"/>
-              <w:left w:val="single" w:sz="4" w:space="0" w:color="000000"/>
-              <w:bottom w:val="single" w:sz="4" w:space="0" w:color="000000"/>
-              <w:right w:val="single" w:sz="4" w:space="0" w:color="000000"/>
-              <w:insideH w:val="single" w:sz="4" w:space="0" w:color="000000"/>
-              <w:insideV w:val="single" w:sz="4" w:space="0" w:color="000000"/>
-            </w:tcBorders>
-          </w:tcPr>
+          <w:tcPr/>
           <w:p>
             <w:pPr>
               <w:pStyle w:val="Compact"/>
@@ -3093,16 +1851,7 @@
           </w:p>
         </w:tc>
         <w:tc>
-          <w:tcPr>
-            <w:tcBorders>
-              <w:top w:val="single" w:sz="4" w:space="0" w:color="000000"/>
-              <w:left w:val="single" w:sz="4" w:space="0" w:color="000000"/>
-              <w:bottom w:val="single" w:sz="4" w:space="0" w:color="000000"/>
-              <w:right w:val="single" w:sz="4" w:space="0" w:color="000000"/>
-              <w:insideH w:val="single" w:sz="4" w:space="0" w:color="000000"/>
-              <w:insideV w:val="single" w:sz="4" w:space="0" w:color="000000"/>
-            </w:tcBorders>
-          </w:tcPr>
+          <w:tcPr/>
           <w:p>
             <w:pPr>
               <w:pStyle w:val="Compact"/>
@@ -3113,16 +1862,7 @@
           </w:p>
         </w:tc>
         <w:tc>
-          <w:tcPr>
-            <w:tcBorders>
-              <w:top w:val="single" w:sz="4" w:space="0" w:color="000000"/>
-              <w:left w:val="single" w:sz="4" w:space="0" w:color="000000"/>
-              <w:bottom w:val="single" w:sz="4" w:space="0" w:color="000000"/>
-              <w:right w:val="single" w:sz="4" w:space="0" w:color="000000"/>
-              <w:insideH w:val="single" w:sz="4" w:space="0" w:color="000000"/>
-              <w:insideV w:val="single" w:sz="4" w:space="0" w:color="000000"/>
-            </w:tcBorders>
-          </w:tcPr>
+          <w:tcPr/>
           <w:p>
             <w:pPr>
               <w:pStyle w:val="Compact"/>
@@ -3133,16 +1873,7 @@
           </w:p>
         </w:tc>
         <w:tc>
-          <w:tcPr>
-            <w:tcBorders>
-              <w:top w:val="single" w:sz="4" w:space="0" w:color="000000"/>
-              <w:left w:val="single" w:sz="4" w:space="0" w:color="000000"/>
-              <w:bottom w:val="single" w:sz="4" w:space="0" w:color="000000"/>
-              <w:right w:val="single" w:sz="4" w:space="0" w:color="000000"/>
-              <w:insideH w:val="single" w:sz="4" w:space="0" w:color="000000"/>
-              <w:insideV w:val="single" w:sz="4" w:space="0" w:color="000000"/>
-            </w:tcBorders>
-          </w:tcPr>
+          <w:tcPr/>
           <w:p>
             <w:pPr>
               <w:pStyle w:val="Compact"/>
@@ -3153,16 +1884,7 @@
           </w:p>
         </w:tc>
         <w:tc>
-          <w:tcPr>
-            <w:tcBorders>
-              <w:top w:val="single" w:sz="4" w:space="0" w:color="000000"/>
-              <w:left w:val="single" w:sz="4" w:space="0" w:color="000000"/>
-              <w:bottom w:val="single" w:sz="4" w:space="0" w:color="000000"/>
-              <w:right w:val="single" w:sz="4" w:space="0" w:color="000000"/>
-              <w:insideH w:val="single" w:sz="4" w:space="0" w:color="000000"/>
-              <w:insideV w:val="single" w:sz="4" w:space="0" w:color="000000"/>
-            </w:tcBorders>
-          </w:tcPr>
+          <w:tcPr/>
           <w:p>
             <w:pPr>
               <w:pStyle w:val="Compact"/>
@@ -3173,38 +1895,20 @@
           </w:p>
         </w:tc>
         <w:tc>
-          <w:tcPr>
-            <w:tcBorders>
-              <w:top w:val="single" w:sz="4" w:space="0" w:color="000000"/>
-              <w:left w:val="single" w:sz="4" w:space="0" w:color="000000"/>
-              <w:bottom w:val="single" w:sz="4" w:space="0" w:color="000000"/>
-              <w:right w:val="single" w:sz="4" w:space="0" w:color="000000"/>
-              <w:insideH w:val="single" w:sz="4" w:space="0" w:color="000000"/>
-              <w:insideV w:val="single" w:sz="4" w:space="0" w:color="000000"/>
-            </w:tcBorders>
-          </w:tcPr>
-          <w:p>
-            <w:pPr>
-              <w:pStyle w:val="Compact"/>
-            </w:pPr>
-            <w:r>
-              <w:t xml:space="preserve">&lt;0.0001</w:t>
+          <w:tcPr/>
+          <w:p>
+            <w:pPr>
+              <w:pStyle w:val="Compact"/>
+            </w:pPr>
+            <w:r>
+              <w:t xml:space="preserve">0.0001</w:t>
             </w:r>
           </w:p>
         </w:tc>
       </w:tr>
       <w:tr>
         <w:tc>
-          <w:tcPr>
-            <w:tcBorders>
-              <w:top w:val="single" w:sz="4" w:space="0" w:color="000000"/>
-              <w:left w:val="single" w:sz="4" w:space="0" w:color="000000"/>
-              <w:bottom w:val="single" w:sz="4" w:space="0" w:color="000000"/>
-              <w:right w:val="single" w:sz="4" w:space="0" w:color="000000"/>
-              <w:insideH w:val="single" w:sz="4" w:space="0" w:color="000000"/>
-              <w:insideV w:val="single" w:sz="4" w:space="0" w:color="000000"/>
-            </w:tcBorders>
-          </w:tcPr>
+          <w:tcPr/>
           <w:p>
             <w:pPr>
               <w:pStyle w:val="Compact"/>
@@ -3215,16 +1919,7 @@
           </w:p>
         </w:tc>
         <w:tc>
-          <w:tcPr>
-            <w:tcBorders>
-              <w:top w:val="single" w:sz="4" w:space="0" w:color="000000"/>
-              <w:left w:val="single" w:sz="4" w:space="0" w:color="000000"/>
-              <w:bottom w:val="single" w:sz="4" w:space="0" w:color="000000"/>
-              <w:right w:val="single" w:sz="4" w:space="0" w:color="000000"/>
-              <w:insideH w:val="single" w:sz="4" w:space="0" w:color="000000"/>
-              <w:insideV w:val="single" w:sz="4" w:space="0" w:color="000000"/>
-            </w:tcBorders>
-          </w:tcPr>
+          <w:tcPr/>
           <w:p>
             <w:pPr>
               <w:pStyle w:val="Compact"/>
@@ -3235,16 +1930,7 @@
           </w:p>
         </w:tc>
         <w:tc>
-          <w:tcPr>
-            <w:tcBorders>
-              <w:top w:val="single" w:sz="4" w:space="0" w:color="000000"/>
-              <w:left w:val="single" w:sz="4" w:space="0" w:color="000000"/>
-              <w:bottom w:val="single" w:sz="4" w:space="0" w:color="000000"/>
-              <w:right w:val="single" w:sz="4" w:space="0" w:color="000000"/>
-              <w:insideH w:val="single" w:sz="4" w:space="0" w:color="000000"/>
-              <w:insideV w:val="single" w:sz="4" w:space="0" w:color="000000"/>
-            </w:tcBorders>
-          </w:tcPr>
+          <w:tcPr/>
           <w:p>
             <w:pPr>
               <w:pStyle w:val="Compact"/>
@@ -3255,16 +1941,7 @@
           </w:p>
         </w:tc>
         <w:tc>
-          <w:tcPr>
-            <w:tcBorders>
-              <w:top w:val="single" w:sz="4" w:space="0" w:color="000000"/>
-              <w:left w:val="single" w:sz="4" w:space="0" w:color="000000"/>
-              <w:bottom w:val="single" w:sz="4" w:space="0" w:color="000000"/>
-              <w:right w:val="single" w:sz="4" w:space="0" w:color="000000"/>
-              <w:insideH w:val="single" w:sz="4" w:space="0" w:color="000000"/>
-              <w:insideV w:val="single" w:sz="4" w:space="0" w:color="000000"/>
-            </w:tcBorders>
-          </w:tcPr>
+          <w:tcPr/>
           <w:p>
             <w:pPr>
               <w:pStyle w:val="Compact"/>
@@ -3275,16 +1952,7 @@
           </w:p>
         </w:tc>
         <w:tc>
-          <w:tcPr>
-            <w:tcBorders>
-              <w:top w:val="single" w:sz="4" w:space="0" w:color="000000"/>
-              <w:left w:val="single" w:sz="4" w:space="0" w:color="000000"/>
-              <w:bottom w:val="single" w:sz="4" w:space="0" w:color="000000"/>
-              <w:right w:val="single" w:sz="4" w:space="0" w:color="000000"/>
-              <w:insideH w:val="single" w:sz="4" w:space="0" w:color="000000"/>
-              <w:insideV w:val="single" w:sz="4" w:space="0" w:color="000000"/>
-            </w:tcBorders>
-          </w:tcPr>
+          <w:tcPr/>
           <w:p>
             <w:pPr>
               <w:pStyle w:val="Compact"/>
@@ -3295,16 +1963,7 @@
           </w:p>
         </w:tc>
         <w:tc>
-          <w:tcPr>
-            <w:tcBorders>
-              <w:top w:val="single" w:sz="4" w:space="0" w:color="000000"/>
-              <w:left w:val="single" w:sz="4" w:space="0" w:color="000000"/>
-              <w:bottom w:val="single" w:sz="4" w:space="0" w:color="000000"/>
-              <w:right w:val="single" w:sz="4" w:space="0" w:color="000000"/>
-              <w:insideH w:val="single" w:sz="4" w:space="0" w:color="000000"/>
-              <w:insideV w:val="single" w:sz="4" w:space="0" w:color="000000"/>
-            </w:tcBorders>
-          </w:tcPr>
+          <w:tcPr/>
           <w:p>
             <w:pPr>
               <w:pStyle w:val="Compact"/>
@@ -3347,16 +2006,7 @@
           <w:tblHeader w:val="on"/>
         </w:trPr>
         <w:tc>
-          <w:tcPr>
-            <w:tcBorders>
-              <w:top w:val="single" w:sz="4" w:space="0" w:color="000000"/>
-              <w:left w:val="single" w:sz="4" w:space="0" w:color="000000"/>
-              <w:bottom w:val="single" w:sz="4" w:space="0" w:color="000000"/>
-              <w:right w:val="single" w:sz="4" w:space="0" w:color="000000"/>
-              <w:insideH w:val="single" w:sz="4" w:space="0" w:color="000000"/>
-              <w:insideV w:val="single" w:sz="4" w:space="0" w:color="000000"/>
-            </w:tcBorders>
-          </w:tcPr>
+          <w:tcPr/>
           <w:p>
             <w:pPr>
               <w:pStyle w:val="Compact"/>
@@ -3367,16 +2017,7 @@
           </w:p>
         </w:tc>
         <w:tc>
-          <w:tcPr>
-            <w:tcBorders>
-              <w:top w:val="single" w:sz="4" w:space="0" w:color="000000"/>
-              <w:left w:val="single" w:sz="4" w:space="0" w:color="000000"/>
-              <w:bottom w:val="single" w:sz="4" w:space="0" w:color="000000"/>
-              <w:right w:val="single" w:sz="4" w:space="0" w:color="000000"/>
-              <w:insideH w:val="single" w:sz="4" w:space="0" w:color="000000"/>
-              <w:insideV w:val="single" w:sz="4" w:space="0" w:color="000000"/>
-            </w:tcBorders>
-          </w:tcPr>
+          <w:tcPr/>
           <w:p>
             <w:pPr>
               <w:pStyle w:val="Compact"/>
@@ -3387,16 +2028,7 @@
           </w:p>
         </w:tc>
         <w:tc>
-          <w:tcPr>
-            <w:tcBorders>
-              <w:top w:val="single" w:sz="4" w:space="0" w:color="000000"/>
-              <w:left w:val="single" w:sz="4" w:space="0" w:color="000000"/>
-              <w:bottom w:val="single" w:sz="4" w:space="0" w:color="000000"/>
-              <w:right w:val="single" w:sz="4" w:space="0" w:color="000000"/>
-              <w:insideH w:val="single" w:sz="4" w:space="0" w:color="000000"/>
-              <w:insideV w:val="single" w:sz="4" w:space="0" w:color="000000"/>
-            </w:tcBorders>
-          </w:tcPr>
+          <w:tcPr/>
           <w:p>
             <w:pPr>
               <w:pStyle w:val="Compact"/>
@@ -3407,16 +2039,7 @@
           </w:p>
         </w:tc>
         <w:tc>
-          <w:tcPr>
-            <w:tcBorders>
-              <w:top w:val="single" w:sz="4" w:space="0" w:color="000000"/>
-              <w:left w:val="single" w:sz="4" w:space="0" w:color="000000"/>
-              <w:bottom w:val="single" w:sz="4" w:space="0" w:color="000000"/>
-              <w:right w:val="single" w:sz="4" w:space="0" w:color="000000"/>
-              <w:insideH w:val="single" w:sz="4" w:space="0" w:color="000000"/>
-              <w:insideV w:val="single" w:sz="4" w:space="0" w:color="000000"/>
-            </w:tcBorders>
-          </w:tcPr>
+          <w:tcPr/>
           <w:p>
             <w:pPr>
               <w:pStyle w:val="Compact"/>
@@ -3427,16 +2050,7 @@
           </w:p>
         </w:tc>
         <w:tc>
-          <w:tcPr>
-            <w:tcBorders>
-              <w:top w:val="single" w:sz="4" w:space="0" w:color="000000"/>
-              <w:left w:val="single" w:sz="4" w:space="0" w:color="000000"/>
-              <w:bottom w:val="single" w:sz="4" w:space="0" w:color="000000"/>
-              <w:right w:val="single" w:sz="4" w:space="0" w:color="000000"/>
-              <w:insideH w:val="single" w:sz="4" w:space="0" w:color="000000"/>
-              <w:insideV w:val="single" w:sz="4" w:space="0" w:color="000000"/>
-            </w:tcBorders>
-          </w:tcPr>
+          <w:tcPr/>
           <w:p>
             <w:pPr>
               <w:pStyle w:val="Compact"/>
@@ -3447,16 +2061,7 @@
           </w:p>
         </w:tc>
         <w:tc>
-          <w:tcPr>
-            <w:tcBorders>
-              <w:top w:val="single" w:sz="4" w:space="0" w:color="000000"/>
-              <w:left w:val="single" w:sz="4" w:space="0" w:color="000000"/>
-              <w:bottom w:val="single" w:sz="4" w:space="0" w:color="000000"/>
-              <w:right w:val="single" w:sz="4" w:space="0" w:color="000000"/>
-              <w:insideH w:val="single" w:sz="4" w:space="0" w:color="000000"/>
-              <w:insideV w:val="single" w:sz="4" w:space="0" w:color="000000"/>
-            </w:tcBorders>
-          </w:tcPr>
+          <w:tcPr/>
           <w:p>
             <w:pPr>
               <w:pStyle w:val="Compact"/>
@@ -3469,16 +2074,7 @@
       </w:tr>
       <w:tr>
         <w:tc>
-          <w:tcPr>
-            <w:tcBorders>
-              <w:top w:val="single" w:sz="4" w:space="0" w:color="000000"/>
-              <w:left w:val="single" w:sz="4" w:space="0" w:color="000000"/>
-              <w:bottom w:val="single" w:sz="4" w:space="0" w:color="000000"/>
-              <w:right w:val="single" w:sz="4" w:space="0" w:color="000000"/>
-              <w:insideH w:val="single" w:sz="4" w:space="0" w:color="000000"/>
-              <w:insideV w:val="single" w:sz="4" w:space="0" w:color="000000"/>
-            </w:tcBorders>
-          </w:tcPr>
+          <w:tcPr/>
           <w:p>
             <w:pPr>
               <w:pStyle w:val="Compact"/>
@@ -3489,16 +2085,7 @@
           </w:p>
         </w:tc>
         <w:tc>
-          <w:tcPr>
-            <w:tcBorders>
-              <w:top w:val="single" w:sz="4" w:space="0" w:color="000000"/>
-              <w:left w:val="single" w:sz="4" w:space="0" w:color="000000"/>
-              <w:bottom w:val="single" w:sz="4" w:space="0" w:color="000000"/>
-              <w:right w:val="single" w:sz="4" w:space="0" w:color="000000"/>
-              <w:insideH w:val="single" w:sz="4" w:space="0" w:color="000000"/>
-              <w:insideV w:val="single" w:sz="4" w:space="0" w:color="000000"/>
-            </w:tcBorders>
-          </w:tcPr>
+          <w:tcPr/>
           <w:p>
             <w:pPr>
               <w:pStyle w:val="Compact"/>
@@ -3509,16 +2096,7 @@
           </w:p>
         </w:tc>
         <w:tc>
-          <w:tcPr>
-            <w:tcBorders>
-              <w:top w:val="single" w:sz="4" w:space="0" w:color="000000"/>
-              <w:left w:val="single" w:sz="4" w:space="0" w:color="000000"/>
-              <w:bottom w:val="single" w:sz="4" w:space="0" w:color="000000"/>
-              <w:right w:val="single" w:sz="4" w:space="0" w:color="000000"/>
-              <w:insideH w:val="single" w:sz="4" w:space="0" w:color="000000"/>
-              <w:insideV w:val="single" w:sz="4" w:space="0" w:color="000000"/>
-            </w:tcBorders>
-          </w:tcPr>
+          <w:tcPr/>
           <w:p>
             <w:pPr>
               <w:pStyle w:val="Compact"/>
@@ -3529,16 +2107,7 @@
           </w:p>
         </w:tc>
         <w:tc>
-          <w:tcPr>
-            <w:tcBorders>
-              <w:top w:val="single" w:sz="4" w:space="0" w:color="000000"/>
-              <w:left w:val="single" w:sz="4" w:space="0" w:color="000000"/>
-              <w:bottom w:val="single" w:sz="4" w:space="0" w:color="000000"/>
-              <w:right w:val="single" w:sz="4" w:space="0" w:color="000000"/>
-              <w:insideH w:val="single" w:sz="4" w:space="0" w:color="000000"/>
-              <w:insideV w:val="single" w:sz="4" w:space="0" w:color="000000"/>
-            </w:tcBorders>
-          </w:tcPr>
+          <w:tcPr/>
           <w:p>
             <w:pPr>
               <w:pStyle w:val="Compact"/>
@@ -3549,16 +2118,7 @@
           </w:p>
         </w:tc>
         <w:tc>
-          <w:tcPr>
-            <w:tcBorders>
-              <w:top w:val="single" w:sz="4" w:space="0" w:color="000000"/>
-              <w:left w:val="single" w:sz="4" w:space="0" w:color="000000"/>
-              <w:bottom w:val="single" w:sz="4" w:space="0" w:color="000000"/>
-              <w:right w:val="single" w:sz="4" w:space="0" w:color="000000"/>
-              <w:insideH w:val="single" w:sz="4" w:space="0" w:color="000000"/>
-              <w:insideV w:val="single" w:sz="4" w:space="0" w:color="000000"/>
-            </w:tcBorders>
-          </w:tcPr>
+          <w:tcPr/>
           <w:p>
             <w:pPr>
               <w:pStyle w:val="Compact"/>
@@ -3569,38 +2129,20 @@
           </w:p>
         </w:tc>
         <w:tc>
-          <w:tcPr>
-            <w:tcBorders>
-              <w:top w:val="single" w:sz="4" w:space="0" w:color="000000"/>
-              <w:left w:val="single" w:sz="4" w:space="0" w:color="000000"/>
-              <w:bottom w:val="single" w:sz="4" w:space="0" w:color="000000"/>
-              <w:right w:val="single" w:sz="4" w:space="0" w:color="000000"/>
-              <w:insideH w:val="single" w:sz="4" w:space="0" w:color="000000"/>
-              <w:insideV w:val="single" w:sz="4" w:space="0" w:color="000000"/>
-            </w:tcBorders>
-          </w:tcPr>
-          <w:p>
-            <w:pPr>
-              <w:pStyle w:val="Compact"/>
-            </w:pPr>
-            <w:r>
-              <w:t xml:space="preserve">&lt;0.0001</w:t>
+          <w:tcPr/>
+          <w:p>
+            <w:pPr>
+              <w:pStyle w:val="Compact"/>
+            </w:pPr>
+            <w:r>
+              <w:t xml:space="preserve">0.0001</w:t>
             </w:r>
           </w:p>
         </w:tc>
       </w:tr>
       <w:tr>
         <w:tc>
-          <w:tcPr>
-            <w:tcBorders>
-              <w:top w:val="single" w:sz="4" w:space="0" w:color="000000"/>
-              <w:left w:val="single" w:sz="4" w:space="0" w:color="000000"/>
-              <w:bottom w:val="single" w:sz="4" w:space="0" w:color="000000"/>
-              <w:right w:val="single" w:sz="4" w:space="0" w:color="000000"/>
-              <w:insideH w:val="single" w:sz="4" w:space="0" w:color="000000"/>
-              <w:insideV w:val="single" w:sz="4" w:space="0" w:color="000000"/>
-            </w:tcBorders>
-          </w:tcPr>
+          <w:tcPr/>
           <w:p>
             <w:pPr>
               <w:pStyle w:val="Compact"/>
@@ -3611,16 +2153,7 @@
           </w:p>
         </w:tc>
         <w:tc>
-          <w:tcPr>
-            <w:tcBorders>
-              <w:top w:val="single" w:sz="4" w:space="0" w:color="000000"/>
-              <w:left w:val="single" w:sz="4" w:space="0" w:color="000000"/>
-              <w:bottom w:val="single" w:sz="4" w:space="0" w:color="000000"/>
-              <w:right w:val="single" w:sz="4" w:space="0" w:color="000000"/>
-              <w:insideH w:val="single" w:sz="4" w:space="0" w:color="000000"/>
-              <w:insideV w:val="single" w:sz="4" w:space="0" w:color="000000"/>
-            </w:tcBorders>
-          </w:tcPr>
+          <w:tcPr/>
           <w:p>
             <w:pPr>
               <w:pStyle w:val="Compact"/>
@@ -3631,16 +2164,7 @@
           </w:p>
         </w:tc>
         <w:tc>
-          <w:tcPr>
-            <w:tcBorders>
-              <w:top w:val="single" w:sz="4" w:space="0" w:color="000000"/>
-              <w:left w:val="single" w:sz="4" w:space="0" w:color="000000"/>
-              <w:bottom w:val="single" w:sz="4" w:space="0" w:color="000000"/>
-              <w:right w:val="single" w:sz="4" w:space="0" w:color="000000"/>
-              <w:insideH w:val="single" w:sz="4" w:space="0" w:color="000000"/>
-              <w:insideV w:val="single" w:sz="4" w:space="0" w:color="000000"/>
-            </w:tcBorders>
-          </w:tcPr>
+          <w:tcPr/>
           <w:p>
             <w:pPr>
               <w:pStyle w:val="Compact"/>
@@ -3651,16 +2175,7 @@
           </w:p>
         </w:tc>
         <w:tc>
-          <w:tcPr>
-            <w:tcBorders>
-              <w:top w:val="single" w:sz="4" w:space="0" w:color="000000"/>
-              <w:left w:val="single" w:sz="4" w:space="0" w:color="000000"/>
-              <w:bottom w:val="single" w:sz="4" w:space="0" w:color="000000"/>
-              <w:right w:val="single" w:sz="4" w:space="0" w:color="000000"/>
-              <w:insideH w:val="single" w:sz="4" w:space="0" w:color="000000"/>
-              <w:insideV w:val="single" w:sz="4" w:space="0" w:color="000000"/>
-            </w:tcBorders>
-          </w:tcPr>
+          <w:tcPr/>
           <w:p>
             <w:pPr>
               <w:pStyle w:val="Compact"/>
@@ -3671,16 +2186,7 @@
           </w:p>
         </w:tc>
         <w:tc>
-          <w:tcPr>
-            <w:tcBorders>
-              <w:top w:val="single" w:sz="4" w:space="0" w:color="000000"/>
-              <w:left w:val="single" w:sz="4" w:space="0" w:color="000000"/>
-              <w:bottom w:val="single" w:sz="4" w:space="0" w:color="000000"/>
-              <w:right w:val="single" w:sz="4" w:space="0" w:color="000000"/>
-              <w:insideH w:val="single" w:sz="4" w:space="0" w:color="000000"/>
-              <w:insideV w:val="single" w:sz="4" w:space="0" w:color="000000"/>
-            </w:tcBorders>
-          </w:tcPr>
+          <w:tcPr/>
           <w:p>
             <w:pPr>
               <w:pStyle w:val="Compact"/>
@@ -3691,22 +2197,13 @@
           </w:p>
         </w:tc>
         <w:tc>
-          <w:tcPr>
-            <w:tcBorders>
-              <w:top w:val="single" w:sz="4" w:space="0" w:color="000000"/>
-              <w:left w:val="single" w:sz="4" w:space="0" w:color="000000"/>
-              <w:bottom w:val="single" w:sz="4" w:space="0" w:color="000000"/>
-              <w:right w:val="single" w:sz="4" w:space="0" w:color="000000"/>
-              <w:insideH w:val="single" w:sz="4" w:space="0" w:color="000000"/>
-              <w:insideV w:val="single" w:sz="4" w:space="0" w:color="000000"/>
-            </w:tcBorders>
-          </w:tcPr>
-          <w:p>
-            <w:pPr>
-              <w:pStyle w:val="Compact"/>
-            </w:pPr>
-            <w:r>
-              <w:t xml:space="preserve">&lt;0.0001</w:t>
+          <w:tcPr/>
+          <w:p>
+            <w:pPr>
+              <w:pStyle w:val="Compact"/>
+            </w:pPr>
+            <w:r>
+              <w:t xml:space="preserve">0.0001</w:t>
             </w:r>
           </w:p>
         </w:tc>
@@ -3751,16 +2248,7 @@
           <w:tblHeader w:val="on"/>
         </w:trPr>
         <w:tc>
-          <w:tcPr>
-            <w:tcBorders>
-              <w:top w:val="single" w:sz="4" w:space="0" w:color="000000"/>
-              <w:left w:val="single" w:sz="4" w:space="0" w:color="000000"/>
-              <w:bottom w:val="single" w:sz="4" w:space="0" w:color="000000"/>
-              <w:right w:val="single" w:sz="4" w:space="0" w:color="000000"/>
-              <w:insideH w:val="single" w:sz="4" w:space="0" w:color="000000"/>
-              <w:insideV w:val="single" w:sz="4" w:space="0" w:color="000000"/>
-            </w:tcBorders>
-          </w:tcPr>
+          <w:tcPr/>
           <w:p>
             <w:pPr>
               <w:pStyle w:val="Compact"/>
@@ -3771,16 +2259,7 @@
           </w:p>
         </w:tc>
         <w:tc>
-          <w:tcPr>
-            <w:tcBorders>
-              <w:top w:val="single" w:sz="4" w:space="0" w:color="000000"/>
-              <w:left w:val="single" w:sz="4" w:space="0" w:color="000000"/>
-              <w:bottom w:val="single" w:sz="4" w:space="0" w:color="000000"/>
-              <w:right w:val="single" w:sz="4" w:space="0" w:color="000000"/>
-              <w:insideH w:val="single" w:sz="4" w:space="0" w:color="000000"/>
-              <w:insideV w:val="single" w:sz="4" w:space="0" w:color="000000"/>
-            </w:tcBorders>
-          </w:tcPr>
+          <w:tcPr/>
           <w:p>
             <w:pPr>
               <w:pStyle w:val="Compact"/>
@@ -3791,16 +2270,7 @@
           </w:p>
         </w:tc>
         <w:tc>
-          <w:tcPr>
-            <w:tcBorders>
-              <w:top w:val="single" w:sz="4" w:space="0" w:color="000000"/>
-              <w:left w:val="single" w:sz="4" w:space="0" w:color="000000"/>
-              <w:bottom w:val="single" w:sz="4" w:space="0" w:color="000000"/>
-              <w:right w:val="single" w:sz="4" w:space="0" w:color="000000"/>
-              <w:insideH w:val="single" w:sz="4" w:space="0" w:color="000000"/>
-              <w:insideV w:val="single" w:sz="4" w:space="0" w:color="000000"/>
-            </w:tcBorders>
-          </w:tcPr>
+          <w:tcPr/>
           <w:p>
             <w:pPr>
               <w:pStyle w:val="Compact"/>
@@ -3811,16 +2281,7 @@
           </w:p>
         </w:tc>
         <w:tc>
-          <w:tcPr>
-            <w:tcBorders>
-              <w:top w:val="single" w:sz="4" w:space="0" w:color="000000"/>
-              <w:left w:val="single" w:sz="4" w:space="0" w:color="000000"/>
-              <w:bottom w:val="single" w:sz="4" w:space="0" w:color="000000"/>
-              <w:right w:val="single" w:sz="4" w:space="0" w:color="000000"/>
-              <w:insideH w:val="single" w:sz="4" w:space="0" w:color="000000"/>
-              <w:insideV w:val="single" w:sz="4" w:space="0" w:color="000000"/>
-            </w:tcBorders>
-          </w:tcPr>
+          <w:tcPr/>
           <w:p>
             <w:pPr>
               <w:pStyle w:val="Compact"/>
@@ -3831,16 +2292,7 @@
           </w:p>
         </w:tc>
         <w:tc>
-          <w:tcPr>
-            <w:tcBorders>
-              <w:top w:val="single" w:sz="4" w:space="0" w:color="000000"/>
-              <w:left w:val="single" w:sz="4" w:space="0" w:color="000000"/>
-              <w:bottom w:val="single" w:sz="4" w:space="0" w:color="000000"/>
-              <w:right w:val="single" w:sz="4" w:space="0" w:color="000000"/>
-              <w:insideH w:val="single" w:sz="4" w:space="0" w:color="000000"/>
-              <w:insideV w:val="single" w:sz="4" w:space="0" w:color="000000"/>
-            </w:tcBorders>
-          </w:tcPr>
+          <w:tcPr/>
           <w:p>
             <w:pPr>
               <w:pStyle w:val="Compact"/>
@@ -3851,16 +2303,7 @@
           </w:p>
         </w:tc>
         <w:tc>
-          <w:tcPr>
-            <w:tcBorders>
-              <w:top w:val="single" w:sz="4" w:space="0" w:color="000000"/>
-              <w:left w:val="single" w:sz="4" w:space="0" w:color="000000"/>
-              <w:bottom w:val="single" w:sz="4" w:space="0" w:color="000000"/>
-              <w:right w:val="single" w:sz="4" w:space="0" w:color="000000"/>
-              <w:insideH w:val="single" w:sz="4" w:space="0" w:color="000000"/>
-              <w:insideV w:val="single" w:sz="4" w:space="0" w:color="000000"/>
-            </w:tcBorders>
-          </w:tcPr>
+          <w:tcPr/>
           <w:p>
             <w:pPr>
               <w:pStyle w:val="Compact"/>
@@ -3873,16 +2316,7 @@
       </w:tr>
       <w:tr>
         <w:tc>
-          <w:tcPr>
-            <w:tcBorders>
-              <w:top w:val="single" w:sz="4" w:space="0" w:color="000000"/>
-              <w:left w:val="single" w:sz="4" w:space="0" w:color="000000"/>
-              <w:bottom w:val="single" w:sz="4" w:space="0" w:color="000000"/>
-              <w:right w:val="single" w:sz="4" w:space="0" w:color="000000"/>
-              <w:insideH w:val="single" w:sz="4" w:space="0" w:color="000000"/>
-              <w:insideV w:val="single" w:sz="4" w:space="0" w:color="000000"/>
-            </w:tcBorders>
-          </w:tcPr>
+          <w:tcPr/>
           <w:p>
             <w:pPr>
               <w:pStyle w:val="Compact"/>
@@ -3893,16 +2327,7 @@
           </w:p>
         </w:tc>
         <w:tc>
-          <w:tcPr>
-            <w:tcBorders>
-              <w:top w:val="single" w:sz="4" w:space="0" w:color="000000"/>
-              <w:left w:val="single" w:sz="4" w:space="0" w:color="000000"/>
-              <w:bottom w:val="single" w:sz="4" w:space="0" w:color="000000"/>
-              <w:right w:val="single" w:sz="4" w:space="0" w:color="000000"/>
-              <w:insideH w:val="single" w:sz="4" w:space="0" w:color="000000"/>
-              <w:insideV w:val="single" w:sz="4" w:space="0" w:color="000000"/>
-            </w:tcBorders>
-          </w:tcPr>
+          <w:tcPr/>
           <w:p>
             <w:pPr>
               <w:pStyle w:val="Compact"/>
@@ -3913,16 +2338,7 @@
           </w:p>
         </w:tc>
         <w:tc>
-          <w:tcPr>
-            <w:tcBorders>
-              <w:top w:val="single" w:sz="4" w:space="0" w:color="000000"/>
-              <w:left w:val="single" w:sz="4" w:space="0" w:color="000000"/>
-              <w:bottom w:val="single" w:sz="4" w:space="0" w:color="000000"/>
-              <w:right w:val="single" w:sz="4" w:space="0" w:color="000000"/>
-              <w:insideH w:val="single" w:sz="4" w:space="0" w:color="000000"/>
-              <w:insideV w:val="single" w:sz="4" w:space="0" w:color="000000"/>
-            </w:tcBorders>
-          </w:tcPr>
+          <w:tcPr/>
           <w:p>
             <w:pPr>
               <w:pStyle w:val="Compact"/>
@@ -3933,16 +2349,7 @@
           </w:p>
         </w:tc>
         <w:tc>
-          <w:tcPr>
-            <w:tcBorders>
-              <w:top w:val="single" w:sz="4" w:space="0" w:color="000000"/>
-              <w:left w:val="single" w:sz="4" w:space="0" w:color="000000"/>
-              <w:bottom w:val="single" w:sz="4" w:space="0" w:color="000000"/>
-              <w:right w:val="single" w:sz="4" w:space="0" w:color="000000"/>
-              <w:insideH w:val="single" w:sz="4" w:space="0" w:color="000000"/>
-              <w:insideV w:val="single" w:sz="4" w:space="0" w:color="000000"/>
-            </w:tcBorders>
-          </w:tcPr>
+          <w:tcPr/>
           <w:p>
             <w:pPr>
               <w:pStyle w:val="Compact"/>
@@ -3953,16 +2360,7 @@
           </w:p>
         </w:tc>
         <w:tc>
-          <w:tcPr>
-            <w:tcBorders>
-              <w:top w:val="single" w:sz="4" w:space="0" w:color="000000"/>
-              <w:left w:val="single" w:sz="4" w:space="0" w:color="000000"/>
-              <w:bottom w:val="single" w:sz="4" w:space="0" w:color="000000"/>
-              <w:right w:val="single" w:sz="4" w:space="0" w:color="000000"/>
-              <w:insideH w:val="single" w:sz="4" w:space="0" w:color="000000"/>
-              <w:insideV w:val="single" w:sz="4" w:space="0" w:color="000000"/>
-            </w:tcBorders>
-          </w:tcPr>
+          <w:tcPr/>
           <w:p>
             <w:pPr>
               <w:pStyle w:val="Compact"/>
@@ -3973,16 +2371,7 @@
           </w:p>
         </w:tc>
         <w:tc>
-          <w:tcPr>
-            <w:tcBorders>
-              <w:top w:val="single" w:sz="4" w:space="0" w:color="000000"/>
-              <w:left w:val="single" w:sz="4" w:space="0" w:color="000000"/>
-              <w:bottom w:val="single" w:sz="4" w:space="0" w:color="000000"/>
-              <w:right w:val="single" w:sz="4" w:space="0" w:color="000000"/>
-              <w:insideH w:val="single" w:sz="4" w:space="0" w:color="000000"/>
-              <w:insideV w:val="single" w:sz="4" w:space="0" w:color="000000"/>
-            </w:tcBorders>
-          </w:tcPr>
+          <w:tcPr/>
           <w:p>
             <w:pPr>
               <w:pStyle w:val="Compact"/>
@@ -3995,16 +2384,7 @@
       </w:tr>
       <w:tr>
         <w:tc>
-          <w:tcPr>
-            <w:tcBorders>
-              <w:top w:val="single" w:sz="4" w:space="0" w:color="000000"/>
-              <w:left w:val="single" w:sz="4" w:space="0" w:color="000000"/>
-              <w:bottom w:val="single" w:sz="4" w:space="0" w:color="000000"/>
-              <w:right w:val="single" w:sz="4" w:space="0" w:color="000000"/>
-              <w:insideH w:val="single" w:sz="4" w:space="0" w:color="000000"/>
-              <w:insideV w:val="single" w:sz="4" w:space="0" w:color="000000"/>
-            </w:tcBorders>
-          </w:tcPr>
+          <w:tcPr/>
           <w:p>
             <w:pPr>
               <w:pStyle w:val="Compact"/>
@@ -4015,16 +2395,7 @@
           </w:p>
         </w:tc>
         <w:tc>
-          <w:tcPr>
-            <w:tcBorders>
-              <w:top w:val="single" w:sz="4" w:space="0" w:color="000000"/>
-              <w:left w:val="single" w:sz="4" w:space="0" w:color="000000"/>
-              <w:bottom w:val="single" w:sz="4" w:space="0" w:color="000000"/>
-              <w:right w:val="single" w:sz="4" w:space="0" w:color="000000"/>
-              <w:insideH w:val="single" w:sz="4" w:space="0" w:color="000000"/>
-              <w:insideV w:val="single" w:sz="4" w:space="0" w:color="000000"/>
-            </w:tcBorders>
-          </w:tcPr>
+          <w:tcPr/>
           <w:p>
             <w:pPr>
               <w:pStyle w:val="Compact"/>
@@ -4035,16 +2406,7 @@
           </w:p>
         </w:tc>
         <w:tc>
-          <w:tcPr>
-            <w:tcBorders>
-              <w:top w:val="single" w:sz="4" w:space="0" w:color="000000"/>
-              <w:left w:val="single" w:sz="4" w:space="0" w:color="000000"/>
-              <w:bottom w:val="single" w:sz="4" w:space="0" w:color="000000"/>
-              <w:right w:val="single" w:sz="4" w:space="0" w:color="000000"/>
-              <w:insideH w:val="single" w:sz="4" w:space="0" w:color="000000"/>
-              <w:insideV w:val="single" w:sz="4" w:space="0" w:color="000000"/>
-            </w:tcBorders>
-          </w:tcPr>
+          <w:tcPr/>
           <w:p>
             <w:pPr>
               <w:pStyle w:val="Compact"/>
@@ -4055,16 +2417,7 @@
           </w:p>
         </w:tc>
         <w:tc>
-          <w:tcPr>
-            <w:tcBorders>
-              <w:top w:val="single" w:sz="4" w:space="0" w:color="000000"/>
-              <w:left w:val="single" w:sz="4" w:space="0" w:color="000000"/>
-              <w:bottom w:val="single" w:sz="4" w:space="0" w:color="000000"/>
-              <w:right w:val="single" w:sz="4" w:space="0" w:color="000000"/>
-              <w:insideH w:val="single" w:sz="4" w:space="0" w:color="000000"/>
-              <w:insideV w:val="single" w:sz="4" w:space="0" w:color="000000"/>
-            </w:tcBorders>
-          </w:tcPr>
+          <w:tcPr/>
           <w:p>
             <w:pPr>
               <w:pStyle w:val="Compact"/>
@@ -4075,16 +2428,7 @@
           </w:p>
         </w:tc>
         <w:tc>
-          <w:tcPr>
-            <w:tcBorders>
-              <w:top w:val="single" w:sz="4" w:space="0" w:color="000000"/>
-              <w:left w:val="single" w:sz="4" w:space="0" w:color="000000"/>
-              <w:bottom w:val="single" w:sz="4" w:space="0" w:color="000000"/>
-              <w:right w:val="single" w:sz="4" w:space="0" w:color="000000"/>
-              <w:insideH w:val="single" w:sz="4" w:space="0" w:color="000000"/>
-              <w:insideV w:val="single" w:sz="4" w:space="0" w:color="000000"/>
-            </w:tcBorders>
-          </w:tcPr>
+          <w:tcPr/>
           <w:p>
             <w:pPr>
               <w:pStyle w:val="Compact"/>
@@ -4095,38 +2439,20 @@
           </w:p>
         </w:tc>
         <w:tc>
-          <w:tcPr>
-            <w:tcBorders>
-              <w:top w:val="single" w:sz="4" w:space="0" w:color="000000"/>
-              <w:left w:val="single" w:sz="4" w:space="0" w:color="000000"/>
-              <w:bottom w:val="single" w:sz="4" w:space="0" w:color="000000"/>
-              <w:right w:val="single" w:sz="4" w:space="0" w:color="000000"/>
-              <w:insideH w:val="single" w:sz="4" w:space="0" w:color="000000"/>
-              <w:insideV w:val="single" w:sz="4" w:space="0" w:color="000000"/>
-            </w:tcBorders>
-          </w:tcPr>
-          <w:p>
-            <w:pPr>
-              <w:pStyle w:val="Compact"/>
-            </w:pPr>
-            <w:r>
-              <w:t xml:space="preserve">&lt;0.0001</w:t>
+          <w:tcPr/>
+          <w:p>
+            <w:pPr>
+              <w:pStyle w:val="Compact"/>
+            </w:pPr>
+            <w:r>
+              <w:t xml:space="preserve">0.0001</w:t>
             </w:r>
           </w:p>
         </w:tc>
       </w:tr>
       <w:tr>
         <w:tc>
-          <w:tcPr>
-            <w:tcBorders>
-              <w:top w:val="single" w:sz="4" w:space="0" w:color="000000"/>
-              <w:left w:val="single" w:sz="4" w:space="0" w:color="000000"/>
-              <w:bottom w:val="single" w:sz="4" w:space="0" w:color="000000"/>
-              <w:right w:val="single" w:sz="4" w:space="0" w:color="000000"/>
-              <w:insideH w:val="single" w:sz="4" w:space="0" w:color="000000"/>
-              <w:insideV w:val="single" w:sz="4" w:space="0" w:color="000000"/>
-            </w:tcBorders>
-          </w:tcPr>
+          <w:tcPr/>
           <w:p>
             <w:pPr>
               <w:pStyle w:val="Compact"/>
@@ -4137,16 +2463,7 @@
           </w:p>
         </w:tc>
         <w:tc>
-          <w:tcPr>
-            <w:tcBorders>
-              <w:top w:val="single" w:sz="4" w:space="0" w:color="000000"/>
-              <w:left w:val="single" w:sz="4" w:space="0" w:color="000000"/>
-              <w:bottom w:val="single" w:sz="4" w:space="0" w:color="000000"/>
-              <w:right w:val="single" w:sz="4" w:space="0" w:color="000000"/>
-              <w:insideH w:val="single" w:sz="4" w:space="0" w:color="000000"/>
-              <w:insideV w:val="single" w:sz="4" w:space="0" w:color="000000"/>
-            </w:tcBorders>
-          </w:tcPr>
+          <w:tcPr/>
           <w:p>
             <w:pPr>
               <w:pStyle w:val="Compact"/>
@@ -4157,16 +2474,7 @@
           </w:p>
         </w:tc>
         <w:tc>
-          <w:tcPr>
-            <w:tcBorders>
-              <w:top w:val="single" w:sz="4" w:space="0" w:color="000000"/>
-              <w:left w:val="single" w:sz="4" w:space="0" w:color="000000"/>
-              <w:bottom w:val="single" w:sz="4" w:space="0" w:color="000000"/>
-              <w:right w:val="single" w:sz="4" w:space="0" w:color="000000"/>
-              <w:insideH w:val="single" w:sz="4" w:space="0" w:color="000000"/>
-              <w:insideV w:val="single" w:sz="4" w:space="0" w:color="000000"/>
-            </w:tcBorders>
-          </w:tcPr>
+          <w:tcPr/>
           <w:p>
             <w:pPr>
               <w:pStyle w:val="Compact"/>
@@ -4177,16 +2485,7 @@
           </w:p>
         </w:tc>
         <w:tc>
-          <w:tcPr>
-            <w:tcBorders>
-              <w:top w:val="single" w:sz="4" w:space="0" w:color="000000"/>
-              <w:left w:val="single" w:sz="4" w:space="0" w:color="000000"/>
-              <w:bottom w:val="single" w:sz="4" w:space="0" w:color="000000"/>
-              <w:right w:val="single" w:sz="4" w:space="0" w:color="000000"/>
-              <w:insideH w:val="single" w:sz="4" w:space="0" w:color="000000"/>
-              <w:insideV w:val="single" w:sz="4" w:space="0" w:color="000000"/>
-            </w:tcBorders>
-          </w:tcPr>
+          <w:tcPr/>
           <w:p>
             <w:pPr>
               <w:pStyle w:val="Compact"/>
@@ -4197,16 +2496,7 @@
           </w:p>
         </w:tc>
         <w:tc>
-          <w:tcPr>
-            <w:tcBorders>
-              <w:top w:val="single" w:sz="4" w:space="0" w:color="000000"/>
-              <w:left w:val="single" w:sz="4" w:space="0" w:color="000000"/>
-              <w:bottom w:val="single" w:sz="4" w:space="0" w:color="000000"/>
-              <w:right w:val="single" w:sz="4" w:space="0" w:color="000000"/>
-              <w:insideH w:val="single" w:sz="4" w:space="0" w:color="000000"/>
-              <w:insideV w:val="single" w:sz="4" w:space="0" w:color="000000"/>
-            </w:tcBorders>
-          </w:tcPr>
+          <w:tcPr/>
           <w:p>
             <w:pPr>
               <w:pStyle w:val="Compact"/>
@@ -4217,38 +2507,20 @@
           </w:p>
         </w:tc>
         <w:tc>
-          <w:tcPr>
-            <w:tcBorders>
-              <w:top w:val="single" w:sz="4" w:space="0" w:color="000000"/>
-              <w:left w:val="single" w:sz="4" w:space="0" w:color="000000"/>
-              <w:bottom w:val="single" w:sz="4" w:space="0" w:color="000000"/>
-              <w:right w:val="single" w:sz="4" w:space="0" w:color="000000"/>
-              <w:insideH w:val="single" w:sz="4" w:space="0" w:color="000000"/>
-              <w:insideV w:val="single" w:sz="4" w:space="0" w:color="000000"/>
-            </w:tcBorders>
-          </w:tcPr>
-          <w:p>
-            <w:pPr>
-              <w:pStyle w:val="Compact"/>
-            </w:pPr>
-            <w:r>
-              <w:t xml:space="preserve">&lt;0.0001</w:t>
+          <w:tcPr/>
+          <w:p>
+            <w:pPr>
+              <w:pStyle w:val="Compact"/>
+            </w:pPr>
+            <w:r>
+              <w:t xml:space="preserve">0.0001</w:t>
             </w:r>
           </w:p>
         </w:tc>
       </w:tr>
       <w:tr>
         <w:tc>
-          <w:tcPr>
-            <w:tcBorders>
-              <w:top w:val="single" w:sz="4" w:space="0" w:color="000000"/>
-              <w:left w:val="single" w:sz="4" w:space="0" w:color="000000"/>
-              <w:bottom w:val="single" w:sz="4" w:space="0" w:color="000000"/>
-              <w:right w:val="single" w:sz="4" w:space="0" w:color="000000"/>
-              <w:insideH w:val="single" w:sz="4" w:space="0" w:color="000000"/>
-              <w:insideV w:val="single" w:sz="4" w:space="0" w:color="000000"/>
-            </w:tcBorders>
-          </w:tcPr>
+          <w:tcPr/>
           <w:p>
             <w:pPr>
               <w:pStyle w:val="Compact"/>
@@ -4259,16 +2531,7 @@
           </w:p>
         </w:tc>
         <w:tc>
-          <w:tcPr>
-            <w:tcBorders>
-              <w:top w:val="single" w:sz="4" w:space="0" w:color="000000"/>
-              <w:left w:val="single" w:sz="4" w:space="0" w:color="000000"/>
-              <w:bottom w:val="single" w:sz="4" w:space="0" w:color="000000"/>
-              <w:right w:val="single" w:sz="4" w:space="0" w:color="000000"/>
-              <w:insideH w:val="single" w:sz="4" w:space="0" w:color="000000"/>
-              <w:insideV w:val="single" w:sz="4" w:space="0" w:color="000000"/>
-            </w:tcBorders>
-          </w:tcPr>
+          <w:tcPr/>
           <w:p>
             <w:pPr>
               <w:pStyle w:val="Compact"/>
@@ -4279,16 +2542,7 @@
           </w:p>
         </w:tc>
         <w:tc>
-          <w:tcPr>
-            <w:tcBorders>
-              <w:top w:val="single" w:sz="4" w:space="0" w:color="000000"/>
-              <w:left w:val="single" w:sz="4" w:space="0" w:color="000000"/>
-              <w:bottom w:val="single" w:sz="4" w:space="0" w:color="000000"/>
-              <w:right w:val="single" w:sz="4" w:space="0" w:color="000000"/>
-              <w:insideH w:val="single" w:sz="4" w:space="0" w:color="000000"/>
-              <w:insideV w:val="single" w:sz="4" w:space="0" w:color="000000"/>
-            </w:tcBorders>
-          </w:tcPr>
+          <w:tcPr/>
           <w:p>
             <w:pPr>
               <w:pStyle w:val="Compact"/>
@@ -4299,16 +2553,7 @@
           </w:p>
         </w:tc>
         <w:tc>
-          <w:tcPr>
-            <w:tcBorders>
-              <w:top w:val="single" w:sz="4" w:space="0" w:color="000000"/>
-              <w:left w:val="single" w:sz="4" w:space="0" w:color="000000"/>
-              <w:bottom w:val="single" w:sz="4" w:space="0" w:color="000000"/>
-              <w:right w:val="single" w:sz="4" w:space="0" w:color="000000"/>
-              <w:insideH w:val="single" w:sz="4" w:space="0" w:color="000000"/>
-              <w:insideV w:val="single" w:sz="4" w:space="0" w:color="000000"/>
-            </w:tcBorders>
-          </w:tcPr>
+          <w:tcPr/>
           <w:p>
             <w:pPr>
               <w:pStyle w:val="Compact"/>
@@ -4319,16 +2564,7 @@
           </w:p>
         </w:tc>
         <w:tc>
-          <w:tcPr>
-            <w:tcBorders>
-              <w:top w:val="single" w:sz="4" w:space="0" w:color="000000"/>
-              <w:left w:val="single" w:sz="4" w:space="0" w:color="000000"/>
-              <w:bottom w:val="single" w:sz="4" w:space="0" w:color="000000"/>
-              <w:right w:val="single" w:sz="4" w:space="0" w:color="000000"/>
-              <w:insideH w:val="single" w:sz="4" w:space="0" w:color="000000"/>
-              <w:insideV w:val="single" w:sz="4" w:space="0" w:color="000000"/>
-            </w:tcBorders>
-          </w:tcPr>
+          <w:tcPr/>
           <w:p>
             <w:pPr>
               <w:pStyle w:val="Compact"/>
@@ -4339,16 +2575,7 @@
           </w:p>
         </w:tc>
         <w:tc>
-          <w:tcPr>
-            <w:tcBorders>
-              <w:top w:val="single" w:sz="4" w:space="0" w:color="000000"/>
-              <w:left w:val="single" w:sz="4" w:space="0" w:color="000000"/>
-              <w:bottom w:val="single" w:sz="4" w:space="0" w:color="000000"/>
-              <w:right w:val="single" w:sz="4" w:space="0" w:color="000000"/>
-              <w:insideH w:val="single" w:sz="4" w:space="0" w:color="000000"/>
-              <w:insideV w:val="single" w:sz="4" w:space="0" w:color="000000"/>
-            </w:tcBorders>
-          </w:tcPr>
+          <w:tcPr/>
           <w:p>
             <w:pPr>
               <w:pStyle w:val="Compact"/>
@@ -4396,16 +2623,7 @@
           <w:tblHeader w:val="on"/>
         </w:trPr>
         <w:tc>
-          <w:tcPr>
-            <w:tcBorders>
-              <w:top w:val="single" w:sz="4" w:space="0" w:color="000000"/>
-              <w:left w:val="single" w:sz="4" w:space="0" w:color="000000"/>
-              <w:bottom w:val="single" w:sz="4" w:space="0" w:color="000000"/>
-              <w:right w:val="single" w:sz="4" w:space="0" w:color="000000"/>
-              <w:insideH w:val="single" w:sz="4" w:space="0" w:color="000000"/>
-              <w:insideV w:val="single" w:sz="4" w:space="0" w:color="000000"/>
-            </w:tcBorders>
-          </w:tcPr>
+          <w:tcPr/>
           <w:p>
             <w:pPr>
               <w:pStyle w:val="Compact"/>
@@ -4416,16 +2634,7 @@
           </w:p>
         </w:tc>
         <w:tc>
-          <w:tcPr>
-            <w:tcBorders>
-              <w:top w:val="single" w:sz="4" w:space="0" w:color="000000"/>
-              <w:left w:val="single" w:sz="4" w:space="0" w:color="000000"/>
-              <w:bottom w:val="single" w:sz="4" w:space="0" w:color="000000"/>
-              <w:right w:val="single" w:sz="4" w:space="0" w:color="000000"/>
-              <w:insideH w:val="single" w:sz="4" w:space="0" w:color="000000"/>
-              <w:insideV w:val="single" w:sz="4" w:space="0" w:color="000000"/>
-            </w:tcBorders>
-          </w:tcPr>
+          <w:tcPr/>
           <w:p>
             <w:pPr>
               <w:pStyle w:val="Compact"/>
@@ -4438,16 +2647,7 @@
       </w:tr>
       <w:tr>
         <w:tc>
-          <w:tcPr>
-            <w:tcBorders>
-              <w:top w:val="single" w:sz="4" w:space="0" w:color="000000"/>
-              <w:left w:val="single" w:sz="4" w:space="0" w:color="000000"/>
-              <w:bottom w:val="single" w:sz="4" w:space="0" w:color="000000"/>
-              <w:right w:val="single" w:sz="4" w:space="0" w:color="000000"/>
-              <w:insideH w:val="single" w:sz="4" w:space="0" w:color="000000"/>
-              <w:insideV w:val="single" w:sz="4" w:space="0" w:color="000000"/>
-            </w:tcBorders>
-          </w:tcPr>
+          <w:tcPr/>
           <w:p>
             <w:pPr>
               <w:pStyle w:val="Compact"/>
@@ -4458,16 +2658,7 @@
           </w:p>
         </w:tc>
         <w:tc>
-          <w:tcPr>
-            <w:tcBorders>
-              <w:top w:val="single" w:sz="4" w:space="0" w:color="000000"/>
-              <w:left w:val="single" w:sz="4" w:space="0" w:color="000000"/>
-              <w:bottom w:val="single" w:sz="4" w:space="0" w:color="000000"/>
-              <w:right w:val="single" w:sz="4" w:space="0" w:color="000000"/>
-              <w:insideH w:val="single" w:sz="4" w:space="0" w:color="000000"/>
-              <w:insideV w:val="single" w:sz="4" w:space="0" w:color="000000"/>
-            </w:tcBorders>
-          </w:tcPr>
+          <w:tcPr/>
           <w:p>
             <w:pPr>
               <w:pStyle w:val="Compact"/>
@@ -4480,16 +2671,7 @@
       </w:tr>
       <w:tr>
         <w:tc>
-          <w:tcPr>
-            <w:tcBorders>
-              <w:top w:val="single" w:sz="4" w:space="0" w:color="000000"/>
-              <w:left w:val="single" w:sz="4" w:space="0" w:color="000000"/>
-              <w:bottom w:val="single" w:sz="4" w:space="0" w:color="000000"/>
-              <w:right w:val="single" w:sz="4" w:space="0" w:color="000000"/>
-              <w:insideH w:val="single" w:sz="4" w:space="0" w:color="000000"/>
-              <w:insideV w:val="single" w:sz="4" w:space="0" w:color="000000"/>
-            </w:tcBorders>
-          </w:tcPr>
+          <w:tcPr/>
           <w:p>
             <w:pPr>
               <w:pStyle w:val="Compact"/>
@@ -4500,16 +2682,7 @@
           </w:p>
         </w:tc>
         <w:tc>
-          <w:tcPr>
-            <w:tcBorders>
-              <w:top w:val="single" w:sz="4" w:space="0" w:color="000000"/>
-              <w:left w:val="single" w:sz="4" w:space="0" w:color="000000"/>
-              <w:bottom w:val="single" w:sz="4" w:space="0" w:color="000000"/>
-              <w:right w:val="single" w:sz="4" w:space="0" w:color="000000"/>
-              <w:insideH w:val="single" w:sz="4" w:space="0" w:color="000000"/>
-              <w:insideV w:val="single" w:sz="4" w:space="0" w:color="000000"/>
-            </w:tcBorders>
-          </w:tcPr>
+          <w:tcPr/>
           <w:p>
             <w:pPr>
               <w:pStyle w:val="Compact"/>
@@ -4522,16 +2695,7 @@
       </w:tr>
       <w:tr>
         <w:tc>
-          <w:tcPr>
-            <w:tcBorders>
-              <w:top w:val="single" w:sz="4" w:space="0" w:color="000000"/>
-              <w:left w:val="single" w:sz="4" w:space="0" w:color="000000"/>
-              <w:bottom w:val="single" w:sz="4" w:space="0" w:color="000000"/>
-              <w:right w:val="single" w:sz="4" w:space="0" w:color="000000"/>
-              <w:insideH w:val="single" w:sz="4" w:space="0" w:color="000000"/>
-              <w:insideV w:val="single" w:sz="4" w:space="0" w:color="000000"/>
-            </w:tcBorders>
-          </w:tcPr>
+          <w:tcPr/>
           <w:p>
             <w:pPr>
               <w:pStyle w:val="Compact"/>
@@ -4542,16 +2706,7 @@
           </w:p>
         </w:tc>
         <w:tc>
-          <w:tcPr>
-            <w:tcBorders>
-              <w:top w:val="single" w:sz="4" w:space="0" w:color="000000"/>
-              <w:left w:val="single" w:sz="4" w:space="0" w:color="000000"/>
-              <w:bottom w:val="single" w:sz="4" w:space="0" w:color="000000"/>
-              <w:right w:val="single" w:sz="4" w:space="0" w:color="000000"/>
-              <w:insideH w:val="single" w:sz="4" w:space="0" w:color="000000"/>
-              <w:insideV w:val="single" w:sz="4" w:space="0" w:color="000000"/>
-            </w:tcBorders>
-          </w:tcPr>
+          <w:tcPr/>
           <w:p>
             <w:pPr>
               <w:pStyle w:val="Compact"/>
@@ -4564,16 +2719,7 @@
       </w:tr>
       <w:tr>
         <w:tc>
-          <w:tcPr>
-            <w:tcBorders>
-              <w:top w:val="single" w:sz="4" w:space="0" w:color="000000"/>
-              <w:left w:val="single" w:sz="4" w:space="0" w:color="000000"/>
-              <w:bottom w:val="single" w:sz="4" w:space="0" w:color="000000"/>
-              <w:right w:val="single" w:sz="4" w:space="0" w:color="000000"/>
-              <w:insideH w:val="single" w:sz="4" w:space="0" w:color="000000"/>
-              <w:insideV w:val="single" w:sz="4" w:space="0" w:color="000000"/>
-            </w:tcBorders>
-          </w:tcPr>
+          <w:tcPr/>
           <w:p>
             <w:pPr>
               <w:pStyle w:val="Compact"/>
@@ -4584,38 +2730,20 @@
           </w:p>
         </w:tc>
         <w:tc>
-          <w:tcPr>
-            <w:tcBorders>
-              <w:top w:val="single" w:sz="4" w:space="0" w:color="000000"/>
-              <w:left w:val="single" w:sz="4" w:space="0" w:color="000000"/>
-              <w:bottom w:val="single" w:sz="4" w:space="0" w:color="000000"/>
-              <w:right w:val="single" w:sz="4" w:space="0" w:color="000000"/>
-              <w:insideH w:val="single" w:sz="4" w:space="0" w:color="000000"/>
-              <w:insideV w:val="single" w:sz="4" w:space="0" w:color="000000"/>
-            </w:tcBorders>
-          </w:tcPr>
-          <w:p>
-            <w:pPr>
-              <w:pStyle w:val="Compact"/>
-            </w:pPr>
-            <w:r>
-              <w:t xml:space="preserve">&lt;0.0001</w:t>
+          <w:tcPr/>
+          <w:p>
+            <w:pPr>
+              <w:pStyle w:val="Compact"/>
+            </w:pPr>
+            <w:r>
+              <w:t xml:space="preserve">0.0001</w:t>
             </w:r>
           </w:p>
         </w:tc>
       </w:tr>
       <w:tr>
         <w:tc>
-          <w:tcPr>
-            <w:tcBorders>
-              <w:top w:val="single" w:sz="4" w:space="0" w:color="000000"/>
-              <w:left w:val="single" w:sz="4" w:space="0" w:color="000000"/>
-              <w:bottom w:val="single" w:sz="4" w:space="0" w:color="000000"/>
-              <w:right w:val="single" w:sz="4" w:space="0" w:color="000000"/>
-              <w:insideH w:val="single" w:sz="4" w:space="0" w:color="000000"/>
-              <w:insideV w:val="single" w:sz="4" w:space="0" w:color="000000"/>
-            </w:tcBorders>
-          </w:tcPr>
+          <w:tcPr/>
           <w:p>
             <w:pPr>
               <w:pStyle w:val="Compact"/>
@@ -4626,16 +2754,7 @@
           </w:p>
         </w:tc>
         <w:tc>
-          <w:tcPr>
-            <w:tcBorders>
-              <w:top w:val="single" w:sz="4" w:space="0" w:color="000000"/>
-              <w:left w:val="single" w:sz="4" w:space="0" w:color="000000"/>
-              <w:bottom w:val="single" w:sz="4" w:space="0" w:color="000000"/>
-              <w:right w:val="single" w:sz="4" w:space="0" w:color="000000"/>
-              <w:insideH w:val="single" w:sz="4" w:space="0" w:color="000000"/>
-              <w:insideV w:val="single" w:sz="4" w:space="0" w:color="000000"/>
-            </w:tcBorders>
-          </w:tcPr>
+          <w:tcPr/>
           <w:p>
             <w:pPr>
               <w:pStyle w:val="Compact"/>
@@ -4742,7 +2861,7 @@
         <w:t xml:space="preserve"> </w:t>
       </w:r>
       <w:r>
-        <w:t xml:space="preserve">SHAP feature importance dot plot for LightGBM classifiers, parallel to Figure 6A (logistic regression). Dot size proportional to mean |SHAP| value (feature importance); red = AD-associated (higher mean SHAP in AD samples); blue = CN-associated. Yellow background marks directional flip taxa appearing in top-20 of ≥2 cohorts with opposite sign (★ prefix). Top taxon per cohort: Oscillibacter (Zhuang 2018, CN-associated, |SHAP|=1.025), Akkermansia (Ling 2020, AD-associated, |SHAP|=0.828), Streptococcus (Zhu 2022, AD-associated, |SHAP|=1.287), Castellaniella (Kazakhstan, CN-associated, |SHAP|=0.830). Mean pairwise Jaccard similarity at top-20: 0.026 — lower than logistic regression (0.101), consistent with tree models finding more cohort-specific features. LightGBM directional flips (top-20): Incertae Sedis, Lactobacillus, Oscillibacter.</w:t>
+        <w:t xml:space="preserve">Out-of-fold (OOF) SHAP feature importance dot plot for LightGBM classifiers, parallel to Figure 6A (logistic regression). SHAP values were computed using the same 10-fold outer CV structure used for AUC estimation (Section 2.4): in each fold the classifier was trained on the 9 training folds and SHAP values were computed for the held-out fold only, then aggregated across all 10 folds. This avoids the in-sample overfitting bias that arises when SHAP values are computed on the same data used to fit the model. Dot size proportional to mean |SHAP| value (feature importance); red = AD-associated (positive mean SHAP); blue = CN-associated. Yellow background marks directional flip taxa appearing in top-20 of ≥2 cohorts with opposite sign (★ prefix). Top taxon per cohort: Lachnoclostridium (Zhuang 2018, CN-associated, |SHAP|=0.560), Akkermansia (Ling 2020, CN-associated, |SHAP|=0.947), Bacteroides (Zhu 2022, AD-associated, |SHAP|=1.243), Castellaniella (Kazakhstan, CN-associated, |SHAP|=0.614). Mean pairwise Jaccard similarity at top-20: 0.058 — within the null 95% CI of a random-draw baseline (Section 2.8), consistent with tree models concentrating importance in essentially non-overlapping, cohort-specific feature sets. LightGBM directional flips (top-20, 12 taxa): Agathobacter, Akkermansia, Bacteroides, Colidextribacter, Faecalibacterium, Incertae Sedis, Lachnospira, Lactobacillus, Oscillibacter, Romboutsia, Roseburia, [Eubacterium] siraeum group.</w:t>
       </w:r>
     </w:p>
     <w:p>
@@ -4763,7 +2882,25 @@
         <w:rPr>
           <w:rStyle w:val="VerbatimChar"/>
         </w:rPr>
-        <w:t xml:space="preserve">results/figures/shap_top15_per_cohort_lgbm.png</w:t>
+        <w:t xml:space="preserve">results/figures/supp_fig_s2.jpg</w:t>
+      </w:r>
+      <w:r>
+        <w:t xml:space="preserve"> </w:t>
+      </w:r>
+      <w:r>
+        <w:t xml:space="preserve">(built from</w:t>
+      </w:r>
+      <w:r>
+        <w:t xml:space="preserve"> </w:t>
+      </w:r>
+      <w:r>
+        <w:rPr>
+          <w:rStyle w:val="VerbatimChar"/>
+        </w:rPr>
+        <w:t xml:space="preserve">results/figures/working/shap_top15_per_cohort_lgbm.png</w:t>
+      </w:r>
+      <w:r>
+        <w:t xml:space="preserve">)</w:t>
       </w:r>
     </w:p>
     <w:p>
@@ -4774,13 +2911,13 @@
       </w:r>
     </w:p>
     <w:bookmarkEnd w:id="14"/>
-    <w:bookmarkStart w:id="15" w:name="Xe23ea4e94a5da932227a6908904eb15ae1399bf"/>
+    <w:bookmarkStart w:id="15" w:name="X5ae1b787fe659662284fc144d2c358c0628c584"/>
     <w:p>
       <w:pPr>
         <w:pStyle w:val="Heading3"/>
       </w:pPr>
       <w:r>
-        <w:t xml:space="preserve">Figure S3. LOCO SHAP Analysis — Feature Importance in Held-Out Test Cohorts</w:t>
+        <w:t xml:space="preserve">Figure S3a. LOCO SHAP Direction — Logistic Regression</w:t>
       </w:r>
     </w:p>
     <w:p>
@@ -4798,7 +2935,7 @@
         <w:t xml:space="preserve"> </w:t>
       </w:r>
       <w:r>
-        <w:t xml:space="preserve">SHAP values computed for LOCO-trained classifiers (trained on N-1 cohorts) evaluated on each held-out test cohort. Each panel shows the top-15 genera by mean |SHAP| on the held-out test data, with direction (AD or CN associated) as computed on the test samples. (A) Logistic regression. (B) LightGBM.</w:t>
+        <w:t xml:space="preserve">Out-of-fold SHAP values computed for LOCO-trained logistic regression classifiers (trained on the pooled other three cohorts, with that training pool as the SHAP background distribution) and evaluated on each held-out test cohort. Points show the top genera by mean |SHAP| on the held-out test data; x-position gives the signed mean SHAP value on the held-out cohort (positive = AD-associated, negative = CN-associated).</w:t>
       </w:r>
     </w:p>
     <w:p>
@@ -4806,50 +2943,111 @@
         <w:pStyle w:val="BodyText"/>
       </w:pPr>
       <w:r>
-        <w:t xml:space="preserve">Top-1 LOCO SHAP taxon per held-out cohort:</w:t>
-      </w:r>
-      <w:r>
-        <w:t xml:space="preserve"> </w:t>
-      </w:r>
-      <w:r>
-        <w:t xml:space="preserve">- Held-out Zhuang 2018: Akkermansia (LogReg, |SHAP|=0.612), Akkermansia (LGBM)</w:t>
-      </w:r>
-      <w:r>
-        <w:t xml:space="preserve"> </w:t>
-      </w:r>
-      <w:r>
-        <w:t xml:space="preserve">- Held-out Ling 2020: Eisenbergiella (LogReg), Streptococcus (LGBM)</w:t>
-      </w:r>
-      <w:r>
-        <w:t xml:space="preserve"> </w:t>
-      </w:r>
-      <w:r>
-        <w:t xml:space="preserve">- Held-out Zhu 2022: Faecalibacterium (LogReg), Akkermansia (LGBM)</w:t>
-      </w:r>
-      <w:r>
-        <w:t xml:space="preserve"> </w:t>
-      </w:r>
-      <w:r>
-        <w:t xml:space="preserve">- Held-out Kazakhstan: Cutibacterium (LogReg), [Eubacterium] xylanophilum group (LGBM)</w:t>
-      </w:r>
-    </w:p>
-    <w:p>
-      <w:pPr>
-        <w:pStyle w:val="BodyText"/>
-      </w:pPr>
-      <w:r>
-        <w:t xml:space="preserve">No single genus ranks first in more than one held-out condition for logistic regression. The four LOCO top taxa are all different, confirming that cross-cohort models activate different features depending on the test population — there is no universal transferable taxon. This provides the mechanistic explanation for LOCO generalization failure: the model relies on genera that are uninformative or directionally inappropriate for the test population.</w:t>
-      </w:r>
-    </w:p>
-    <w:p>
-      <w:pPr>
-        <w:pStyle w:val="BodyText"/>
-      </w:pPr>
+        <w:t xml:space="preserve">Top-1 LOCO SHAP taxon per held-out cohort (logistic regression): held-out Zhuang 2018 —</w:t>
+      </w:r>
+      <w:r>
+        <w:t xml:space="preserve"> </w:t>
+      </w:r>
       <w:r>
         <w:rPr>
           <w:i/>
           <w:iCs/>
         </w:rPr>
+        <w:t xml:space="preserve">Akkermansia</w:t>
+      </w:r>
+      <w:r>
+        <w:t xml:space="preserve"> </w:t>
+      </w:r>
+      <w:r>
+        <w:t xml:space="preserve">(CN-associated, |SHAP|=0.470); held-out Ling 2020 —</w:t>
+      </w:r>
+      <w:r>
+        <w:t xml:space="preserve"> </w:t>
+      </w:r>
+      <w:r>
+        <w:rPr>
+          <w:i/>
+          <w:iCs/>
+        </w:rPr>
+        <w:t xml:space="preserve">Subdoligranulum</w:t>
+      </w:r>
+      <w:r>
+        <w:t xml:space="preserve"> </w:t>
+      </w:r>
+      <w:r>
+        <w:t xml:space="preserve">(AD-associated, |SHAP|=0.269); held-out Zhu 2022 —</w:t>
+      </w:r>
+      <w:r>
+        <w:t xml:space="preserve"> </w:t>
+      </w:r>
+      <w:r>
+        <w:rPr>
+          <w:i/>
+          <w:iCs/>
+        </w:rPr>
+        <w:t xml:space="preserve">Akkermansia</w:t>
+      </w:r>
+      <w:r>
+        <w:t xml:space="preserve"> </w:t>
+      </w:r>
+      <w:r>
+        <w:t xml:space="preserve">(CN-associated, |SHAP|=0.372); held-out Kazakhstan —</w:t>
+      </w:r>
+      <w:r>
+        <w:t xml:space="preserve"> </w:t>
+      </w:r>
+      <w:r>
+        <w:rPr>
+          <w:i/>
+          <w:iCs/>
+        </w:rPr>
+        <w:t xml:space="preserve">Christensenellaceae</w:t>
+      </w:r>
+      <w:r>
+        <w:t xml:space="preserve"> </w:t>
+      </w:r>
+      <w:r>
+        <w:t xml:space="preserve">R-7 group (AD-associated, |SHAP|=0.368).</w:t>
+      </w:r>
+      <w:r>
+        <w:t xml:space="preserve"> </w:t>
+      </w:r>
+      <w:r>
+        <w:rPr>
+          <w:i/>
+          <w:iCs/>
+        </w:rPr>
+        <w:t xml:space="preserve">Akkermansia</w:t>
+      </w:r>
+      <w:r>
+        <w:t xml:space="preserve"> </w:t>
+      </w:r>
+      <w:r>
+        <w:t xml:space="preserve">is the top LOCO predictor for two of the four held-out cohorts (Zhuang 2018, Zhu 2022), both CN-associated in the LOCO setting; no genus is top-ranked in all four conditions. This recurrence does not indicate a stable transferable signal —</w:t>
+      </w:r>
+      <w:r>
+        <w:t xml:space="preserve"> </w:t>
+      </w:r>
+      <w:r>
+        <w:rPr>
+          <w:i/>
+          <w:iCs/>
+        </w:rPr>
+        <w:t xml:space="preserve">Akkermansia</w:t>
+      </w:r>
+      <w:r>
+        <w:t xml:space="preserve">’s role is directionally inconsistent in the underlying within-cohort SHAP analysis (Figure 6; Section 3.6), where it is a directional-flip taxon with a 2/2 CN/AD split across the same four cohorts. The pattern is consistent with cross-cohort classifiers activating whichever genera most closely resemble their training-cohort signature rather than a disease marker that generalizes across populations.</w:t>
+      </w:r>
+    </w:p>
+    <w:p>
+      <w:pPr>
+        <w:pStyle w:val="BodyText"/>
+      </w:pPr>
+      <w:r>
+        <w:rPr>
+          <w:i/>
+          <w:iCs/>
+        </w:rPr>
         <w:t xml:space="preserve">Source figure:</w:t>
       </w:r>
       <w:r>
@@ -4859,10 +3057,13 @@
         <w:rPr>
           <w:rStyle w:val="VerbatimChar"/>
         </w:rPr>
-        <w:t xml:space="preserve">results/figures/shap_loco_direction_logreg.png</w:t>
-      </w:r>
-      <w:r>
-        <w:t xml:space="preserve">,</w:t>
+        <w:t xml:space="preserve">results/figures/supp_fig_s3a.jpg</w:t>
+      </w:r>
+      <w:r>
+        <w:t xml:space="preserve"> </w:t>
+      </w:r>
+      <w:r>
+        <w:t xml:space="preserve">(built from</w:t>
       </w:r>
       <w:r>
         <w:t xml:space="preserve"> </w:t>
@@ -4871,7 +3072,10 @@
         <w:rPr>
           <w:rStyle w:val="VerbatimChar"/>
         </w:rPr>
-        <w:t xml:space="preserve">results/figures/shap_loco_direction_lgbm.png</w:t>
+        <w:t xml:space="preserve">results/figures/working/shap_loco_direction_logreg.png</w:t>
+      </w:r>
+      <w:r>
+        <w:t xml:space="preserve">)</w:t>
       </w:r>
     </w:p>
     <w:p>
@@ -4882,13 +3086,13 @@
       </w:r>
     </w:p>
     <w:bookmarkEnd w:id="15"/>
-    <w:bookmarkStart w:id="16" w:name="X7c21e80f3396f84c736406991464b0798ca589d"/>
+    <w:bookmarkStart w:id="16" w:name="figure-s3b.-loco-shap-direction-lightgbm"/>
     <w:p>
       <w:pPr>
         <w:pStyle w:val="Heading3"/>
       </w:pPr>
       <w:r>
-        <w:t xml:space="preserve">Figure S4. PCoA Before and After ComBat-seq Correction</w:t>
+        <w:t xml:space="preserve">Figure S3b. LOCO SHAP Direction — LightGBM</w:t>
       </w:r>
     </w:p>
     <w:p>
@@ -4906,18 +3110,122 @@
         <w:t xml:space="preserve"> </w:t>
       </w:r>
       <w:r>
-        <w:t xml:space="preserve">Principal coordinates analysis (PCoA) on Aitchison distance (CLR-Euclidean) colored by cohort (left column) and diagnosis (right column), before (top row) and after ComBat-seq correction (bottom row). Samples restricted to four labeled cohorts (n=401). After ComBat-seq correction, cohort-level separation on PC1 and PC2 is visually reduced, consistent with the correction algorithm aligning cohort means. However, diagnosis does not become more separable after correction — diagnoses remain interleaved within and across cohorts — providing a visual complement to the LOCO AUC results showing no improvement in cross-cohort discrimination.</w:t>
+        <w:t xml:space="preserve">Out-of-fold SHAP values computed for LOCO-trained LightGBM classifiers, evaluated on each held-out test cohort, parallel to Figure S3a.</w:t>
       </w:r>
     </w:p>
     <w:p>
       <w:pPr>
         <w:pStyle w:val="BodyText"/>
       </w:pPr>
+      <w:r>
+        <w:t xml:space="preserve">Top-1 LOCO SHAP taxon per held-out cohort (LightGBM): held-out Zhuang 2018 —</w:t>
+      </w:r>
+      <w:r>
+        <w:t xml:space="preserve"> </w:t>
+      </w:r>
       <w:r>
         <w:rPr>
           <w:i/>
           <w:iCs/>
         </w:rPr>
+        <w:t xml:space="preserve">Akkermansia</w:t>
+      </w:r>
+      <w:r>
+        <w:t xml:space="preserve"> </w:t>
+      </w:r>
+      <w:r>
+        <w:t xml:space="preserve">(CN-associated, |SHAP|=0.844); held-out Ling 2020 —</w:t>
+      </w:r>
+      <w:r>
+        <w:t xml:space="preserve"> </w:t>
+      </w:r>
+      <w:r>
+        <w:rPr>
+          <w:i/>
+          <w:iCs/>
+        </w:rPr>
+        <w:t xml:space="preserve">[Eubacterium] xylanophilum</w:t>
+      </w:r>
+      <w:r>
+        <w:t xml:space="preserve"> </w:t>
+      </w:r>
+      <w:r>
+        <w:t xml:space="preserve">group (AD-associated, |SHAP|=0.518); held-out Zhu 2022 —</w:t>
+      </w:r>
+      <w:r>
+        <w:t xml:space="preserve"> </w:t>
+      </w:r>
+      <w:r>
+        <w:rPr>
+          <w:i/>
+          <w:iCs/>
+        </w:rPr>
+        <w:t xml:space="preserve">Akkermansia</w:t>
+      </w:r>
+      <w:r>
+        <w:t xml:space="preserve"> </w:t>
+      </w:r>
+      <w:r>
+        <w:t xml:space="preserve">(CN-associated, |SHAP|=0.789); held-out Kazakhstan —</w:t>
+      </w:r>
+      <w:r>
+        <w:t xml:space="preserve"> </w:t>
+      </w:r>
+      <w:r>
+        <w:rPr>
+          <w:i/>
+          <w:iCs/>
+        </w:rPr>
+        <w:t xml:space="preserve">[Eubacterium] xylanophilum</w:t>
+      </w:r>
+      <w:r>
+        <w:t xml:space="preserve"> </w:t>
+      </w:r>
+      <w:r>
+        <w:t xml:space="preserve">group (CN-associated, |SHAP|=0.521). As with logistic regression,</w:t>
+      </w:r>
+      <w:r>
+        <w:t xml:space="preserve"> </w:t>
+      </w:r>
+      <w:r>
+        <w:rPr>
+          <w:i/>
+          <w:iCs/>
+        </w:rPr>
+        <w:t xml:space="preserve">Akkermansia</w:t>
+      </w:r>
+      <w:r>
+        <w:t xml:space="preserve"> </w:t>
+      </w:r>
+      <w:r>
+        <w:t xml:space="preserve">recurs as the top predictor for two of four held-out cohorts (both CN-associated) while</w:t>
+      </w:r>
+      <w:r>
+        <w:t xml:space="preserve"> </w:t>
+      </w:r>
+      <w:r>
+        <w:rPr>
+          <w:i/>
+          <w:iCs/>
+        </w:rPr>
+        <w:t xml:space="preserve">[Eubacterium] xylanophilum</w:t>
+      </w:r>
+      <w:r>
+        <w:t xml:space="preserve"> </w:t>
+      </w:r>
+      <w:r>
+        <w:t xml:space="preserve">group tops the other two with opposite directions between them (AD for Ling 2020, CN for Kazakhstan) — no single genus is both top-ranked and directionally consistent across all four held-out conditions for either model.</w:t>
+      </w:r>
+    </w:p>
+    <w:p>
+      <w:pPr>
+        <w:pStyle w:val="BodyText"/>
+      </w:pPr>
+      <w:r>
+        <w:rPr>
+          <w:i/>
+          <w:iCs/>
+        </w:rPr>
         <w:t xml:space="preserve">Source figure:</w:t>
       </w:r>
       <w:r>
@@ -4927,7 +3235,25 @@
         <w:rPr>
           <w:rStyle w:val="VerbatimChar"/>
         </w:rPr>
-        <w:t xml:space="preserve">results/figures/pcoa_combatseq_before_after.png</w:t>
+        <w:t xml:space="preserve">results/figures/supp_fig_s3b.jpg</w:t>
+      </w:r>
+      <w:r>
+        <w:t xml:space="preserve"> </w:t>
+      </w:r>
+      <w:r>
+        <w:t xml:space="preserve">(built from</w:t>
+      </w:r>
+      <w:r>
+        <w:t xml:space="preserve"> </w:t>
+      </w:r>
+      <w:r>
+        <w:rPr>
+          <w:rStyle w:val="VerbatimChar"/>
+        </w:rPr>
+        <w:t xml:space="preserve">results/figures/working/shap_loco_direction_lgbm.png</w:t>
+      </w:r>
+      <w:r>
+        <w:t xml:space="preserve">)</w:t>
       </w:r>
     </w:p>
     <w:p>
@@ -4938,13 +3264,13 @@
       </w:r>
     </w:p>
     <w:bookmarkEnd w:id="16"/>
-    <w:bookmarkStart w:id="17" w:name="X1b3d4025180ab2aaf36d49bfbdae7446865ce95"/>
+    <w:bookmarkStart w:id="17" w:name="X303a2e65a922b1f1da95a19146ddf48e3d027d7"/>
     <w:p>
       <w:pPr>
         <w:pStyle w:val="Heading3"/>
       </w:pPr>
       <w:r>
-        <w:t xml:space="preserve">Figure S5. PCoA Before and After MMUPHin Correction</w:t>
+        <w:t xml:space="preserve">Figure S4. Sensitivity Analysis: LOCO AUC Under Cohort Exclusion</w:t>
       </w:r>
     </w:p>
     <w:p>
@@ -4962,7 +3288,7 @@
         <w:t xml:space="preserve"> </w:t>
       </w:r>
       <w:r>
-        <w:t xml:space="preserve">Principal coordinates analysis (PCoA) on Aitchison distance colored by cohort (left) and diagnosis (right), before (top) and after MMUPHin correction (bottom). Four labeled cohorts (n=401). MMUPHin correction produces partial cohort alignment — cohorts are more overlapping in PCoA than before correction — but the diagnosis axis remains unresolved after correction, consistent with MMUPHin LOCO AUC failing to improve upon uncorrected performance. The continued interleaving of AD and CN samples in PCoA after correction visualizes the ~12-fold cohort-to-diagnosis variance ratio: the disease signal occupies a small fraction of compositional space that cannot be selectively preserved when removing the dominant cohort signal.</w:t>
+        <w:t xml:space="preserve">Sensitivity analysis: LOCO AUC under three cohort exclusion configurations. Each panel shows the 3-cohort LOCO experiment with one cohort excluded from the full analysis. Left: excluding Kazakhstan (Zhuang+Ling+Zhu trained, each held out in turn). Center: excluding Zhuang 2018. Right: excluding Ling 2020. Error bars = 95% bootstrap CI. Generalization failure persists across all configurations, confirming robustness to individual cohort exclusion.</w:t>
       </w:r>
     </w:p>
     <w:p>
@@ -4974,6 +3300,25 @@
           <w:i/>
           <w:iCs/>
         </w:rPr>
+        <w:t xml:space="preserve">Source data:</w:t>
+      </w:r>
+      <w:r>
+        <w:t xml:space="preserve"> </w:t>
+      </w:r>
+      <w:r>
+        <w:rPr>
+          <w:rStyle w:val="VerbatimChar"/>
+        </w:rPr>
+        <w:t xml:space="preserve">results/tables/sensitivity_loco.csv</w:t>
+      </w:r>
+      <w:r>
+        <w:t xml:space="preserve"> </w:t>
+      </w:r>
+      <w:r>
+        <w:rPr>
+          <w:i/>
+          <w:iCs/>
+        </w:rPr>
         <w:t xml:space="preserve">Source figure:</w:t>
       </w:r>
       <w:r>
@@ -4983,7 +3328,7 @@
         <w:rPr>
           <w:rStyle w:val="VerbatimChar"/>
         </w:rPr>
-        <w:t xml:space="preserve">results/figures/pcoa_mmuphin_before_after.png</w:t>
+        <w:t xml:space="preserve">results/figures/supp_sensitivity_loco.png</w:t>
       </w:r>
     </w:p>
     <w:p>
@@ -5286,6 +3631,65 @@
       </w:r>
       <w:r>
         <w:t xml:space="preserve">Researchers wishing to include Kim/KBASE 2022 in supervised analyses should contact the study team (KBASE Consortium / corresponding author of Kim et al., 2022) to request a data use agreement for per-sample amyloid-PET status.</w:t>
+      </w:r>
+    </w:p>
+    <w:p>
+      <w:pPr>
+        <w:pStyle w:val="BodyText"/>
+      </w:pPr>
+      <w:r>
+        <w:rPr>
+          <w:b/>
+          <w:bCs/>
+        </w:rPr>
+        <w:t xml:space="preserve">Cohort search strategy and full inclusion/exclusion record:</w:t>
+      </w:r>
+      <w:r>
+        <w:t xml:space="preserve"> </w:t>
+      </w:r>
+      <w:r>
+        <w:t xml:space="preserve">The cohort identification search (Section 2.1) queried NCBI SRA and EBI-ENA for studies deposited before January 2025, using the following search string in the SRA search interface:</w:t>
+      </w:r>
+      <w:r>
+        <w:t xml:space="preserve"> </w:t>
+      </w:r>
+      <w:r>
+        <w:rPr>
+          <w:rStyle w:val="VerbatimChar"/>
+        </w:rPr>
+        <w:t xml:space="preserve">("Alzheimer's disease" OR "Alzheimer disease" OR "mild cognitive impairment" OR "MCI" OR "dementia") AND ("gut microbiome" OR "gut microbiota" OR "intestinal microbiome" OR "16S rRNA") AND ("Homo sapiens")</w:t>
+      </w:r>
+      <w:r>
+        <w:t xml:space="preserve">. Inclusion required: (1) per-sample diagnosis labels (AD, MCI, or CN) accessible in public metadata; (2) raw FASTQ files or quality-filtered reads deposited in a public archive; (3) a minimum of 40 participants per cohort. Studies were excluded if per-sample labels were IRB-restricted, if data had not been publicly released at the time of analysis, or if samples represented a tissue compartment other than fecal microbiome as the primary analyte; shotgun metagenomic cohorts meeting all other criteria were identified but excluded to avoid mixing amplicon and whole-genome sequencing platforms within the same analysis. Beyond the Kim/KBASE 2022 IRB restriction documented above, one further identified cohort was excluded on public-availability grounds:</w:t>
+      </w:r>
+      <w:r>
+        <w:t xml:space="preserve"> </w:t>
+      </w:r>
+      <w:r>
+        <w:rPr>
+          <w:b/>
+          <w:bCs/>
+        </w:rPr>
+        <w:t xml:space="preserve">ALBION 2025</w:t>
+      </w:r>
+      <w:r>
+        <w:t xml:space="preserve"> </w:t>
+      </w:r>
+      <w:r>
+        <w:t xml:space="preserve">(Maraki et al.,</w:t>
+      </w:r>
+      <w:r>
+        <w:t xml:space="preserve"> </w:t>
+      </w:r>
+      <w:r>
+        <w:rPr>
+          <w:i/>
+          <w:iCs/>
+        </w:rPr>
+        <w:t xml:space="preserve">Journal of Alzheimer’s Disease</w:t>
+      </w:r>
+      <w:r>
+        <w:t xml:space="preserve">, 2025; PRJNA1297934), a Greek cohort of 99 participants (50 MCI, 49 CN; V3–V4) — the only European 16S cohort identified in the search — was confirmed as the correct accession from the published paper, but NCBI BioProject reported the deposit as not yet publicly released as of the search date. ALBION was therefore excluded from the active cohort set; it remains the most direct candidate for a future sixth cohort should the data be released.</w:t>
       </w:r>
     </w:p>
     <w:p>

--- a/manuscript/supplementary.docx
+++ b/manuscript/supplementary.docx
@@ -2712,7 +2712,7 @@
               <w:pStyle w:val="Compact"/>
             </w:pPr>
             <w:r>
-              <w:t xml:space="preserve">594</w:t>
+              <w:t xml:space="preserve">504</w:t>
             </w:r>
           </w:p>
         </w:tc>

--- a/manuscript/supplementary.docx
+++ b/manuscript/supplementary.docx
@@ -2837,13 +2837,13 @@
       </w:r>
     </w:p>
     <w:bookmarkEnd w:id="13"/>
-    <w:bookmarkStart w:id="14" w:name="X90159005a3430273eb2cdd5398e1b83e79d4546"/>
+    <w:bookmarkStart w:id="14" w:name="X5a300ab727c16619eb908e32fef63071f9d261b"/>
     <w:p>
       <w:pPr>
         <w:pStyle w:val="Heading3"/>
       </w:pPr>
       <w:r>
-        <w:t xml:space="preserve">Figure S2. LightGBM Top-15 SHAP Taxa Per Cohort</w:t>
+        <w:t xml:space="preserve">Figure S2. Top-15 SHAP Taxa Per Cohort (LightGBM, Out-of-Fold)</w:t>
       </w:r>
     </w:p>
     <w:p>
@@ -2861,7 +2861,7 @@
         <w:t xml:space="preserve"> </w:t>
       </w:r>
       <w:r>
-        <w:t xml:space="preserve">Out-of-fold (OOF) SHAP feature importance dot plot for LightGBM classifiers, parallel to Figure 6A (logistic regression). SHAP values were computed using the same 10-fold outer CV structure used for AUC estimation (Section 2.4): in each fold the classifier was trained on the 9 training folds and SHAP values were computed for the held-out fold only, then aggregated across all 10 folds. This avoids the in-sample overfitting bias that arises when SHAP values are computed on the same data used to fit the model. Dot size proportional to mean |SHAP| value (feature importance); red = AD-associated (positive mean SHAP); blue = CN-associated. Yellow background marks directional flip taxa appearing in top-20 of ≥2 cohorts with opposite sign (★ prefix). Top taxon per cohort: Lachnoclostridium (Zhuang 2018, CN-associated, |SHAP|=0.560), Akkermansia (Ling 2020, CN-associated, |SHAP|=0.947), Bacteroides (Zhu 2022, AD-associated, |SHAP|=1.243), Castellaniella (Kazakhstan, CN-associated, |SHAP|=0.614). Mean pairwise Jaccard similarity at top-20: 0.058 — within the null 95% CI of a random-draw baseline (Section 2.8), consistent with tree models concentrating importance in essentially non-overlapping, cohort-specific feature sets. LightGBM directional flips (top-20, 12 taxa): Agathobacter, Akkermansia, Bacteroides, Colidextribacter, Faecalibacterium, Incertae Sedis, Lachnospira, Lactobacillus, Oscillibacter, Romboutsia, Roseburia, [Eubacterium] siraeum group.</w:t>
+        <w:t xml:space="preserve">Horizontal bar charts showing mean |SHAP| value (CLR units) for the top-15 genera by importance in each of the four labeled cohorts under out-of-fold LightGBM evaluation. Red bars = AD-associated (positive mean signed SHAP); blue bars = CN-associated (negative mean signed SHAP). Top taxon per cohort: Lachnoclostridium (Zhuang 2018, CN-associated, |SHAP|=0.560), Akkermansia (Ling 2020, CN-associated, |SHAP|=0.947), Bacteroides (Zhu 2022, AD-associated, |SHAP|=1.243), Castellaniella (Kazakhstan, CN-associated, |SHAP|=0.614). Mean pairwise Jaccard similarity at top-20: 0.058, within the null 95% CI of a random-draw baseline (Section 2.8). LightGBM directional flips (top-20, 12 taxa): Agathobacter, Akkermansia, Bacteroides, Colidextribacter, Faecalibacterium, Incertae Sedis, Lachnospira, Lactobacillus, Oscillibacter, Romboutsia, Roseburia, [Eubacterium] siraeum group.</w:t>
       </w:r>
     </w:p>
     <w:p>
@@ -3288,7 +3288,7 @@
         <w:t xml:space="preserve"> </w:t>
       </w:r>
       <w:r>
-        <w:t xml:space="preserve">Sensitivity analysis: LOCO AUC under three cohort exclusion configurations. Each panel shows the 3-cohort LOCO experiment with one cohort excluded from the full analysis. Left: excluding Kazakhstan (Zhuang+Ling+Zhu trained, each held out in turn). Center: excluding Zhuang 2018. Right: excluding Ling 2020. Error bars = 95% bootstrap CI. Generalization failure persists across all configurations, confirming robustness to individual cohort exclusion.</w:t>
+        <w:t xml:space="preserve">Sensitivity analysis: LOCO AUC under three cohort exclusion configurations. Each panel shows the 3-cohort LOCO experiment with one cohort excluded from the full analysis. Left: excluding Kazakhstan (Zhuang+Ling+Zhu trained, each held out in turn). Center: excluding Zhuang 2018. Right: excluding Ling 2020. Error bars = 95% bootstrap CI. Generalization degradation persisted across all three prespecified cohort-exclusion configurations.</w:t>
       </w:r>
     </w:p>
     <w:p>

--- a/manuscript/supplementary.docx
+++ b/manuscript/supplementary.docx
@@ -3660,7 +3660,7 @@
         <w:t xml:space="preserve">("Alzheimer's disease" OR "Alzheimer disease" OR "mild cognitive impairment" OR "MCI" OR "dementia") AND ("gut microbiome" OR "gut microbiota" OR "intestinal microbiome" OR "16S rRNA") AND ("Homo sapiens")</w:t>
       </w:r>
       <w:r>
-        <w:t xml:space="preserve">. Inclusion required: (1) per-sample diagnosis labels (AD, MCI, or CN) accessible in public metadata; (2) raw FASTQ files or quality-filtered reads deposited in a public archive; (3) a minimum of 40 participants per cohort. Studies were excluded if per-sample labels were IRB-restricted, if data had not been publicly released at the time of analysis, or if samples represented a tissue compartment other than fecal microbiome as the primary analyte; shotgun metagenomic cohorts meeting all other criteria were identified but excluded to avoid mixing amplicon and whole-genome sequencing platforms within the same analysis. Beyond the Kim/KBASE 2022 IRB restriction documented above, one further identified cohort was excluded on public-availability grounds:</w:t>
+        <w:t xml:space="preserve">. For supervised analyses, inclusion required: (1) per-sample diagnosis labels (AD, MCI, or CN) accessible in public metadata; (2) raw FASTQ files or quality-filtered reads deposited in a public archive; (3) a minimum of 40 participants per cohort. Studies were excluded from supervised analyses if per-sample labels were IRB-restricted, if data had not been publicly released at the time of analysis, or if samples represented a tissue compartment other than fecal microbiome as the primary analyte; shotgun metagenomic cohorts meeting all other criteria were identified but excluded to avoid mixing amplicon and whole-genome sequencing platforms within the same analysis. Beyond the Kim/KBASE 2022 IRB restriction documented above, one further identified cohort was excluded on public-availability grounds:</w:t>
       </w:r>
       <w:r>
         <w:t xml:space="preserve"> </w:t>
